--- a/Panduan_Outlet_ER_Edhos.docx
+++ b/Panduan_Outlet_ER_Edhos.docx
@@ -8,7 +8,23 @@
         <w:jc w:val="center"/>
       </w:pPr>
       <w:r>
-        <w:t>Panduan Outlet — Pesan &amp; Terima Barang</w:t>
+        <w:t xml:space="preserve">Panduan Outlet — </w:t>
+      </w:r>
+      <w:proofErr w:type="spellStart"/>
+      <w:r>
+        <w:t>Pesan</w:t>
+      </w:r>
+      <w:proofErr w:type="spellEnd"/>
+      <w:r>
+        <w:t xml:space="preserve"> &amp; </w:t>
+      </w:r>
+      <w:proofErr w:type="spellStart"/>
+      <w:r>
+        <w:t>Terima</w:t>
+      </w:r>
+      <w:proofErr w:type="spellEnd"/>
+      <w:r>
+        <w:t xml:space="preserve"> Barang</w:t>
       </w:r>
     </w:p>
     <w:p>
@@ -16,15 +32,68 @@
         <w:pStyle w:val="Heading1"/>
       </w:pPr>
       <w:r>
-        <w:t>1. Membuka Tautan dan Masuk ke Aplikasi</w:t>
-      </w:r>
+        <w:t xml:space="preserve">1. </w:t>
+      </w:r>
+      <w:proofErr w:type="spellStart"/>
+      <w:r>
+        <w:t>Membuka</w:t>
+      </w:r>
+      <w:proofErr w:type="spellEnd"/>
+      <w:r>
+        <w:t xml:space="preserve"> </w:t>
+      </w:r>
+      <w:proofErr w:type="spellStart"/>
+      <w:r>
+        <w:t>Tautan</w:t>
+      </w:r>
+      <w:proofErr w:type="spellEnd"/>
+      <w:r>
+        <w:t xml:space="preserve"> dan Masuk </w:t>
+      </w:r>
+      <w:proofErr w:type="spellStart"/>
+      <w:r>
+        <w:t>ke</w:t>
+      </w:r>
+      <w:proofErr w:type="spellEnd"/>
+      <w:r>
+        <w:t xml:space="preserve"> </w:t>
+      </w:r>
+      <w:proofErr w:type="spellStart"/>
+      <w:r>
+        <w:t>Aplikasi</w:t>
+      </w:r>
+      <w:proofErr w:type="spellEnd"/>
     </w:p>
     <w:p>
       <w:pPr>
         <w:ind w:left="504" w:hanging="432"/>
       </w:pPr>
       <w:r>
-        <w:t xml:space="preserve">1.  Buka tautan pemesanan milik outlet Anda: </w:t>
+        <w:t xml:space="preserve">1.  Buka </w:t>
+      </w:r>
+      <w:proofErr w:type="spellStart"/>
+      <w:r>
+        <w:t>tautan</w:t>
+      </w:r>
+      <w:proofErr w:type="spellEnd"/>
+      <w:r>
+        <w:t xml:space="preserve"> </w:t>
+      </w:r>
+      <w:proofErr w:type="spellStart"/>
+      <w:r>
+        <w:t>pemesanan</w:t>
+      </w:r>
+      <w:proofErr w:type="spellEnd"/>
+      <w:r>
+        <w:t xml:space="preserve"> </w:t>
+      </w:r>
+      <w:proofErr w:type="spellStart"/>
+      <w:r>
+        <w:t>milik</w:t>
+      </w:r>
+      <w:proofErr w:type="spellEnd"/>
+      <w:r>
+        <w:t xml:space="preserve"> outlet Anda: </w:t>
       </w:r>
       <w:hyperlink r:id="rId6">
         <w:r>
@@ -36,31 +105,77 @@
         </w:r>
       </w:hyperlink>
     </w:p>
+    <w:tbl>
+      <w:tblPr>
+        <w:tblStyle w:val="TableGrid"/>
+        <w:tblW w:w="0" w:type="auto"/>
+        <w:tblInd w:w="504" w:type="dxa"/>
+        <w:tblLook w:val="04A0" w:firstRow="1" w:lastRow="0" w:firstColumn="1" w:lastColumn="0" w:noHBand="0" w:noVBand="1"/>
+      </w:tblPr>
+      <w:tblGrid>
+        <w:gridCol w:w="4524"/>
+        <w:gridCol w:w="4548"/>
+      </w:tblGrid>
+      <w:tr>
+        <w:tc>
+          <w:tcPr>
+            <w:tcW w:w="4788" w:type="dxa"/>
+          </w:tcPr>
+          <w:p>
+            <w:r>
+              <w:rPr>
+                <w:b/>
+                <w:bCs/>
+              </w:rPr>
+              <w:t>Username</w:t>
+            </w:r>
+            <w:r>
+              <w:t xml:space="preserve">: </w:t>
+            </w:r>
+            <w:r>
+              <w:t>er-</w:t>
+            </w:r>
+            <w:proofErr w:type="spellStart"/>
+            <w:r>
+              <w:t>edhos</w:t>
+            </w:r>
+            <w:proofErr w:type="spellEnd"/>
+            <w:r>
+              <w:t>-</w:t>
+            </w:r>
+            <w:proofErr w:type="spellStart"/>
+            <w:r>
+              <w:t>bdg</w:t>
+            </w:r>
+            <w:proofErr w:type="spellEnd"/>
+          </w:p>
+        </w:tc>
+        <w:tc>
+          <w:tcPr>
+            <w:tcW w:w="4788" w:type="dxa"/>
+          </w:tcPr>
+          <w:p>
+            <w:r>
+              <w:rPr>
+                <w:b/>
+                <w:bCs/>
+              </w:rPr>
+              <w:t>Password</w:t>
+            </w:r>
+            <w:r>
+              <w:t xml:space="preserve">: </w:t>
+            </w:r>
+            <w:r>
+              <w:t>EREDHOSBDG!</w:t>
+            </w:r>
+          </w:p>
+        </w:tc>
+      </w:tr>
+    </w:tbl>
     <w:p>
       <w:pPr>
         <w:ind w:left="504" w:hanging="432"/>
       </w:pPr>
-      <w:r>
-        <w:t xml:space="preserve">2.  Jika Anda belum masuk, akan muncul formulir </w:t>
-      </w:r>
-      <w:r>
-        <w:rPr>
-          <w:b/>
-        </w:rPr>
-        <w:t>"Masuk untuk pesan &amp; pantau kiriman"</w:t>
-      </w:r>
-      <w:r>
-        <w:t xml:space="preserve">. Isi username yang diberikan oleh gudang beserta kata sandi (password), lalu ketuk </w:t>
-      </w:r>
-      <w:r>
-        <w:rPr>
-          <w:b/>
-        </w:rPr>
-        <w:t>Masuk</w:t>
-      </w:r>
-      <w:r>
-        <w:t>.</w:t>
-      </w:r>
     </w:p>
     <w:p>
       <w:pPr>
@@ -123,16 +238,146 @@
     </w:p>
     <w:p>
       <w:r>
-        <w:t xml:space="preserve">Pada bagian atas halaman terdapat dua tombol: </w:t>
-      </w:r>
+        <w:t xml:space="preserve">Pada </w:t>
+      </w:r>
+      <w:proofErr w:type="spellStart"/>
+      <w:r>
+        <w:t>bagian</w:t>
+      </w:r>
+      <w:proofErr w:type="spellEnd"/>
+      <w:r>
+        <w:t xml:space="preserve"> </w:t>
+      </w:r>
+      <w:proofErr w:type="spellStart"/>
+      <w:r>
+        <w:t>atas</w:t>
+      </w:r>
+      <w:proofErr w:type="spellEnd"/>
+      <w:r>
+        <w:t xml:space="preserve"> </w:t>
+      </w:r>
+      <w:proofErr w:type="spellStart"/>
+      <w:r>
+        <w:t>halaman</w:t>
+      </w:r>
+      <w:proofErr w:type="spellEnd"/>
+      <w:r>
+        <w:t xml:space="preserve"> </w:t>
+      </w:r>
+      <w:proofErr w:type="spellStart"/>
+      <w:r>
+        <w:t>terdapat</w:t>
+      </w:r>
+      <w:proofErr w:type="spellEnd"/>
+      <w:r>
+        <w:t xml:space="preserve"> dua </w:t>
+      </w:r>
+      <w:proofErr w:type="spellStart"/>
+      <w:r>
+        <w:t>tombol</w:t>
+      </w:r>
+      <w:proofErr w:type="spellEnd"/>
+      <w:r>
+        <w:t xml:space="preserve">: </w:t>
+      </w:r>
+      <w:proofErr w:type="spellStart"/>
       <w:r>
         <w:rPr>
           <w:b/>
         </w:rPr>
         <w:t>Keluar</w:t>
       </w:r>
-      <w:r>
-        <w:t xml:space="preserve">, untuk keluar dari aplikasi (akan muncul konfirmasi "Keluar? Nanti login lagi untuk pesan."), dan </w:t>
+      <w:proofErr w:type="spellEnd"/>
+      <w:r>
+        <w:t xml:space="preserve">, </w:t>
+      </w:r>
+      <w:proofErr w:type="spellStart"/>
+      <w:r>
+        <w:t>untuk</w:t>
+      </w:r>
+      <w:proofErr w:type="spellEnd"/>
+      <w:r>
+        <w:t xml:space="preserve"> </w:t>
+      </w:r>
+      <w:proofErr w:type="spellStart"/>
+      <w:r>
+        <w:t>keluar</w:t>
+      </w:r>
+      <w:proofErr w:type="spellEnd"/>
+      <w:r>
+        <w:t xml:space="preserve"> </w:t>
+      </w:r>
+      <w:proofErr w:type="spellStart"/>
+      <w:r>
+        <w:t>dari</w:t>
+      </w:r>
+      <w:proofErr w:type="spellEnd"/>
+      <w:r>
+        <w:t xml:space="preserve"> </w:t>
+      </w:r>
+      <w:proofErr w:type="spellStart"/>
+      <w:r>
+        <w:t>aplikasi</w:t>
+      </w:r>
+      <w:proofErr w:type="spellEnd"/>
+      <w:r>
+        <w:t xml:space="preserve"> (</w:t>
+      </w:r>
+      <w:proofErr w:type="spellStart"/>
+      <w:r>
+        <w:t>akan</w:t>
+      </w:r>
+      <w:proofErr w:type="spellEnd"/>
+      <w:r>
+        <w:t xml:space="preserve"> </w:t>
+      </w:r>
+      <w:proofErr w:type="spellStart"/>
+      <w:r>
+        <w:t>muncul</w:t>
+      </w:r>
+      <w:proofErr w:type="spellEnd"/>
+      <w:r>
+        <w:t xml:space="preserve"> </w:t>
+      </w:r>
+      <w:proofErr w:type="spellStart"/>
+      <w:r>
+        <w:t>konfirmasi</w:t>
+      </w:r>
+      <w:proofErr w:type="spellEnd"/>
+      <w:r>
+        <w:t xml:space="preserve"> "</w:t>
+      </w:r>
+      <w:proofErr w:type="spellStart"/>
+      <w:r>
+        <w:t>Keluar</w:t>
+      </w:r>
+      <w:proofErr w:type="spellEnd"/>
+      <w:r>
+        <w:t xml:space="preserve">? Nanti login </w:t>
+      </w:r>
+      <w:proofErr w:type="spellStart"/>
+      <w:r>
+        <w:t>lagi</w:t>
+      </w:r>
+      <w:proofErr w:type="spellEnd"/>
+      <w:r>
+        <w:t xml:space="preserve"> </w:t>
+      </w:r>
+      <w:proofErr w:type="spellStart"/>
+      <w:r>
+        <w:t>untuk</w:t>
+      </w:r>
+      <w:proofErr w:type="spellEnd"/>
+      <w:r>
+        <w:t xml:space="preserve"> </w:t>
+      </w:r>
+      <w:proofErr w:type="spellStart"/>
+      <w:r>
+        <w:t>pesan</w:t>
+      </w:r>
+      <w:proofErr w:type="spellEnd"/>
+      <w:r>
+        <w:t xml:space="preserve">."), dan </w:t>
       </w:r>
       <w:r>
         <w:rPr>
@@ -141,14 +386,96 @@
         <w:t>Sandi</w:t>
       </w:r>
       <w:r>
-        <w:t xml:space="preserve">, untuk mengganti kata sandi Anda sendiri (ketik kata sandi baru sebanyak 2 kali, lalu ketuk </w:t>
-      </w:r>
+        <w:t xml:space="preserve">, </w:t>
+      </w:r>
+      <w:proofErr w:type="spellStart"/>
+      <w:r>
+        <w:t>untuk</w:t>
+      </w:r>
+      <w:proofErr w:type="spellEnd"/>
+      <w:r>
+        <w:t xml:space="preserve"> </w:t>
+      </w:r>
+      <w:proofErr w:type="spellStart"/>
+      <w:r>
+        <w:t>mengganti</w:t>
+      </w:r>
+      <w:proofErr w:type="spellEnd"/>
+      <w:r>
+        <w:t xml:space="preserve"> kata </w:t>
+      </w:r>
+      <w:proofErr w:type="spellStart"/>
+      <w:r>
+        <w:t>sandi</w:t>
+      </w:r>
+      <w:proofErr w:type="spellEnd"/>
+      <w:r>
+        <w:t xml:space="preserve"> Anda </w:t>
+      </w:r>
+      <w:proofErr w:type="spellStart"/>
+      <w:r>
+        <w:t>sendiri</w:t>
+      </w:r>
+      <w:proofErr w:type="spellEnd"/>
+      <w:r>
+        <w:t xml:space="preserve"> (</w:t>
+      </w:r>
+      <w:proofErr w:type="spellStart"/>
+      <w:r>
+        <w:t>ketik</w:t>
+      </w:r>
+      <w:proofErr w:type="spellEnd"/>
+      <w:r>
+        <w:t xml:space="preserve"> kata </w:t>
+      </w:r>
+      <w:proofErr w:type="spellStart"/>
+      <w:r>
+        <w:t>sandi</w:t>
+      </w:r>
+      <w:proofErr w:type="spellEnd"/>
+      <w:r>
+        <w:t xml:space="preserve"> </w:t>
+      </w:r>
+      <w:proofErr w:type="spellStart"/>
+      <w:r>
+        <w:t>baru</w:t>
+      </w:r>
+      <w:proofErr w:type="spellEnd"/>
+      <w:r>
+        <w:t xml:space="preserve"> </w:t>
+      </w:r>
+      <w:proofErr w:type="spellStart"/>
+      <w:r>
+        <w:t>sebanyak</w:t>
+      </w:r>
+      <w:proofErr w:type="spellEnd"/>
+      <w:r>
+        <w:t xml:space="preserve"> 2 kali, </w:t>
+      </w:r>
+      <w:proofErr w:type="spellStart"/>
+      <w:r>
+        <w:t>lalu</w:t>
+      </w:r>
+      <w:proofErr w:type="spellEnd"/>
+      <w:r>
+        <w:t xml:space="preserve"> </w:t>
+      </w:r>
+      <w:proofErr w:type="spellStart"/>
+      <w:r>
+        <w:t>ketuk</w:t>
+      </w:r>
+      <w:proofErr w:type="spellEnd"/>
+      <w:r>
+        <w:t xml:space="preserve"> </w:t>
+      </w:r>
+      <w:proofErr w:type="spellStart"/>
       <w:r>
         <w:rPr>
           <w:b/>
         </w:rPr>
         <w:t>Simpan</w:t>
       </w:r>
+      <w:proofErr w:type="spellEnd"/>
       <w:r>
         <w:t>).</w:t>
       </w:r>
@@ -218,7 +545,23 @@
       </w:pPr>
       <w:r>
         <w:lastRenderedPageBreak/>
-        <w:t>2. Tab Pesan Baru — Memesan Barang</w:t>
+        <w:t xml:space="preserve">2. Tab </w:t>
+      </w:r>
+      <w:proofErr w:type="spellStart"/>
+      <w:r>
+        <w:t>Pesan</w:t>
+      </w:r>
+      <w:proofErr w:type="spellEnd"/>
+      <w:r>
+        <w:t xml:space="preserve"> Baru — </w:t>
+      </w:r>
+      <w:proofErr w:type="spellStart"/>
+      <w:r>
+        <w:t>Memesan</w:t>
+      </w:r>
+      <w:proofErr w:type="spellEnd"/>
+      <w:r>
+        <w:t xml:space="preserve"> Barang</w:t>
       </w:r>
     </w:p>
     <w:p>
@@ -226,7 +569,71 @@
         <w:pStyle w:val="ListBullet"/>
       </w:pPr>
       <w:r>
-        <w:t xml:space="preserve">Bagian atas halaman menampilkan informasi jadwal berupa kotak kecil </w:t>
+        <w:t xml:space="preserve">Bagian </w:t>
+      </w:r>
+      <w:proofErr w:type="spellStart"/>
+      <w:r>
+        <w:t>atas</w:t>
+      </w:r>
+      <w:proofErr w:type="spellEnd"/>
+      <w:r>
+        <w:t xml:space="preserve"> </w:t>
+      </w:r>
+      <w:proofErr w:type="spellStart"/>
+      <w:r>
+        <w:t>halaman</w:t>
+      </w:r>
+      <w:proofErr w:type="spellEnd"/>
+      <w:r>
+        <w:t xml:space="preserve"> </w:t>
+      </w:r>
+      <w:proofErr w:type="spellStart"/>
+      <w:r>
+        <w:t>menampilkan</w:t>
+      </w:r>
+      <w:proofErr w:type="spellEnd"/>
+      <w:r>
+        <w:t xml:space="preserve"> </w:t>
+      </w:r>
+      <w:proofErr w:type="spellStart"/>
+      <w:r>
+        <w:t>informasi</w:t>
+      </w:r>
+      <w:proofErr w:type="spellEnd"/>
+      <w:r>
+        <w:t xml:space="preserve"> </w:t>
+      </w:r>
+      <w:proofErr w:type="spellStart"/>
+      <w:r>
+        <w:t>jadwal</w:t>
+      </w:r>
+      <w:proofErr w:type="spellEnd"/>
+      <w:r>
+        <w:t xml:space="preserve"> </w:t>
+      </w:r>
+      <w:proofErr w:type="spellStart"/>
+      <w:r>
+        <w:t>berupa</w:t>
+      </w:r>
+      <w:proofErr w:type="spellEnd"/>
+      <w:r>
+        <w:t xml:space="preserve"> </w:t>
+      </w:r>
+      <w:proofErr w:type="spellStart"/>
+      <w:r>
+        <w:t>kotak</w:t>
+      </w:r>
+      <w:proofErr w:type="spellEnd"/>
+      <w:r>
+        <w:t xml:space="preserve"> </w:t>
+      </w:r>
+      <w:proofErr w:type="spellStart"/>
+      <w:r>
+        <w:t>kecil</w:t>
+      </w:r>
+      <w:proofErr w:type="spellEnd"/>
+      <w:r>
+        <w:t xml:space="preserve"> </w:t>
       </w:r>
       <w:r>
         <w:rPr>
@@ -235,7 +642,71 @@
         <w:t>"Masuk:"</w:t>
       </w:r>
       <w:r>
-        <w:t xml:space="preserve"> beserta rencana tanggal pengiriman. Gudang memproses pesanan setiap hari </w:t>
+        <w:t xml:space="preserve"> </w:t>
+      </w:r>
+      <w:proofErr w:type="spellStart"/>
+      <w:r>
+        <w:t>beserta</w:t>
+      </w:r>
+      <w:proofErr w:type="spellEnd"/>
+      <w:r>
+        <w:t xml:space="preserve"> </w:t>
+      </w:r>
+      <w:proofErr w:type="spellStart"/>
+      <w:r>
+        <w:t>rencana</w:t>
+      </w:r>
+      <w:proofErr w:type="spellEnd"/>
+      <w:r>
+        <w:t xml:space="preserve"> </w:t>
+      </w:r>
+      <w:proofErr w:type="spellStart"/>
+      <w:r>
+        <w:t>tanggal</w:t>
+      </w:r>
+      <w:proofErr w:type="spellEnd"/>
+      <w:r>
+        <w:t xml:space="preserve"> </w:t>
+      </w:r>
+      <w:proofErr w:type="spellStart"/>
+      <w:r>
+        <w:t>pengiriman</w:t>
+      </w:r>
+      <w:proofErr w:type="spellEnd"/>
+      <w:r>
+        <w:t xml:space="preserve">. Gudang </w:t>
+      </w:r>
+      <w:proofErr w:type="spellStart"/>
+      <w:r>
+        <w:t>memproses</w:t>
+      </w:r>
+      <w:proofErr w:type="spellEnd"/>
+      <w:r>
+        <w:t xml:space="preserve"> </w:t>
+      </w:r>
+      <w:proofErr w:type="spellStart"/>
+      <w:r>
+        <w:t>pesanan</w:t>
+      </w:r>
+      <w:proofErr w:type="spellEnd"/>
+      <w:r>
+        <w:t xml:space="preserve"> </w:t>
+      </w:r>
+      <w:proofErr w:type="spellStart"/>
+      <w:r>
+        <w:t>setiap</w:t>
+      </w:r>
+      <w:proofErr w:type="spellEnd"/>
+      <w:r>
+        <w:t xml:space="preserve"> </w:t>
+      </w:r>
+      <w:proofErr w:type="spellStart"/>
+      <w:r>
+        <w:t>hari</w:t>
+      </w:r>
+      <w:proofErr w:type="spellEnd"/>
+      <w:r>
+        <w:t xml:space="preserve"> </w:t>
       </w:r>
       <w:r>
         <w:rPr>
@@ -303,42 +774,279 @@
           <w:color w:val="595959"/>
           <w:sz w:val="18"/>
         </w:rPr>
-        <w:t>Gambar 3 Tanggal Pengiriman</w:t>
-      </w:r>
+        <w:t xml:space="preserve">Gambar 3 </w:t>
+      </w:r>
+      <w:proofErr w:type="spellStart"/>
+      <w:r>
+        <w:rPr>
+          <w:i/>
+          <w:color w:val="595959"/>
+          <w:sz w:val="18"/>
+        </w:rPr>
+        <w:t>Tanggal</w:t>
+      </w:r>
+      <w:proofErr w:type="spellEnd"/>
+      <w:r>
+        <w:rPr>
+          <w:i/>
+          <w:color w:val="595959"/>
+          <w:sz w:val="18"/>
+        </w:rPr>
+        <w:t xml:space="preserve"> </w:t>
+      </w:r>
+      <w:proofErr w:type="spellStart"/>
+      <w:r>
+        <w:rPr>
+          <w:i/>
+          <w:color w:val="595959"/>
+          <w:sz w:val="18"/>
+        </w:rPr>
+        <w:t>Pengiriman</w:t>
+      </w:r>
+      <w:proofErr w:type="spellEnd"/>
     </w:p>
     <w:p>
       <w:pPr>
         <w:pStyle w:val="ListBullet"/>
       </w:pPr>
-      <w:r>
-        <w:t xml:space="preserve">Katalog hanya menampilkan </w:t>
+      <w:proofErr w:type="spellStart"/>
+      <w:r>
+        <w:t>Katalog</w:t>
+      </w:r>
+      <w:proofErr w:type="spellEnd"/>
+      <w:r>
+        <w:t xml:space="preserve"> </w:t>
+      </w:r>
+      <w:proofErr w:type="spellStart"/>
+      <w:r>
+        <w:t>hanya</w:t>
+      </w:r>
+      <w:proofErr w:type="spellEnd"/>
+      <w:r>
+        <w:t xml:space="preserve"> </w:t>
+      </w:r>
+      <w:proofErr w:type="spellStart"/>
+      <w:r>
+        <w:t>menampilkan</w:t>
+      </w:r>
+      <w:proofErr w:type="spellEnd"/>
+      <w:r>
+        <w:t xml:space="preserve"> </w:t>
       </w:r>
       <w:r>
         <w:rPr>
           <w:b/>
         </w:rPr>
-        <w:t>nama, varian, dan satuan</w:t>
-      </w:r>
-      <w:r>
-        <w:t xml:space="preserve"> barang, </w:t>
-      </w:r>
+        <w:t xml:space="preserve">nama, </w:t>
+      </w:r>
+      <w:proofErr w:type="spellStart"/>
       <w:r>
         <w:rPr>
           <w:b/>
         </w:rPr>
-        <w:t>tanpa jumlah stok</w:t>
-      </w:r>
-      <w:r>
-        <w:t xml:space="preserve">. Pilih kategori atau ketik nama barang pada kolom pencarian, lalu ketuk tombol </w:t>
-      </w:r>
+        <w:t>varian</w:t>
+      </w:r>
+      <w:proofErr w:type="spellEnd"/>
       <w:r>
         <w:rPr>
           <w:b/>
         </w:rPr>
+        <w:t xml:space="preserve">, dan </w:t>
+      </w:r>
+      <w:proofErr w:type="spellStart"/>
+      <w:r>
+        <w:rPr>
+          <w:b/>
+        </w:rPr>
+        <w:t>satuan</w:t>
+      </w:r>
+      <w:proofErr w:type="spellEnd"/>
+      <w:r>
+        <w:t xml:space="preserve"> </w:t>
+      </w:r>
+      <w:proofErr w:type="spellStart"/>
+      <w:r>
+        <w:t>barang</w:t>
+      </w:r>
+      <w:proofErr w:type="spellEnd"/>
+      <w:r>
+        <w:t xml:space="preserve">, </w:t>
+      </w:r>
+      <w:proofErr w:type="spellStart"/>
+      <w:r>
+        <w:rPr>
+          <w:b/>
+        </w:rPr>
+        <w:t>tanpa</w:t>
+      </w:r>
+      <w:proofErr w:type="spellEnd"/>
+      <w:r>
+        <w:rPr>
+          <w:b/>
+        </w:rPr>
+        <w:t xml:space="preserve"> </w:t>
+      </w:r>
+      <w:proofErr w:type="spellStart"/>
+      <w:r>
+        <w:rPr>
+          <w:b/>
+        </w:rPr>
+        <w:t>jumlah</w:t>
+      </w:r>
+      <w:proofErr w:type="spellEnd"/>
+      <w:r>
+        <w:rPr>
+          <w:b/>
+        </w:rPr>
+        <w:t xml:space="preserve"> </w:t>
+      </w:r>
+      <w:proofErr w:type="spellStart"/>
+      <w:r>
+        <w:rPr>
+          <w:b/>
+        </w:rPr>
+        <w:t>stok</w:t>
+      </w:r>
+      <w:proofErr w:type="spellEnd"/>
+      <w:r>
+        <w:t xml:space="preserve">. </w:t>
+      </w:r>
+      <w:proofErr w:type="spellStart"/>
+      <w:r>
+        <w:t>Pilih</w:t>
+      </w:r>
+      <w:proofErr w:type="spellEnd"/>
+      <w:r>
+        <w:t xml:space="preserve"> </w:t>
+      </w:r>
+      <w:proofErr w:type="spellStart"/>
+      <w:r>
+        <w:t>kategori</w:t>
+      </w:r>
+      <w:proofErr w:type="spellEnd"/>
+      <w:r>
+        <w:t xml:space="preserve"> </w:t>
+      </w:r>
+      <w:proofErr w:type="spellStart"/>
+      <w:r>
+        <w:t>atau</w:t>
+      </w:r>
+      <w:proofErr w:type="spellEnd"/>
+      <w:r>
+        <w:t xml:space="preserve"> </w:t>
+      </w:r>
+      <w:proofErr w:type="spellStart"/>
+      <w:r>
+        <w:t>ketik</w:t>
+      </w:r>
+      <w:proofErr w:type="spellEnd"/>
+      <w:r>
+        <w:t xml:space="preserve"> nama </w:t>
+      </w:r>
+      <w:proofErr w:type="spellStart"/>
+      <w:r>
+        <w:t>barang</w:t>
+      </w:r>
+      <w:proofErr w:type="spellEnd"/>
+      <w:r>
+        <w:t xml:space="preserve"> pada </w:t>
+      </w:r>
+      <w:proofErr w:type="spellStart"/>
+      <w:r>
+        <w:t>kolom</w:t>
+      </w:r>
+      <w:proofErr w:type="spellEnd"/>
+      <w:r>
+        <w:t xml:space="preserve"> </w:t>
+      </w:r>
+      <w:proofErr w:type="spellStart"/>
+      <w:r>
+        <w:t>pencarian</w:t>
+      </w:r>
+      <w:proofErr w:type="spellEnd"/>
+      <w:r>
+        <w:t xml:space="preserve">, </w:t>
+      </w:r>
+      <w:proofErr w:type="spellStart"/>
+      <w:r>
+        <w:t>lalu</w:t>
+      </w:r>
+      <w:proofErr w:type="spellEnd"/>
+      <w:r>
+        <w:t xml:space="preserve"> </w:t>
+      </w:r>
+      <w:proofErr w:type="spellStart"/>
+      <w:r>
+        <w:t>ketuk</w:t>
+      </w:r>
+      <w:proofErr w:type="spellEnd"/>
+      <w:r>
+        <w:t xml:space="preserve"> </w:t>
+      </w:r>
+      <w:proofErr w:type="spellStart"/>
+      <w:r>
+        <w:t>tombol</w:t>
+      </w:r>
+      <w:proofErr w:type="spellEnd"/>
+      <w:r>
+        <w:t xml:space="preserve"> </w:t>
+      </w:r>
+      <w:r>
+        <w:rPr>
+          <w:b/>
+        </w:rPr>
         <w:t>+</w:t>
       </w:r>
       <w:r>
-        <w:t xml:space="preserve"> atau ketik jumlah secara langsung (misalnya 10).</w:t>
+        <w:t xml:space="preserve"> </w:t>
+      </w:r>
+      <w:proofErr w:type="spellStart"/>
+      <w:r>
+        <w:t>atau</w:t>
+      </w:r>
+      <w:proofErr w:type="spellEnd"/>
+      <w:r>
+        <w:t xml:space="preserve"> </w:t>
+      </w:r>
+      <w:proofErr w:type="spellStart"/>
+      <w:r>
+        <w:t>ketik</w:t>
+      </w:r>
+      <w:proofErr w:type="spellEnd"/>
+      <w:r>
+        <w:t xml:space="preserve"> </w:t>
+      </w:r>
+      <w:proofErr w:type="spellStart"/>
+      <w:r>
+        <w:t>jumlah</w:t>
+      </w:r>
+      <w:proofErr w:type="spellEnd"/>
+      <w:r>
+        <w:t xml:space="preserve"> </w:t>
+      </w:r>
+      <w:proofErr w:type="spellStart"/>
+      <w:r>
+        <w:t>secara</w:t>
+      </w:r>
+      <w:proofErr w:type="spellEnd"/>
+      <w:r>
+        <w:t xml:space="preserve"> </w:t>
+      </w:r>
+      <w:proofErr w:type="spellStart"/>
+      <w:r>
+        <w:t>langsung</w:t>
+      </w:r>
+      <w:proofErr w:type="spellEnd"/>
+      <w:r>
+        <w:t xml:space="preserve"> (</w:t>
+      </w:r>
+      <w:proofErr w:type="spellStart"/>
+      <w:r>
+        <w:t>misalnya</w:t>
+      </w:r>
+      <w:proofErr w:type="spellEnd"/>
+      <w:r>
+        <w:t xml:space="preserve"> 10).</w:t>
       </w:r>
     </w:p>
     <w:p>
@@ -397,15 +1105,232 @@
           <w:color w:val="595959"/>
           <w:sz w:val="18"/>
         </w:rPr>
-        <w:t>Gambar 4 Katalog Pengajuan</w:t>
-      </w:r>
+        <w:t xml:space="preserve">Gambar 4 </w:t>
+      </w:r>
+      <w:proofErr w:type="spellStart"/>
+      <w:r>
+        <w:rPr>
+          <w:i/>
+          <w:color w:val="595959"/>
+          <w:sz w:val="18"/>
+        </w:rPr>
+        <w:t>Katalog</w:t>
+      </w:r>
+      <w:proofErr w:type="spellEnd"/>
+      <w:r>
+        <w:rPr>
+          <w:i/>
+          <w:color w:val="595959"/>
+          <w:sz w:val="18"/>
+        </w:rPr>
+        <w:t xml:space="preserve"> </w:t>
+      </w:r>
+      <w:proofErr w:type="spellStart"/>
+      <w:r>
+        <w:rPr>
+          <w:i/>
+          <w:color w:val="595959"/>
+          <w:sz w:val="18"/>
+        </w:rPr>
+        <w:t>Pengajuan</w:t>
+      </w:r>
+      <w:proofErr w:type="spellEnd"/>
     </w:p>
     <w:p>
       <w:pPr>
         <w:pStyle w:val="ListBullet"/>
       </w:pPr>
-      <w:r>
-        <w:t>Periksa isi pesanan pada tab dengan ikon keranjang (angka menunjukkan jumlah macam barang). Tampilannya berbunyi "Keranjang • N macam • M pcs". Apabila masih kosong, akan tampil tulisan "Keranjang kosong — cari barang lalu tap +."</w:t>
+      <w:proofErr w:type="spellStart"/>
+      <w:r>
+        <w:t>Periksa</w:t>
+      </w:r>
+      <w:proofErr w:type="spellEnd"/>
+      <w:r>
+        <w:t xml:space="preserve"> </w:t>
+      </w:r>
+      <w:proofErr w:type="spellStart"/>
+      <w:r>
+        <w:t>isi</w:t>
+      </w:r>
+      <w:proofErr w:type="spellEnd"/>
+      <w:r>
+        <w:t xml:space="preserve"> </w:t>
+      </w:r>
+      <w:proofErr w:type="spellStart"/>
+      <w:r>
+        <w:t>pesanan</w:t>
+      </w:r>
+      <w:proofErr w:type="spellEnd"/>
+      <w:r>
+        <w:t xml:space="preserve"> pada tab </w:t>
+      </w:r>
+      <w:proofErr w:type="spellStart"/>
+      <w:r>
+        <w:t>dengan</w:t>
+      </w:r>
+      <w:proofErr w:type="spellEnd"/>
+      <w:r>
+        <w:t xml:space="preserve"> ikon </w:t>
+      </w:r>
+      <w:proofErr w:type="spellStart"/>
+      <w:r>
+        <w:t>keranjang</w:t>
+      </w:r>
+      <w:proofErr w:type="spellEnd"/>
+      <w:r>
+        <w:t xml:space="preserve"> (</w:t>
+      </w:r>
+      <w:proofErr w:type="spellStart"/>
+      <w:r>
+        <w:t>angka</w:t>
+      </w:r>
+      <w:proofErr w:type="spellEnd"/>
+      <w:r>
+        <w:t xml:space="preserve"> </w:t>
+      </w:r>
+      <w:proofErr w:type="spellStart"/>
+      <w:r>
+        <w:t>menunjukkan</w:t>
+      </w:r>
+      <w:proofErr w:type="spellEnd"/>
+      <w:r>
+        <w:t xml:space="preserve"> </w:t>
+      </w:r>
+      <w:proofErr w:type="spellStart"/>
+      <w:r>
+        <w:t>jumlah</w:t>
+      </w:r>
+      <w:proofErr w:type="spellEnd"/>
+      <w:r>
+        <w:t xml:space="preserve"> </w:t>
+      </w:r>
+      <w:proofErr w:type="spellStart"/>
+      <w:r>
+        <w:t>macam</w:t>
+      </w:r>
+      <w:proofErr w:type="spellEnd"/>
+      <w:r>
+        <w:t xml:space="preserve"> </w:t>
+      </w:r>
+      <w:proofErr w:type="spellStart"/>
+      <w:r>
+        <w:t>barang</w:t>
+      </w:r>
+      <w:proofErr w:type="spellEnd"/>
+      <w:r>
+        <w:t xml:space="preserve">). </w:t>
+      </w:r>
+      <w:proofErr w:type="spellStart"/>
+      <w:r>
+        <w:t>Tampilannya</w:t>
+      </w:r>
+      <w:proofErr w:type="spellEnd"/>
+      <w:r>
+        <w:t xml:space="preserve"> </w:t>
+      </w:r>
+      <w:proofErr w:type="spellStart"/>
+      <w:r>
+        <w:t>berbunyi</w:t>
+      </w:r>
+      <w:proofErr w:type="spellEnd"/>
+      <w:r>
+        <w:t xml:space="preserve"> "</w:t>
+      </w:r>
+      <w:proofErr w:type="spellStart"/>
+      <w:r>
+        <w:t>Keranjang</w:t>
+      </w:r>
+      <w:proofErr w:type="spellEnd"/>
+      <w:r>
+        <w:t xml:space="preserve"> • N </w:t>
+      </w:r>
+      <w:proofErr w:type="spellStart"/>
+      <w:r>
+        <w:t>macam</w:t>
+      </w:r>
+      <w:proofErr w:type="spellEnd"/>
+      <w:r>
+        <w:t xml:space="preserve"> • M pcs". </w:t>
+      </w:r>
+      <w:proofErr w:type="spellStart"/>
+      <w:r>
+        <w:t>Apabila</w:t>
+      </w:r>
+      <w:proofErr w:type="spellEnd"/>
+      <w:r>
+        <w:t xml:space="preserve"> </w:t>
+      </w:r>
+      <w:proofErr w:type="spellStart"/>
+      <w:r>
+        <w:t>masih</w:t>
+      </w:r>
+      <w:proofErr w:type="spellEnd"/>
+      <w:r>
+        <w:t xml:space="preserve"> </w:t>
+      </w:r>
+      <w:proofErr w:type="spellStart"/>
+      <w:r>
+        <w:t>kosong</w:t>
+      </w:r>
+      <w:proofErr w:type="spellEnd"/>
+      <w:r>
+        <w:t xml:space="preserve">, </w:t>
+      </w:r>
+      <w:proofErr w:type="spellStart"/>
+      <w:r>
+        <w:t>akan</w:t>
+      </w:r>
+      <w:proofErr w:type="spellEnd"/>
+      <w:r>
+        <w:t xml:space="preserve"> </w:t>
+      </w:r>
+      <w:proofErr w:type="spellStart"/>
+      <w:r>
+        <w:t>tampil</w:t>
+      </w:r>
+      <w:proofErr w:type="spellEnd"/>
+      <w:r>
+        <w:t xml:space="preserve"> tulisan "</w:t>
+      </w:r>
+      <w:proofErr w:type="spellStart"/>
+      <w:r>
+        <w:t>Keranjang</w:t>
+      </w:r>
+      <w:proofErr w:type="spellEnd"/>
+      <w:r>
+        <w:t xml:space="preserve"> </w:t>
+      </w:r>
+      <w:proofErr w:type="spellStart"/>
+      <w:r>
+        <w:t>kosong</w:t>
+      </w:r>
+      <w:proofErr w:type="spellEnd"/>
+      <w:r>
+        <w:t xml:space="preserve"> — </w:t>
+      </w:r>
+      <w:proofErr w:type="spellStart"/>
+      <w:r>
+        <w:t>cari</w:t>
+      </w:r>
+      <w:proofErr w:type="spellEnd"/>
+      <w:r>
+        <w:t xml:space="preserve"> </w:t>
+      </w:r>
+      <w:proofErr w:type="spellStart"/>
+      <w:r>
+        <w:t>barang</w:t>
+      </w:r>
+      <w:proofErr w:type="spellEnd"/>
+      <w:r>
+        <w:t xml:space="preserve"> </w:t>
+      </w:r>
+      <w:proofErr w:type="spellStart"/>
+      <w:r>
+        <w:t>lalu</w:t>
+      </w:r>
+      <w:proofErr w:type="spellEnd"/>
+      <w:r>
+        <w:t xml:space="preserve"> tap +."</w:t>
       </w:r>
     </w:p>
     <w:p>
@@ -413,25 +1338,185 @@
         <w:pStyle w:val="ListBullet"/>
       </w:pPr>
       <w:r>
-        <w:t xml:space="preserve">Isi kolom </w:t>
+        <w:t xml:space="preserve">Isi </w:t>
+      </w:r>
+      <w:proofErr w:type="spellStart"/>
+      <w:r>
+        <w:t>kolom</w:t>
+      </w:r>
+      <w:proofErr w:type="spellEnd"/>
+      <w:r>
+        <w:t xml:space="preserve"> </w:t>
       </w:r>
       <w:r>
         <w:rPr>
           <w:b/>
         </w:rPr>
-        <w:t>"Nama pemesan (wajib)"</w:t>
-      </w:r>
-      <w:r>
-        <w:t xml:space="preserve">, lalu ketuk </w:t>
-      </w:r>
+        <w:t xml:space="preserve">"Nama </w:t>
+      </w:r>
+      <w:proofErr w:type="spellStart"/>
       <w:r>
         <w:rPr>
           <w:b/>
         </w:rPr>
-        <w:t>"Kirim pesanan (N macam)"</w:t>
-      </w:r>
-      <w:r>
-        <w:t xml:space="preserve"> (tombol akan berubah menjadi "Mengirim…"). Jika berhasil, tampilan otomatis berpindah ke Tab Riwayat.</w:t>
+        <w:t>pemesan</w:t>
+      </w:r>
+      <w:proofErr w:type="spellEnd"/>
+      <w:r>
+        <w:rPr>
+          <w:b/>
+        </w:rPr>
+        <w:t xml:space="preserve"> (</w:t>
+      </w:r>
+      <w:proofErr w:type="spellStart"/>
+      <w:r>
+        <w:rPr>
+          <w:b/>
+        </w:rPr>
+        <w:t>wajib</w:t>
+      </w:r>
+      <w:proofErr w:type="spellEnd"/>
+      <w:r>
+        <w:rPr>
+          <w:b/>
+        </w:rPr>
+        <w:t>)"</w:t>
+      </w:r>
+      <w:r>
+        <w:t xml:space="preserve">, </w:t>
+      </w:r>
+      <w:proofErr w:type="spellStart"/>
+      <w:r>
+        <w:t>lalu</w:t>
+      </w:r>
+      <w:proofErr w:type="spellEnd"/>
+      <w:r>
+        <w:t xml:space="preserve"> </w:t>
+      </w:r>
+      <w:proofErr w:type="spellStart"/>
+      <w:r>
+        <w:t>ketuk</w:t>
+      </w:r>
+      <w:proofErr w:type="spellEnd"/>
+      <w:r>
+        <w:t xml:space="preserve"> </w:t>
+      </w:r>
+      <w:r>
+        <w:rPr>
+          <w:b/>
+        </w:rPr>
+        <w:t xml:space="preserve">"Kirim </w:t>
+      </w:r>
+      <w:proofErr w:type="spellStart"/>
+      <w:r>
+        <w:rPr>
+          <w:b/>
+        </w:rPr>
+        <w:t>pesanan</w:t>
+      </w:r>
+      <w:proofErr w:type="spellEnd"/>
+      <w:r>
+        <w:rPr>
+          <w:b/>
+        </w:rPr>
+        <w:t xml:space="preserve"> (N </w:t>
+      </w:r>
+      <w:proofErr w:type="spellStart"/>
+      <w:r>
+        <w:rPr>
+          <w:b/>
+        </w:rPr>
+        <w:t>macam</w:t>
+      </w:r>
+      <w:proofErr w:type="spellEnd"/>
+      <w:r>
+        <w:rPr>
+          <w:b/>
+        </w:rPr>
+        <w:t>)"</w:t>
+      </w:r>
+      <w:r>
+        <w:t xml:space="preserve"> (</w:t>
+      </w:r>
+      <w:proofErr w:type="spellStart"/>
+      <w:r>
+        <w:t>tombol</w:t>
+      </w:r>
+      <w:proofErr w:type="spellEnd"/>
+      <w:r>
+        <w:t xml:space="preserve"> </w:t>
+      </w:r>
+      <w:proofErr w:type="spellStart"/>
+      <w:r>
+        <w:t>akan</w:t>
+      </w:r>
+      <w:proofErr w:type="spellEnd"/>
+      <w:r>
+        <w:t xml:space="preserve"> </w:t>
+      </w:r>
+      <w:proofErr w:type="spellStart"/>
+      <w:r>
+        <w:t>berubah</w:t>
+      </w:r>
+      <w:proofErr w:type="spellEnd"/>
+      <w:r>
+        <w:t xml:space="preserve"> </w:t>
+      </w:r>
+      <w:proofErr w:type="spellStart"/>
+      <w:r>
+        <w:t>menjadi</w:t>
+      </w:r>
+      <w:proofErr w:type="spellEnd"/>
+      <w:r>
+        <w:t xml:space="preserve"> "</w:t>
+      </w:r>
+      <w:proofErr w:type="spellStart"/>
+      <w:r>
+        <w:t>Mengirim</w:t>
+      </w:r>
+      <w:proofErr w:type="spellEnd"/>
+      <w:r>
+        <w:t xml:space="preserve">…"). Jika </w:t>
+      </w:r>
+      <w:proofErr w:type="spellStart"/>
+      <w:r>
+        <w:t>berhasil</w:t>
+      </w:r>
+      <w:proofErr w:type="spellEnd"/>
+      <w:r>
+        <w:t xml:space="preserve">, </w:t>
+      </w:r>
+      <w:proofErr w:type="spellStart"/>
+      <w:r>
+        <w:t>tampilan</w:t>
+      </w:r>
+      <w:proofErr w:type="spellEnd"/>
+      <w:r>
+        <w:t xml:space="preserve"> </w:t>
+      </w:r>
+      <w:proofErr w:type="spellStart"/>
+      <w:r>
+        <w:t>otomatis</w:t>
+      </w:r>
+      <w:proofErr w:type="spellEnd"/>
+      <w:r>
+        <w:t xml:space="preserve"> </w:t>
+      </w:r>
+      <w:proofErr w:type="spellStart"/>
+      <w:r>
+        <w:t>berpindah</w:t>
+      </w:r>
+      <w:proofErr w:type="spellEnd"/>
+      <w:r>
+        <w:t xml:space="preserve"> </w:t>
+      </w:r>
+      <w:proofErr w:type="spellStart"/>
+      <w:r>
+        <w:t>ke</w:t>
+      </w:r>
+      <w:proofErr w:type="spellEnd"/>
+      <w:r>
+        <w:t xml:space="preserve"> Tab Riwayat.</w:t>
       </w:r>
     </w:p>
     <w:p>
@@ -491,30 +1576,211 @@
           <w:color w:val="595959"/>
           <w:sz w:val="18"/>
         </w:rPr>
-        <w:t>Gambar 5 Keranjang Belanja Outlet</w:t>
+        <w:t xml:space="preserve">Gambar 5 </w:t>
+      </w:r>
+      <w:proofErr w:type="spellStart"/>
+      <w:r>
+        <w:rPr>
+          <w:i/>
+          <w:color w:val="595959"/>
+          <w:sz w:val="18"/>
+        </w:rPr>
+        <w:t>Keranjang</w:t>
+      </w:r>
+      <w:proofErr w:type="spellEnd"/>
+      <w:r>
+        <w:rPr>
+          <w:i/>
+          <w:color w:val="595959"/>
+          <w:sz w:val="18"/>
+        </w:rPr>
+        <w:t xml:space="preserve"> </w:t>
+      </w:r>
+      <w:proofErr w:type="spellStart"/>
+      <w:r>
+        <w:rPr>
+          <w:i/>
+          <w:color w:val="595959"/>
+          <w:sz w:val="18"/>
+        </w:rPr>
+        <w:t>Belanja</w:t>
+      </w:r>
+      <w:proofErr w:type="spellEnd"/>
+      <w:r>
+        <w:rPr>
+          <w:i/>
+          <w:color w:val="595959"/>
+          <w:sz w:val="18"/>
+        </w:rPr>
+        <w:t xml:space="preserve"> Outlet</w:t>
       </w:r>
     </w:p>
     <w:p>
       <w:pPr>
         <w:pStyle w:val="ListBullet"/>
       </w:pPr>
-      <w:r>
-        <w:t xml:space="preserve">Pesanan tidak dapat dikirim apabila muncul pesan </w:t>
+      <w:proofErr w:type="spellStart"/>
+      <w:r>
+        <w:t>Pesanan</w:t>
+      </w:r>
+      <w:proofErr w:type="spellEnd"/>
+      <w:r>
+        <w:t xml:space="preserve"> </w:t>
+      </w:r>
+      <w:proofErr w:type="spellStart"/>
+      <w:r>
+        <w:t>tidak</w:t>
+      </w:r>
+      <w:proofErr w:type="spellEnd"/>
+      <w:r>
+        <w:t xml:space="preserve"> </w:t>
+      </w:r>
+      <w:proofErr w:type="spellStart"/>
+      <w:r>
+        <w:t>dapat</w:t>
+      </w:r>
+      <w:proofErr w:type="spellEnd"/>
+      <w:r>
+        <w:t xml:space="preserve"> </w:t>
+      </w:r>
+      <w:proofErr w:type="spellStart"/>
+      <w:r>
+        <w:t>dikirim</w:t>
+      </w:r>
+      <w:proofErr w:type="spellEnd"/>
+      <w:r>
+        <w:t xml:space="preserve"> </w:t>
+      </w:r>
+      <w:proofErr w:type="spellStart"/>
+      <w:r>
+        <w:t>apabila</w:t>
+      </w:r>
+      <w:proofErr w:type="spellEnd"/>
+      <w:r>
+        <w:t xml:space="preserve"> </w:t>
+      </w:r>
+      <w:proofErr w:type="spellStart"/>
+      <w:r>
+        <w:t>muncul</w:t>
+      </w:r>
+      <w:proofErr w:type="spellEnd"/>
+      <w:r>
+        <w:t xml:space="preserve"> </w:t>
+      </w:r>
+      <w:proofErr w:type="spellStart"/>
+      <w:r>
+        <w:t>pesan</w:t>
+      </w:r>
+      <w:proofErr w:type="spellEnd"/>
+      <w:r>
+        <w:t xml:space="preserve"> </w:t>
       </w:r>
       <w:r>
         <w:rPr>
           <w:b/>
         </w:rPr>
-        <w:t>"Nama pemesan wajib diisi."</w:t>
-      </w:r>
-      <w:r>
-        <w:t xml:space="preserve"> atau </w:t>
-      </w:r>
+        <w:t xml:space="preserve">"Nama </w:t>
+      </w:r>
+      <w:proofErr w:type="spellStart"/>
       <w:r>
         <w:rPr>
           <w:b/>
         </w:rPr>
-        <w:t>"Keranjang masih kosong."</w:t>
+        <w:t>pemesan</w:t>
+      </w:r>
+      <w:proofErr w:type="spellEnd"/>
+      <w:r>
+        <w:rPr>
+          <w:b/>
+        </w:rPr>
+        <w:t xml:space="preserve"> </w:t>
+      </w:r>
+      <w:proofErr w:type="spellStart"/>
+      <w:r>
+        <w:rPr>
+          <w:b/>
+        </w:rPr>
+        <w:t>wajib</w:t>
+      </w:r>
+      <w:proofErr w:type="spellEnd"/>
+      <w:r>
+        <w:rPr>
+          <w:b/>
+        </w:rPr>
+        <w:t xml:space="preserve"> </w:t>
+      </w:r>
+      <w:proofErr w:type="spellStart"/>
+      <w:r>
+        <w:rPr>
+          <w:b/>
+        </w:rPr>
+        <w:t>diisi</w:t>
+      </w:r>
+      <w:proofErr w:type="spellEnd"/>
+      <w:r>
+        <w:rPr>
+          <w:b/>
+        </w:rPr>
+        <w:t>."</w:t>
+      </w:r>
+      <w:r>
+        <w:t xml:space="preserve"> </w:t>
+      </w:r>
+      <w:proofErr w:type="spellStart"/>
+      <w:r>
+        <w:t>atau</w:t>
+      </w:r>
+      <w:proofErr w:type="spellEnd"/>
+      <w:r>
+        <w:t xml:space="preserve"> </w:t>
+      </w:r>
+      <w:r>
+        <w:rPr>
+          <w:b/>
+        </w:rPr>
+        <w:t>"</w:t>
+      </w:r>
+      <w:proofErr w:type="spellStart"/>
+      <w:r>
+        <w:rPr>
+          <w:b/>
+        </w:rPr>
+        <w:t>Keranjang</w:t>
+      </w:r>
+      <w:proofErr w:type="spellEnd"/>
+      <w:r>
+        <w:rPr>
+          <w:b/>
+        </w:rPr>
+        <w:t xml:space="preserve"> </w:t>
+      </w:r>
+      <w:proofErr w:type="spellStart"/>
+      <w:r>
+        <w:rPr>
+          <w:b/>
+        </w:rPr>
+        <w:t>masih</w:t>
+      </w:r>
+      <w:proofErr w:type="spellEnd"/>
+      <w:r>
+        <w:rPr>
+          <w:b/>
+        </w:rPr>
+        <w:t xml:space="preserve"> </w:t>
+      </w:r>
+      <w:proofErr w:type="spellStart"/>
+      <w:r>
+        <w:rPr>
+          <w:b/>
+        </w:rPr>
+        <w:t>kosong</w:t>
+      </w:r>
+      <w:proofErr w:type="spellEnd"/>
+      <w:r>
+        <w:rPr>
+          <w:b/>
+        </w:rPr>
+        <w:t>."</w:t>
       </w:r>
     </w:p>
     <w:p>
@@ -573,76 +1839,775 @@
           <w:color w:val="595959"/>
           <w:sz w:val="18"/>
         </w:rPr>
-        <w:t>Gambar 6 Error Nama Pemesan Tidak Diisi</w:t>
-      </w:r>
+        <w:t xml:space="preserve">Gambar 6 Error Nama </w:t>
+      </w:r>
+      <w:proofErr w:type="spellStart"/>
+      <w:r>
+        <w:rPr>
+          <w:i/>
+          <w:color w:val="595959"/>
+          <w:sz w:val="18"/>
+        </w:rPr>
+        <w:t>Pemesan</w:t>
+      </w:r>
+      <w:proofErr w:type="spellEnd"/>
+      <w:r>
+        <w:rPr>
+          <w:i/>
+          <w:color w:val="595959"/>
+          <w:sz w:val="18"/>
+        </w:rPr>
+        <w:t xml:space="preserve"> Tidak </w:t>
+      </w:r>
+      <w:proofErr w:type="spellStart"/>
+      <w:r>
+        <w:rPr>
+          <w:i/>
+          <w:color w:val="595959"/>
+          <w:sz w:val="18"/>
+        </w:rPr>
+        <w:t>Diisi</w:t>
+      </w:r>
+      <w:proofErr w:type="spellEnd"/>
     </w:p>
     <w:p>
       <w:pPr>
         <w:pStyle w:val="Heading2"/>
       </w:pPr>
       <w:r>
-        <w:t>Jam Pemesanan dan Penggabungan Pesanan</w:t>
-      </w:r>
+        <w:t xml:space="preserve">Jam </w:t>
+      </w:r>
+      <w:proofErr w:type="spellStart"/>
+      <w:r>
+        <w:t>Pemesanan</w:t>
+      </w:r>
+      <w:proofErr w:type="spellEnd"/>
+      <w:r>
+        <w:t xml:space="preserve"> dan </w:t>
+      </w:r>
+      <w:proofErr w:type="spellStart"/>
+      <w:r>
+        <w:t>Penggabungan</w:t>
+      </w:r>
+      <w:proofErr w:type="spellEnd"/>
+      <w:r>
+        <w:t xml:space="preserve"> </w:t>
+      </w:r>
+      <w:proofErr w:type="spellStart"/>
+      <w:r>
+        <w:t>Pesanan</w:t>
+      </w:r>
+      <w:proofErr w:type="spellEnd"/>
     </w:p>
     <w:p>
       <w:pPr>
         <w:pStyle w:val="ListBullet"/>
       </w:pPr>
-      <w:r>
-        <w:t xml:space="preserve">Pemesanan dibuka setiap hari </w:t>
-      </w:r>
+      <w:proofErr w:type="spellStart"/>
+      <w:r>
+        <w:t>Pemesanan</w:t>
+      </w:r>
+      <w:proofErr w:type="spellEnd"/>
+      <w:r>
+        <w:t xml:space="preserve"> </w:t>
+      </w:r>
+      <w:proofErr w:type="spellStart"/>
+      <w:r>
+        <w:t>dibuka</w:t>
+      </w:r>
+      <w:proofErr w:type="spellEnd"/>
+      <w:r>
+        <w:t xml:space="preserve"> </w:t>
+      </w:r>
+      <w:proofErr w:type="spellStart"/>
+      <w:r>
+        <w:t>setiap</w:t>
+      </w:r>
+      <w:proofErr w:type="spellEnd"/>
+      <w:r>
+        <w:t xml:space="preserve"> </w:t>
+      </w:r>
+      <w:proofErr w:type="spellStart"/>
+      <w:r>
+        <w:t>hari</w:t>
+      </w:r>
+      <w:proofErr w:type="spellEnd"/>
+      <w:r>
+        <w:t xml:space="preserve"> </w:t>
+      </w:r>
+      <w:proofErr w:type="spellStart"/>
       <w:r>
         <w:rPr>
           <w:b/>
         </w:rPr>
-        <w:t>sebelum pukul 15.00 WIB</w:t>
-      </w:r>
-      <w:r>
-        <w:t xml:space="preserve">. Setelah pukul tersebut, formulir pemesanan diganti dengan kartu informasi bertuliskan </w:t>
-      </w:r>
+        <w:t>sebelum</w:t>
+      </w:r>
+      <w:proofErr w:type="spellEnd"/>
       <w:r>
         <w:rPr>
           <w:b/>
         </w:rPr>
-        <w:t>"Hanya menerima pesanan di bawah jam 15.00 WIB."</w:t>
-      </w:r>
-      <w:r>
-        <w:t xml:space="preserve"> dan "Loket buka lagi besok pagi. Pantau pesananmu di Tab Riwayat." (disertai tombol </w:t>
-      </w:r>
+        <w:t xml:space="preserve"> </w:t>
+      </w:r>
+      <w:proofErr w:type="spellStart"/>
       <w:r>
         <w:rPr>
           <w:b/>
         </w:rPr>
-        <w:t>Lihat Riwayat</w:t>
-      </w:r>
-      <w:r>
-        <w:t>). Tidak ada pengecualian.</w:t>
+        <w:t>pukul</w:t>
+      </w:r>
+      <w:proofErr w:type="spellEnd"/>
+      <w:r>
+        <w:rPr>
+          <w:b/>
+        </w:rPr>
+        <w:t xml:space="preserve"> 15.00 WIB</w:t>
+      </w:r>
+      <w:r>
+        <w:t xml:space="preserve">. </w:t>
+      </w:r>
+      <w:proofErr w:type="spellStart"/>
+      <w:r>
+        <w:t>Setelah</w:t>
+      </w:r>
+      <w:proofErr w:type="spellEnd"/>
+      <w:r>
+        <w:t xml:space="preserve"> </w:t>
+      </w:r>
+      <w:proofErr w:type="spellStart"/>
+      <w:r>
+        <w:t>pukul</w:t>
+      </w:r>
+      <w:proofErr w:type="spellEnd"/>
+      <w:r>
+        <w:t xml:space="preserve"> </w:t>
+      </w:r>
+      <w:proofErr w:type="spellStart"/>
+      <w:r>
+        <w:t>tersebut</w:t>
+      </w:r>
+      <w:proofErr w:type="spellEnd"/>
+      <w:r>
+        <w:t xml:space="preserve">, </w:t>
+      </w:r>
+      <w:proofErr w:type="spellStart"/>
+      <w:r>
+        <w:t>formulir</w:t>
+      </w:r>
+      <w:proofErr w:type="spellEnd"/>
+      <w:r>
+        <w:t xml:space="preserve"> </w:t>
+      </w:r>
+      <w:proofErr w:type="spellStart"/>
+      <w:r>
+        <w:t>pemesanan</w:t>
+      </w:r>
+      <w:proofErr w:type="spellEnd"/>
+      <w:r>
+        <w:t xml:space="preserve"> </w:t>
+      </w:r>
+      <w:proofErr w:type="spellStart"/>
+      <w:r>
+        <w:t>diganti</w:t>
+      </w:r>
+      <w:proofErr w:type="spellEnd"/>
+      <w:r>
+        <w:t xml:space="preserve"> </w:t>
+      </w:r>
+      <w:proofErr w:type="spellStart"/>
+      <w:r>
+        <w:t>dengan</w:t>
+      </w:r>
+      <w:proofErr w:type="spellEnd"/>
+      <w:r>
+        <w:t xml:space="preserve"> </w:t>
+      </w:r>
+      <w:proofErr w:type="spellStart"/>
+      <w:r>
+        <w:t>kartu</w:t>
+      </w:r>
+      <w:proofErr w:type="spellEnd"/>
+      <w:r>
+        <w:t xml:space="preserve"> </w:t>
+      </w:r>
+      <w:proofErr w:type="spellStart"/>
+      <w:r>
+        <w:t>informasi</w:t>
+      </w:r>
+      <w:proofErr w:type="spellEnd"/>
+      <w:r>
+        <w:t xml:space="preserve"> </w:t>
+      </w:r>
+      <w:proofErr w:type="spellStart"/>
+      <w:r>
+        <w:t>bertuliskan</w:t>
+      </w:r>
+      <w:proofErr w:type="spellEnd"/>
+      <w:r>
+        <w:t xml:space="preserve"> </w:t>
+      </w:r>
+      <w:r>
+        <w:rPr>
+          <w:b/>
+        </w:rPr>
+        <w:t xml:space="preserve">"Hanya </w:t>
+      </w:r>
+      <w:proofErr w:type="spellStart"/>
+      <w:r>
+        <w:rPr>
+          <w:b/>
+        </w:rPr>
+        <w:t>menerima</w:t>
+      </w:r>
+      <w:proofErr w:type="spellEnd"/>
+      <w:r>
+        <w:rPr>
+          <w:b/>
+        </w:rPr>
+        <w:t xml:space="preserve"> </w:t>
+      </w:r>
+      <w:proofErr w:type="spellStart"/>
+      <w:r>
+        <w:rPr>
+          <w:b/>
+        </w:rPr>
+        <w:t>pesanan</w:t>
+      </w:r>
+      <w:proofErr w:type="spellEnd"/>
+      <w:r>
+        <w:rPr>
+          <w:b/>
+        </w:rPr>
+        <w:t xml:space="preserve"> di </w:t>
+      </w:r>
+      <w:proofErr w:type="spellStart"/>
+      <w:r>
+        <w:rPr>
+          <w:b/>
+        </w:rPr>
+        <w:t>bawah</w:t>
+      </w:r>
+      <w:proofErr w:type="spellEnd"/>
+      <w:r>
+        <w:rPr>
+          <w:b/>
+        </w:rPr>
+        <w:t xml:space="preserve"> jam 15.00 WIB."</w:t>
+      </w:r>
+      <w:r>
+        <w:t xml:space="preserve"> dan "</w:t>
+      </w:r>
+      <w:proofErr w:type="spellStart"/>
+      <w:r>
+        <w:t>Loket</w:t>
+      </w:r>
+      <w:proofErr w:type="spellEnd"/>
+      <w:r>
+        <w:t xml:space="preserve"> </w:t>
+      </w:r>
+      <w:proofErr w:type="spellStart"/>
+      <w:r>
+        <w:t>buka</w:t>
+      </w:r>
+      <w:proofErr w:type="spellEnd"/>
+      <w:r>
+        <w:t xml:space="preserve"> </w:t>
+      </w:r>
+      <w:proofErr w:type="spellStart"/>
+      <w:r>
+        <w:t>lagi</w:t>
+      </w:r>
+      <w:proofErr w:type="spellEnd"/>
+      <w:r>
+        <w:t xml:space="preserve"> </w:t>
+      </w:r>
+      <w:proofErr w:type="spellStart"/>
+      <w:r>
+        <w:t>besok</w:t>
+      </w:r>
+      <w:proofErr w:type="spellEnd"/>
+      <w:r>
+        <w:t xml:space="preserve"> </w:t>
+      </w:r>
+      <w:proofErr w:type="spellStart"/>
+      <w:r>
+        <w:t>pagi</w:t>
+      </w:r>
+      <w:proofErr w:type="spellEnd"/>
+      <w:r>
+        <w:t xml:space="preserve">. </w:t>
+      </w:r>
+      <w:proofErr w:type="spellStart"/>
+      <w:r>
+        <w:t>Pantau</w:t>
+      </w:r>
+      <w:proofErr w:type="spellEnd"/>
+      <w:r>
+        <w:t xml:space="preserve"> </w:t>
+      </w:r>
+      <w:proofErr w:type="spellStart"/>
+      <w:r>
+        <w:t>pesananmu</w:t>
+      </w:r>
+      <w:proofErr w:type="spellEnd"/>
+      <w:r>
+        <w:t xml:space="preserve"> di Tab Riwayat." (</w:t>
+      </w:r>
+      <w:proofErr w:type="spellStart"/>
+      <w:r>
+        <w:t>disertai</w:t>
+      </w:r>
+      <w:proofErr w:type="spellEnd"/>
+      <w:r>
+        <w:t xml:space="preserve"> </w:t>
+      </w:r>
+      <w:proofErr w:type="spellStart"/>
+      <w:r>
+        <w:t>tombol</w:t>
+      </w:r>
+      <w:proofErr w:type="spellEnd"/>
+      <w:r>
+        <w:t xml:space="preserve"> </w:t>
+      </w:r>
+      <w:proofErr w:type="spellStart"/>
+      <w:r>
+        <w:rPr>
+          <w:b/>
+        </w:rPr>
+        <w:t>Lihat</w:t>
+      </w:r>
+      <w:proofErr w:type="spellEnd"/>
+      <w:r>
+        <w:rPr>
+          <w:b/>
+        </w:rPr>
+        <w:t xml:space="preserve"> Riwayat</w:t>
+      </w:r>
+      <w:r>
+        <w:t xml:space="preserve">). Tidak </w:t>
+      </w:r>
+      <w:proofErr w:type="spellStart"/>
+      <w:r>
+        <w:t>ada</w:t>
+      </w:r>
+      <w:proofErr w:type="spellEnd"/>
+      <w:r>
+        <w:t xml:space="preserve"> </w:t>
+      </w:r>
+      <w:proofErr w:type="spellStart"/>
+      <w:r>
+        <w:t>pengecualian</w:t>
+      </w:r>
+      <w:proofErr w:type="spellEnd"/>
+      <w:r>
+        <w:t>.</w:t>
       </w:r>
     </w:p>
     <w:p>
       <w:pPr>
         <w:pStyle w:val="ListBullet"/>
       </w:pPr>
-      <w:r>
-        <w:t xml:space="preserve">Selama pemesanan dibuka, Anda boleh memesan lebih dari satu kali. Apabila Anda memesan kembali </w:t>
+      <w:proofErr w:type="spellStart"/>
+      <w:r>
+        <w:t>Selama</w:t>
+      </w:r>
+      <w:proofErr w:type="spellEnd"/>
+      <w:r>
+        <w:t xml:space="preserve"> </w:t>
+      </w:r>
+      <w:proofErr w:type="spellStart"/>
+      <w:r>
+        <w:t>pemesanan</w:t>
+      </w:r>
+      <w:proofErr w:type="spellEnd"/>
+      <w:r>
+        <w:t xml:space="preserve"> </w:t>
+      </w:r>
+      <w:proofErr w:type="spellStart"/>
+      <w:r>
+        <w:t>dibuka</w:t>
+      </w:r>
+      <w:proofErr w:type="spellEnd"/>
+      <w:r>
+        <w:t xml:space="preserve">, Anda </w:t>
+      </w:r>
+      <w:proofErr w:type="spellStart"/>
+      <w:r>
+        <w:t>boleh</w:t>
+      </w:r>
+      <w:proofErr w:type="spellEnd"/>
+      <w:r>
+        <w:t xml:space="preserve"> </w:t>
+      </w:r>
+      <w:proofErr w:type="spellStart"/>
+      <w:r>
+        <w:t>memesan</w:t>
+      </w:r>
+      <w:proofErr w:type="spellEnd"/>
+      <w:r>
+        <w:t xml:space="preserve"> </w:t>
+      </w:r>
+      <w:proofErr w:type="spellStart"/>
+      <w:r>
+        <w:t>lebih</w:t>
+      </w:r>
+      <w:proofErr w:type="spellEnd"/>
+      <w:r>
+        <w:t xml:space="preserve"> </w:t>
+      </w:r>
+      <w:proofErr w:type="spellStart"/>
+      <w:r>
+        <w:t>dari</w:t>
+      </w:r>
+      <w:proofErr w:type="spellEnd"/>
+      <w:r>
+        <w:t xml:space="preserve"> </w:t>
+      </w:r>
+      <w:proofErr w:type="spellStart"/>
+      <w:r>
+        <w:t>satu</w:t>
+      </w:r>
+      <w:proofErr w:type="spellEnd"/>
+      <w:r>
+        <w:t xml:space="preserve"> kali. </w:t>
+      </w:r>
+      <w:proofErr w:type="spellStart"/>
+      <w:r>
+        <w:t>Apabila</w:t>
+      </w:r>
+      <w:proofErr w:type="spellEnd"/>
+      <w:r>
+        <w:t xml:space="preserve"> Anda </w:t>
+      </w:r>
+      <w:proofErr w:type="spellStart"/>
+      <w:r>
+        <w:t>memesan</w:t>
+      </w:r>
+      <w:proofErr w:type="spellEnd"/>
+      <w:r>
+        <w:t xml:space="preserve"> </w:t>
+      </w:r>
+      <w:proofErr w:type="spellStart"/>
+      <w:r>
+        <w:t>kembali</w:t>
+      </w:r>
+      <w:proofErr w:type="spellEnd"/>
+      <w:r>
+        <w:t xml:space="preserve"> </w:t>
       </w:r>
       <w:r>
         <w:rPr>
           <w:b/>
         </w:rPr>
-        <w:t>pada hari yang sama</w:t>
-      </w:r>
-      <w:r>
-        <w:t xml:space="preserve"> dan pesanan sebelumnya masih berstatus BARU, pesanan tersebut akan </w:t>
-      </w:r>
+        <w:t xml:space="preserve">pada </w:t>
+      </w:r>
+      <w:proofErr w:type="spellStart"/>
       <w:r>
         <w:rPr>
           <w:b/>
         </w:rPr>
-        <w:t>digabung ke nomor pesanan yang sama</w:t>
-      </w:r>
-      <w:r>
-        <w:t xml:space="preserve"> (jumlah barang yang sama akan dijumlahkan). Jika pesanan dilakukan pada hari yang berbeda, atau pesanan sebelumnya sudah diproses gudang, akan dibuat nomor pesanan yang baru.</w:t>
+        <w:t>hari</w:t>
+      </w:r>
+      <w:proofErr w:type="spellEnd"/>
+      <w:r>
+        <w:rPr>
+          <w:b/>
+        </w:rPr>
+        <w:t xml:space="preserve"> yang </w:t>
+      </w:r>
+      <w:proofErr w:type="spellStart"/>
+      <w:r>
+        <w:rPr>
+          <w:b/>
+        </w:rPr>
+        <w:t>sama</w:t>
+      </w:r>
+      <w:proofErr w:type="spellEnd"/>
+      <w:r>
+        <w:t xml:space="preserve"> dan </w:t>
+      </w:r>
+      <w:proofErr w:type="spellStart"/>
+      <w:r>
+        <w:t>pesanan</w:t>
+      </w:r>
+      <w:proofErr w:type="spellEnd"/>
+      <w:r>
+        <w:t xml:space="preserve"> </w:t>
+      </w:r>
+      <w:proofErr w:type="spellStart"/>
+      <w:r>
+        <w:t>sebelumnya</w:t>
+      </w:r>
+      <w:proofErr w:type="spellEnd"/>
+      <w:r>
+        <w:t xml:space="preserve"> </w:t>
+      </w:r>
+      <w:proofErr w:type="spellStart"/>
+      <w:r>
+        <w:t>masih</w:t>
+      </w:r>
+      <w:proofErr w:type="spellEnd"/>
+      <w:r>
+        <w:t xml:space="preserve"> </w:t>
+      </w:r>
+      <w:proofErr w:type="spellStart"/>
+      <w:r>
+        <w:t>berstatus</w:t>
+      </w:r>
+      <w:proofErr w:type="spellEnd"/>
+      <w:r>
+        <w:t xml:space="preserve"> BARU, </w:t>
+      </w:r>
+      <w:proofErr w:type="spellStart"/>
+      <w:r>
+        <w:t>pesanan</w:t>
+      </w:r>
+      <w:proofErr w:type="spellEnd"/>
+      <w:r>
+        <w:t xml:space="preserve"> </w:t>
+      </w:r>
+      <w:proofErr w:type="spellStart"/>
+      <w:r>
+        <w:t>tersebut</w:t>
+      </w:r>
+      <w:proofErr w:type="spellEnd"/>
+      <w:r>
+        <w:t xml:space="preserve"> </w:t>
+      </w:r>
+      <w:proofErr w:type="spellStart"/>
+      <w:r>
+        <w:t>akan</w:t>
+      </w:r>
+      <w:proofErr w:type="spellEnd"/>
+      <w:r>
+        <w:t xml:space="preserve"> </w:t>
+      </w:r>
+      <w:proofErr w:type="spellStart"/>
+      <w:r>
+        <w:rPr>
+          <w:b/>
+        </w:rPr>
+        <w:t>digabung</w:t>
+      </w:r>
+      <w:proofErr w:type="spellEnd"/>
+      <w:r>
+        <w:rPr>
+          <w:b/>
+        </w:rPr>
+        <w:t xml:space="preserve"> </w:t>
+      </w:r>
+      <w:proofErr w:type="spellStart"/>
+      <w:r>
+        <w:rPr>
+          <w:b/>
+        </w:rPr>
+        <w:t>ke</w:t>
+      </w:r>
+      <w:proofErr w:type="spellEnd"/>
+      <w:r>
+        <w:rPr>
+          <w:b/>
+        </w:rPr>
+        <w:t xml:space="preserve"> </w:t>
+      </w:r>
+      <w:proofErr w:type="spellStart"/>
+      <w:r>
+        <w:rPr>
+          <w:b/>
+        </w:rPr>
+        <w:t>nomor</w:t>
+      </w:r>
+      <w:proofErr w:type="spellEnd"/>
+      <w:r>
+        <w:rPr>
+          <w:b/>
+        </w:rPr>
+        <w:t xml:space="preserve"> </w:t>
+      </w:r>
+      <w:proofErr w:type="spellStart"/>
+      <w:r>
+        <w:rPr>
+          <w:b/>
+        </w:rPr>
+        <w:t>pesanan</w:t>
+      </w:r>
+      <w:proofErr w:type="spellEnd"/>
+      <w:r>
+        <w:rPr>
+          <w:b/>
+        </w:rPr>
+        <w:t xml:space="preserve"> yang </w:t>
+      </w:r>
+      <w:proofErr w:type="spellStart"/>
+      <w:r>
+        <w:rPr>
+          <w:b/>
+        </w:rPr>
+        <w:t>sama</w:t>
+      </w:r>
+      <w:proofErr w:type="spellEnd"/>
+      <w:r>
+        <w:t xml:space="preserve"> (</w:t>
+      </w:r>
+      <w:proofErr w:type="spellStart"/>
+      <w:r>
+        <w:t>jumlah</w:t>
+      </w:r>
+      <w:proofErr w:type="spellEnd"/>
+      <w:r>
+        <w:t xml:space="preserve"> </w:t>
+      </w:r>
+      <w:proofErr w:type="spellStart"/>
+      <w:r>
+        <w:t>barang</w:t>
+      </w:r>
+      <w:proofErr w:type="spellEnd"/>
+      <w:r>
+        <w:t xml:space="preserve"> yang </w:t>
+      </w:r>
+      <w:proofErr w:type="spellStart"/>
+      <w:r>
+        <w:t>sama</w:t>
+      </w:r>
+      <w:proofErr w:type="spellEnd"/>
+      <w:r>
+        <w:t xml:space="preserve"> </w:t>
+      </w:r>
+      <w:proofErr w:type="spellStart"/>
+      <w:r>
+        <w:t>akan</w:t>
+      </w:r>
+      <w:proofErr w:type="spellEnd"/>
+      <w:r>
+        <w:t xml:space="preserve"> </w:t>
+      </w:r>
+      <w:proofErr w:type="spellStart"/>
+      <w:r>
+        <w:t>dijumlahkan</w:t>
+      </w:r>
+      <w:proofErr w:type="spellEnd"/>
+      <w:r>
+        <w:t xml:space="preserve">). Jika </w:t>
+      </w:r>
+      <w:proofErr w:type="spellStart"/>
+      <w:r>
+        <w:t>pesanan</w:t>
+      </w:r>
+      <w:proofErr w:type="spellEnd"/>
+      <w:r>
+        <w:t xml:space="preserve"> </w:t>
+      </w:r>
+      <w:proofErr w:type="spellStart"/>
+      <w:r>
+        <w:t>dilakukan</w:t>
+      </w:r>
+      <w:proofErr w:type="spellEnd"/>
+      <w:r>
+        <w:t xml:space="preserve"> pada </w:t>
+      </w:r>
+      <w:proofErr w:type="spellStart"/>
+      <w:r>
+        <w:t>hari</w:t>
+      </w:r>
+      <w:proofErr w:type="spellEnd"/>
+      <w:r>
+        <w:t xml:space="preserve"> yang </w:t>
+      </w:r>
+      <w:proofErr w:type="spellStart"/>
+      <w:r>
+        <w:t>berbeda</w:t>
+      </w:r>
+      <w:proofErr w:type="spellEnd"/>
+      <w:r>
+        <w:t xml:space="preserve">, </w:t>
+      </w:r>
+      <w:proofErr w:type="spellStart"/>
+      <w:r>
+        <w:t>atau</w:t>
+      </w:r>
+      <w:proofErr w:type="spellEnd"/>
+      <w:r>
+        <w:t xml:space="preserve"> </w:t>
+      </w:r>
+      <w:proofErr w:type="spellStart"/>
+      <w:r>
+        <w:t>pesanan</w:t>
+      </w:r>
+      <w:proofErr w:type="spellEnd"/>
+      <w:r>
+        <w:t xml:space="preserve"> </w:t>
+      </w:r>
+      <w:proofErr w:type="spellStart"/>
+      <w:r>
+        <w:t>sebelumnya</w:t>
+      </w:r>
+      <w:proofErr w:type="spellEnd"/>
+      <w:r>
+        <w:t xml:space="preserve"> </w:t>
+      </w:r>
+      <w:proofErr w:type="spellStart"/>
+      <w:r>
+        <w:t>sudah</w:t>
+      </w:r>
+      <w:proofErr w:type="spellEnd"/>
+      <w:r>
+        <w:t xml:space="preserve"> </w:t>
+      </w:r>
+      <w:proofErr w:type="spellStart"/>
+      <w:r>
+        <w:t>diproses</w:t>
+      </w:r>
+      <w:proofErr w:type="spellEnd"/>
+      <w:r>
+        <w:t xml:space="preserve"> </w:t>
+      </w:r>
+      <w:proofErr w:type="spellStart"/>
+      <w:r>
+        <w:t>gudang</w:t>
+      </w:r>
+      <w:proofErr w:type="spellEnd"/>
+      <w:r>
+        <w:t xml:space="preserve">, </w:t>
+      </w:r>
+      <w:proofErr w:type="spellStart"/>
+      <w:r>
+        <w:t>akan</w:t>
+      </w:r>
+      <w:proofErr w:type="spellEnd"/>
+      <w:r>
+        <w:t xml:space="preserve"> </w:t>
+      </w:r>
+      <w:proofErr w:type="spellStart"/>
+      <w:r>
+        <w:t>dibuat</w:t>
+      </w:r>
+      <w:proofErr w:type="spellEnd"/>
+      <w:r>
+        <w:t xml:space="preserve"> </w:t>
+      </w:r>
+      <w:proofErr w:type="spellStart"/>
+      <w:r>
+        <w:t>nomor</w:t>
+      </w:r>
+      <w:proofErr w:type="spellEnd"/>
+      <w:r>
+        <w:t xml:space="preserve"> </w:t>
+      </w:r>
+      <w:proofErr w:type="spellStart"/>
+      <w:r>
+        <w:t>pesanan</w:t>
+      </w:r>
+      <w:proofErr w:type="spellEnd"/>
+      <w:r>
+        <w:t xml:space="preserve"> yang </w:t>
+      </w:r>
+      <w:proofErr w:type="spellStart"/>
+      <w:r>
+        <w:t>baru</w:t>
+      </w:r>
+      <w:proofErr w:type="spellEnd"/>
+      <w:r>
+        <w:t>.</w:t>
       </w:r>
     </w:p>
     <w:p>
@@ -653,14 +2618,202 @@
         <w:lastRenderedPageBreak/>
         <w:t xml:space="preserve">Outlet </w:t>
       </w:r>
+      <w:proofErr w:type="spellStart"/>
       <w:r>
         <w:rPr>
           <w:b/>
         </w:rPr>
-        <w:t>tidak memiliki tombol pembatalan</w:t>
-      </w:r>
-      <w:r>
-        <w:t>. Apabila ingin membatalkan pesanan, silakan hubungi gudang melalui WhatsApp atau telepon; pembatalan dilakukan oleh gudang. Setelah dibatalkan, Anda dapat memesan ulang.</w:t>
+        <w:t>tidak</w:t>
+      </w:r>
+      <w:proofErr w:type="spellEnd"/>
+      <w:r>
+        <w:rPr>
+          <w:b/>
+        </w:rPr>
+        <w:t xml:space="preserve"> </w:t>
+      </w:r>
+      <w:proofErr w:type="spellStart"/>
+      <w:r>
+        <w:rPr>
+          <w:b/>
+        </w:rPr>
+        <w:t>memiliki</w:t>
+      </w:r>
+      <w:proofErr w:type="spellEnd"/>
+      <w:r>
+        <w:rPr>
+          <w:b/>
+        </w:rPr>
+        <w:t xml:space="preserve"> </w:t>
+      </w:r>
+      <w:proofErr w:type="spellStart"/>
+      <w:r>
+        <w:rPr>
+          <w:b/>
+        </w:rPr>
+        <w:t>tombol</w:t>
+      </w:r>
+      <w:proofErr w:type="spellEnd"/>
+      <w:r>
+        <w:rPr>
+          <w:b/>
+        </w:rPr>
+        <w:t xml:space="preserve"> </w:t>
+      </w:r>
+      <w:proofErr w:type="spellStart"/>
+      <w:r>
+        <w:rPr>
+          <w:b/>
+        </w:rPr>
+        <w:t>pembatalan</w:t>
+      </w:r>
+      <w:proofErr w:type="spellEnd"/>
+      <w:r>
+        <w:t xml:space="preserve">. </w:t>
+      </w:r>
+      <w:proofErr w:type="spellStart"/>
+      <w:r>
+        <w:t>Apabila</w:t>
+      </w:r>
+      <w:proofErr w:type="spellEnd"/>
+      <w:r>
+        <w:t xml:space="preserve"> </w:t>
+      </w:r>
+      <w:proofErr w:type="spellStart"/>
+      <w:r>
+        <w:t>ingin</w:t>
+      </w:r>
+      <w:proofErr w:type="spellEnd"/>
+      <w:r>
+        <w:t xml:space="preserve"> </w:t>
+      </w:r>
+      <w:proofErr w:type="spellStart"/>
+      <w:r>
+        <w:t>membatalkan</w:t>
+      </w:r>
+      <w:proofErr w:type="spellEnd"/>
+      <w:r>
+        <w:t xml:space="preserve"> </w:t>
+      </w:r>
+      <w:proofErr w:type="spellStart"/>
+      <w:r>
+        <w:t>pesanan</w:t>
+      </w:r>
+      <w:proofErr w:type="spellEnd"/>
+      <w:r>
+        <w:t xml:space="preserve">, </w:t>
+      </w:r>
+      <w:proofErr w:type="spellStart"/>
+      <w:r>
+        <w:t>silakan</w:t>
+      </w:r>
+      <w:proofErr w:type="spellEnd"/>
+      <w:r>
+        <w:t xml:space="preserve"> </w:t>
+      </w:r>
+      <w:proofErr w:type="spellStart"/>
+      <w:r>
+        <w:t>hubungi</w:t>
+      </w:r>
+      <w:proofErr w:type="spellEnd"/>
+      <w:r>
+        <w:t xml:space="preserve"> </w:t>
+      </w:r>
+      <w:proofErr w:type="spellStart"/>
+      <w:r>
+        <w:t>gudang</w:t>
+      </w:r>
+      <w:proofErr w:type="spellEnd"/>
+      <w:r>
+        <w:t xml:space="preserve"> </w:t>
+      </w:r>
+      <w:proofErr w:type="spellStart"/>
+      <w:r>
+        <w:t>melalui</w:t>
+      </w:r>
+      <w:proofErr w:type="spellEnd"/>
+      <w:r>
+        <w:t xml:space="preserve"> WhatsApp </w:t>
+      </w:r>
+      <w:proofErr w:type="spellStart"/>
+      <w:r>
+        <w:t>atau</w:t>
+      </w:r>
+      <w:proofErr w:type="spellEnd"/>
+      <w:r>
+        <w:t xml:space="preserve"> </w:t>
+      </w:r>
+      <w:proofErr w:type="spellStart"/>
+      <w:r>
+        <w:t>telepon</w:t>
+      </w:r>
+      <w:proofErr w:type="spellEnd"/>
+      <w:r>
+        <w:t xml:space="preserve">; </w:t>
+      </w:r>
+      <w:proofErr w:type="spellStart"/>
+      <w:r>
+        <w:t>pembatalan</w:t>
+      </w:r>
+      <w:proofErr w:type="spellEnd"/>
+      <w:r>
+        <w:t xml:space="preserve"> </w:t>
+      </w:r>
+      <w:proofErr w:type="spellStart"/>
+      <w:r>
+        <w:t>dilakukan</w:t>
+      </w:r>
+      <w:proofErr w:type="spellEnd"/>
+      <w:r>
+        <w:t xml:space="preserve"> oleh </w:t>
+      </w:r>
+      <w:proofErr w:type="spellStart"/>
+      <w:r>
+        <w:t>gudang</w:t>
+      </w:r>
+      <w:proofErr w:type="spellEnd"/>
+      <w:r>
+        <w:t xml:space="preserve">. </w:t>
+      </w:r>
+      <w:proofErr w:type="spellStart"/>
+      <w:r>
+        <w:t>Setelah</w:t>
+      </w:r>
+      <w:proofErr w:type="spellEnd"/>
+      <w:r>
+        <w:t xml:space="preserve"> </w:t>
+      </w:r>
+      <w:proofErr w:type="spellStart"/>
+      <w:r>
+        <w:t>dibatalkan</w:t>
+      </w:r>
+      <w:proofErr w:type="spellEnd"/>
+      <w:r>
+        <w:t xml:space="preserve">, Anda </w:t>
+      </w:r>
+      <w:proofErr w:type="spellStart"/>
+      <w:r>
+        <w:t>dapat</w:t>
+      </w:r>
+      <w:proofErr w:type="spellEnd"/>
+      <w:r>
+        <w:t xml:space="preserve"> </w:t>
+      </w:r>
+      <w:proofErr w:type="spellStart"/>
+      <w:r>
+        <w:t>memesan</w:t>
+      </w:r>
+      <w:proofErr w:type="spellEnd"/>
+      <w:r>
+        <w:t xml:space="preserve"> </w:t>
+      </w:r>
+      <w:proofErr w:type="spellStart"/>
+      <w:r>
+        <w:t>ulang</w:t>
+      </w:r>
+      <w:proofErr w:type="spellEnd"/>
+      <w:r>
+        <w:t>.</w:t>
       </w:r>
     </w:p>
     <w:p>
@@ -668,49 +2821,318 @@
         <w:pStyle w:val="Heading1"/>
       </w:pPr>
       <w:r>
-        <w:t>3. Tab Riwayat — Memantau Pesanan</w:t>
-      </w:r>
+        <w:t xml:space="preserve">3. Tab Riwayat — </w:t>
+      </w:r>
+      <w:proofErr w:type="spellStart"/>
+      <w:r>
+        <w:t>Memantau</w:t>
+      </w:r>
+      <w:proofErr w:type="spellEnd"/>
+      <w:r>
+        <w:t xml:space="preserve"> </w:t>
+      </w:r>
+      <w:proofErr w:type="spellStart"/>
+      <w:r>
+        <w:t>Pesanan</w:t>
+      </w:r>
+      <w:proofErr w:type="spellEnd"/>
     </w:p>
     <w:p>
       <w:pPr>
         <w:pStyle w:val="ListBullet"/>
       </w:pPr>
       <w:r>
-        <w:t>Angka merah pada tab menunjukkan jumlah pesanan aktif yang belum selesai.</w:t>
+        <w:t xml:space="preserve">Angka </w:t>
+      </w:r>
+      <w:proofErr w:type="spellStart"/>
+      <w:r>
+        <w:t>merah</w:t>
+      </w:r>
+      <w:proofErr w:type="spellEnd"/>
+      <w:r>
+        <w:t xml:space="preserve"> pada tab </w:t>
+      </w:r>
+      <w:proofErr w:type="spellStart"/>
+      <w:r>
+        <w:t>menunjukkan</w:t>
+      </w:r>
+      <w:proofErr w:type="spellEnd"/>
+      <w:r>
+        <w:t xml:space="preserve"> </w:t>
+      </w:r>
+      <w:proofErr w:type="spellStart"/>
+      <w:r>
+        <w:t>jumlah</w:t>
+      </w:r>
+      <w:proofErr w:type="spellEnd"/>
+      <w:r>
+        <w:t xml:space="preserve"> </w:t>
+      </w:r>
+      <w:proofErr w:type="spellStart"/>
+      <w:r>
+        <w:t>pesanan</w:t>
+      </w:r>
+      <w:proofErr w:type="spellEnd"/>
+      <w:r>
+        <w:t xml:space="preserve"> </w:t>
+      </w:r>
+      <w:proofErr w:type="spellStart"/>
+      <w:r>
+        <w:t>aktif</w:t>
+      </w:r>
+      <w:proofErr w:type="spellEnd"/>
+      <w:r>
+        <w:t xml:space="preserve"> yang </w:t>
+      </w:r>
+      <w:proofErr w:type="spellStart"/>
+      <w:r>
+        <w:t>belum</w:t>
+      </w:r>
+      <w:proofErr w:type="spellEnd"/>
+      <w:r>
+        <w:t xml:space="preserve"> </w:t>
+      </w:r>
+      <w:proofErr w:type="spellStart"/>
+      <w:r>
+        <w:t>selesai</w:t>
+      </w:r>
+      <w:proofErr w:type="spellEnd"/>
+      <w:r>
+        <w:t>.</w:t>
       </w:r>
     </w:p>
     <w:p>
       <w:pPr>
         <w:pStyle w:val="ListBullet"/>
       </w:pPr>
-      <w:r>
-        <w:t xml:space="preserve">Tersedia pilihan tampilan: </w:t>
-      </w:r>
+      <w:proofErr w:type="spellStart"/>
+      <w:r>
+        <w:t>Tersedia</w:t>
+      </w:r>
+      <w:proofErr w:type="spellEnd"/>
+      <w:r>
+        <w:t xml:space="preserve"> </w:t>
+      </w:r>
+      <w:proofErr w:type="spellStart"/>
+      <w:r>
+        <w:t>pilihan</w:t>
+      </w:r>
+      <w:proofErr w:type="spellEnd"/>
+      <w:r>
+        <w:t xml:space="preserve"> </w:t>
+      </w:r>
+      <w:proofErr w:type="spellStart"/>
+      <w:r>
+        <w:t>tampilan</w:t>
+      </w:r>
+      <w:proofErr w:type="spellEnd"/>
+      <w:r>
+        <w:t xml:space="preserve">: </w:t>
+      </w:r>
+      <w:proofErr w:type="spellStart"/>
       <w:r>
         <w:rPr>
           <w:b/>
         </w:rPr>
-        <w:t>Aktif, Diterima, Ditolak,</w:t>
+        <w:t>Aktif</w:t>
+      </w:r>
+      <w:proofErr w:type="spellEnd"/>
+      <w:r>
+        <w:rPr>
+          <w:b/>
+        </w:rPr>
+        <w:t xml:space="preserve">, </w:t>
+      </w:r>
+      <w:proofErr w:type="spellStart"/>
+      <w:r>
+        <w:rPr>
+          <w:b/>
+        </w:rPr>
+        <w:t>Diterima</w:t>
+      </w:r>
+      <w:proofErr w:type="spellEnd"/>
+      <w:r>
+        <w:rPr>
+          <w:b/>
+        </w:rPr>
+        <w:t xml:space="preserve">, </w:t>
+      </w:r>
+      <w:proofErr w:type="spellStart"/>
+      <w:r>
+        <w:rPr>
+          <w:b/>
+        </w:rPr>
+        <w:t>Ditolak</w:t>
+      </w:r>
+      <w:proofErr w:type="spellEnd"/>
+      <w:r>
+        <w:rPr>
+          <w:b/>
+        </w:rPr>
+        <w:t>,</w:t>
       </w:r>
       <w:r>
         <w:t xml:space="preserve"> dan </w:t>
       </w:r>
+      <w:proofErr w:type="spellStart"/>
       <w:r>
         <w:rPr>
           <w:b/>
         </w:rPr>
         <w:t>Semua</w:t>
       </w:r>
-      <w:r>
-        <w:t>. Daftar diurutkan dari yang terbaru di bagian atas, dengan 5 pesanan per halaman.</w:t>
+      <w:proofErr w:type="spellEnd"/>
+      <w:r>
+        <w:t xml:space="preserve">. Daftar </w:t>
+      </w:r>
+      <w:proofErr w:type="spellStart"/>
+      <w:r>
+        <w:t>diurutkan</w:t>
+      </w:r>
+      <w:proofErr w:type="spellEnd"/>
+      <w:r>
+        <w:t xml:space="preserve"> </w:t>
+      </w:r>
+      <w:proofErr w:type="spellStart"/>
+      <w:r>
+        <w:t>dari</w:t>
+      </w:r>
+      <w:proofErr w:type="spellEnd"/>
+      <w:r>
+        <w:t xml:space="preserve"> yang </w:t>
+      </w:r>
+      <w:proofErr w:type="spellStart"/>
+      <w:r>
+        <w:t>terbaru</w:t>
+      </w:r>
+      <w:proofErr w:type="spellEnd"/>
+      <w:r>
+        <w:t xml:space="preserve"> di </w:t>
+      </w:r>
+      <w:proofErr w:type="spellStart"/>
+      <w:r>
+        <w:t>bagian</w:t>
+      </w:r>
+      <w:proofErr w:type="spellEnd"/>
+      <w:r>
+        <w:t xml:space="preserve"> </w:t>
+      </w:r>
+      <w:proofErr w:type="spellStart"/>
+      <w:r>
+        <w:t>atas</w:t>
+      </w:r>
+      <w:proofErr w:type="spellEnd"/>
+      <w:r>
+        <w:t xml:space="preserve">, </w:t>
+      </w:r>
+      <w:proofErr w:type="spellStart"/>
+      <w:r>
+        <w:t>dengan</w:t>
+      </w:r>
+      <w:proofErr w:type="spellEnd"/>
+      <w:r>
+        <w:t xml:space="preserve"> 5 </w:t>
+      </w:r>
+      <w:proofErr w:type="spellStart"/>
+      <w:r>
+        <w:t>pesanan</w:t>
+      </w:r>
+      <w:proofErr w:type="spellEnd"/>
+      <w:r>
+        <w:t xml:space="preserve"> per </w:t>
+      </w:r>
+      <w:proofErr w:type="spellStart"/>
+      <w:r>
+        <w:t>halaman</w:t>
+      </w:r>
+      <w:proofErr w:type="spellEnd"/>
+      <w:r>
+        <w:t>.</w:t>
       </w:r>
     </w:p>
     <w:p>
       <w:pPr>
         <w:pStyle w:val="ListBullet"/>
       </w:pPr>
-      <w:r>
-        <w:t>Setiap kartu menampilkan status, langkah selanjutnya, dan rincian per barang (dapat dibuka dan ditutup).</w:t>
+      <w:proofErr w:type="spellStart"/>
+      <w:r>
+        <w:t>Setiap</w:t>
+      </w:r>
+      <w:proofErr w:type="spellEnd"/>
+      <w:r>
+        <w:t xml:space="preserve"> </w:t>
+      </w:r>
+      <w:proofErr w:type="spellStart"/>
+      <w:r>
+        <w:t>kartu</w:t>
+      </w:r>
+      <w:proofErr w:type="spellEnd"/>
+      <w:r>
+        <w:t xml:space="preserve"> </w:t>
+      </w:r>
+      <w:proofErr w:type="spellStart"/>
+      <w:r>
+        <w:t>menampilkan</w:t>
+      </w:r>
+      <w:proofErr w:type="spellEnd"/>
+      <w:r>
+        <w:t xml:space="preserve"> status, </w:t>
+      </w:r>
+      <w:proofErr w:type="spellStart"/>
+      <w:r>
+        <w:t>langkah</w:t>
+      </w:r>
+      <w:proofErr w:type="spellEnd"/>
+      <w:r>
+        <w:t xml:space="preserve"> </w:t>
+      </w:r>
+      <w:proofErr w:type="spellStart"/>
+      <w:r>
+        <w:t>selanjutnya</w:t>
+      </w:r>
+      <w:proofErr w:type="spellEnd"/>
+      <w:r>
+        <w:t xml:space="preserve">, dan </w:t>
+      </w:r>
+      <w:proofErr w:type="spellStart"/>
+      <w:r>
+        <w:t>rincian</w:t>
+      </w:r>
+      <w:proofErr w:type="spellEnd"/>
+      <w:r>
+        <w:t xml:space="preserve"> per </w:t>
+      </w:r>
+      <w:proofErr w:type="spellStart"/>
+      <w:r>
+        <w:t>barang</w:t>
+      </w:r>
+      <w:proofErr w:type="spellEnd"/>
+      <w:r>
+        <w:t xml:space="preserve"> (</w:t>
+      </w:r>
+      <w:proofErr w:type="spellStart"/>
+      <w:r>
+        <w:t>dapat</w:t>
+      </w:r>
+      <w:proofErr w:type="spellEnd"/>
+      <w:r>
+        <w:t xml:space="preserve"> </w:t>
+      </w:r>
+      <w:proofErr w:type="spellStart"/>
+      <w:r>
+        <w:t>dibuka</w:t>
+      </w:r>
+      <w:proofErr w:type="spellEnd"/>
+      <w:r>
+        <w:t xml:space="preserve"> dan </w:t>
+      </w:r>
+      <w:proofErr w:type="spellStart"/>
+      <w:r>
+        <w:t>ditutup</w:t>
+      </w:r>
+      <w:proofErr w:type="spellEnd"/>
+      <w:r>
+        <w:t>).</w:t>
       </w:r>
     </w:p>
     <w:p>
@@ -718,7 +3140,31 @@
         <w:pStyle w:val="ListBullet"/>
       </w:pPr>
       <w:r>
-        <w:t xml:space="preserve">Kartu berstatus DIKIRIM memiliki tombol </w:t>
+        <w:t xml:space="preserve">Kartu </w:t>
+      </w:r>
+      <w:proofErr w:type="spellStart"/>
+      <w:r>
+        <w:t>berstatus</w:t>
+      </w:r>
+      <w:proofErr w:type="spellEnd"/>
+      <w:r>
+        <w:t xml:space="preserve"> DIKIRIM </w:t>
+      </w:r>
+      <w:proofErr w:type="spellStart"/>
+      <w:r>
+        <w:t>memiliki</w:t>
+      </w:r>
+      <w:proofErr w:type="spellEnd"/>
+      <w:r>
+        <w:t xml:space="preserve"> </w:t>
+      </w:r>
+      <w:proofErr w:type="spellStart"/>
+      <w:r>
+        <w:t>tombol</w:t>
+      </w:r>
+      <w:proofErr w:type="spellEnd"/>
+      <w:r>
+        <w:t xml:space="preserve"> </w:t>
       </w:r>
       <w:r>
         <w:rPr>
@@ -727,13 +3173,85 @@
         <w:t>Isi Surat Jalan</w:t>
       </w:r>
       <w:r>
-        <w:t xml:space="preserve"> (mengarahkan ke Tab Surat Jalan). Untuk pesanan yang sudah selesai, tersedia tombol </w:t>
-      </w:r>
+        <w:t xml:space="preserve"> (</w:t>
+      </w:r>
+      <w:proofErr w:type="spellStart"/>
+      <w:r>
+        <w:t>mengarahkan</w:t>
+      </w:r>
+      <w:proofErr w:type="spellEnd"/>
+      <w:r>
+        <w:t xml:space="preserve"> </w:t>
+      </w:r>
+      <w:proofErr w:type="spellStart"/>
+      <w:r>
+        <w:t>ke</w:t>
+      </w:r>
+      <w:proofErr w:type="spellEnd"/>
+      <w:r>
+        <w:t xml:space="preserve"> Tab Surat Jalan). </w:t>
+      </w:r>
+      <w:proofErr w:type="spellStart"/>
+      <w:r>
+        <w:t>Untuk</w:t>
+      </w:r>
+      <w:proofErr w:type="spellEnd"/>
+      <w:r>
+        <w:t xml:space="preserve"> </w:t>
+      </w:r>
+      <w:proofErr w:type="spellStart"/>
+      <w:r>
+        <w:t>pesanan</w:t>
+      </w:r>
+      <w:proofErr w:type="spellEnd"/>
+      <w:r>
+        <w:t xml:space="preserve"> yang </w:t>
+      </w:r>
+      <w:proofErr w:type="spellStart"/>
+      <w:r>
+        <w:t>sudah</w:t>
+      </w:r>
+      <w:proofErr w:type="spellEnd"/>
+      <w:r>
+        <w:t xml:space="preserve"> </w:t>
+      </w:r>
+      <w:proofErr w:type="spellStart"/>
+      <w:r>
+        <w:t>selesai</w:t>
+      </w:r>
+      <w:proofErr w:type="spellEnd"/>
+      <w:r>
+        <w:t xml:space="preserve">, </w:t>
+      </w:r>
+      <w:proofErr w:type="spellStart"/>
+      <w:r>
+        <w:t>tersedia</w:t>
+      </w:r>
+      <w:proofErr w:type="spellEnd"/>
+      <w:r>
+        <w:t xml:space="preserve"> </w:t>
+      </w:r>
+      <w:proofErr w:type="spellStart"/>
+      <w:r>
+        <w:t>tombol</w:t>
+      </w:r>
+      <w:proofErr w:type="spellEnd"/>
+      <w:r>
+        <w:t xml:space="preserve"> </w:t>
+      </w:r>
+      <w:proofErr w:type="spellStart"/>
       <w:r>
         <w:rPr>
           <w:b/>
         </w:rPr>
-        <w:t>Lihat Surat Jalan</w:t>
+        <w:t>Lihat</w:t>
+      </w:r>
+      <w:proofErr w:type="spellEnd"/>
+      <w:r>
+        <w:rPr>
+          <w:b/>
+        </w:rPr>
+        <w:t xml:space="preserve"> Surat Jalan</w:t>
       </w:r>
       <w:r>
         <w:t>.</w:t>
@@ -814,8 +3332,30 @@
               <w:rPr>
                 <w:b/>
               </w:rPr>
-              <w:t>Yang perlu Anda lakukan</w:t>
+              <w:t xml:space="preserve">Yang </w:t>
             </w:r>
+            <w:proofErr w:type="spellStart"/>
+            <w:r>
+              <w:rPr>
+                <w:b/>
+              </w:rPr>
+              <w:t>perlu</w:t>
+            </w:r>
+            <w:proofErr w:type="spellEnd"/>
+            <w:r>
+              <w:rPr>
+                <w:b/>
+              </w:rPr>
+              <w:t xml:space="preserve"> Anda </w:t>
+            </w:r>
+            <w:proofErr w:type="spellStart"/>
+            <w:r>
+              <w:rPr>
+                <w:b/>
+              </w:rPr>
+              <w:t>lakukan</w:t>
+            </w:r>
+            <w:proofErr w:type="spellEnd"/>
           </w:p>
         </w:tc>
       </w:tr>
@@ -848,8 +3388,53 @@
             <w:pPr>
               <w:keepNext/>
             </w:pPr>
+            <w:proofErr w:type="spellStart"/>
             <w:r>
-              <w:t>Pesanan sudah tercatat dan menunggu diproses oleh gudang.</w:t>
+              <w:t>Pesanan</w:t>
+            </w:r>
+            <w:proofErr w:type="spellEnd"/>
+            <w:r>
+              <w:t xml:space="preserve"> </w:t>
+            </w:r>
+            <w:proofErr w:type="spellStart"/>
+            <w:r>
+              <w:t>sudah</w:t>
+            </w:r>
+            <w:proofErr w:type="spellEnd"/>
+            <w:r>
+              <w:t xml:space="preserve"> </w:t>
+            </w:r>
+            <w:proofErr w:type="spellStart"/>
+            <w:r>
+              <w:t>tercatat</w:t>
+            </w:r>
+            <w:proofErr w:type="spellEnd"/>
+            <w:r>
+              <w:t xml:space="preserve"> dan </w:t>
+            </w:r>
+            <w:proofErr w:type="spellStart"/>
+            <w:r>
+              <w:t>menunggu</w:t>
+            </w:r>
+            <w:proofErr w:type="spellEnd"/>
+            <w:r>
+              <w:t xml:space="preserve"> </w:t>
+            </w:r>
+            <w:proofErr w:type="spellStart"/>
+            <w:r>
+              <w:t>diproses</w:t>
+            </w:r>
+            <w:proofErr w:type="spellEnd"/>
+            <w:r>
+              <w:t xml:space="preserve"> oleh </w:t>
+            </w:r>
+            <w:proofErr w:type="spellStart"/>
+            <w:r>
+              <w:t>gudang</w:t>
+            </w:r>
+            <w:proofErr w:type="spellEnd"/>
+            <w:r>
+              <w:t>.</w:t>
             </w:r>
           </w:p>
         </w:tc>
@@ -861,8 +3446,13 @@
             <w:pPr>
               <w:keepNext/>
             </w:pPr>
+            <w:proofErr w:type="spellStart"/>
             <w:r>
-              <w:t>Menunggu.</w:t>
+              <w:t>Menunggu</w:t>
+            </w:r>
+            <w:proofErr w:type="spellEnd"/>
+            <w:r>
+              <w:t>.</w:t>
             </w:r>
           </w:p>
         </w:tc>
@@ -897,7 +3487,79 @@
               <w:keepNext/>
             </w:pPr>
             <w:r>
-              <w:t>Gudang menyetujui pesanan (sebagian, apabila ada barang yang ditolak atau habis).</w:t>
+              <w:t xml:space="preserve">Gudang </w:t>
+            </w:r>
+            <w:proofErr w:type="spellStart"/>
+            <w:r>
+              <w:t>menyetujui</w:t>
+            </w:r>
+            <w:proofErr w:type="spellEnd"/>
+            <w:r>
+              <w:t xml:space="preserve"> </w:t>
+            </w:r>
+            <w:proofErr w:type="spellStart"/>
+            <w:r>
+              <w:t>pesanan</w:t>
+            </w:r>
+            <w:proofErr w:type="spellEnd"/>
+            <w:r>
+              <w:t xml:space="preserve"> (</w:t>
+            </w:r>
+            <w:proofErr w:type="spellStart"/>
+            <w:r>
+              <w:t>sebagian</w:t>
+            </w:r>
+            <w:proofErr w:type="spellEnd"/>
+            <w:r>
+              <w:t xml:space="preserve">, </w:t>
+            </w:r>
+            <w:proofErr w:type="spellStart"/>
+            <w:r>
+              <w:t>apabila</w:t>
+            </w:r>
+            <w:proofErr w:type="spellEnd"/>
+            <w:r>
+              <w:t xml:space="preserve"> </w:t>
+            </w:r>
+            <w:proofErr w:type="spellStart"/>
+            <w:r>
+              <w:t>ada</w:t>
+            </w:r>
+            <w:proofErr w:type="spellEnd"/>
+            <w:r>
+              <w:t xml:space="preserve"> </w:t>
+            </w:r>
+            <w:proofErr w:type="spellStart"/>
+            <w:r>
+              <w:t>barang</w:t>
+            </w:r>
+            <w:proofErr w:type="spellEnd"/>
+            <w:r>
+              <w:t xml:space="preserve"> yang </w:t>
+            </w:r>
+            <w:proofErr w:type="spellStart"/>
+            <w:r>
+              <w:t>ditolak</w:t>
+            </w:r>
+            <w:proofErr w:type="spellEnd"/>
+            <w:r>
+              <w:t xml:space="preserve"> </w:t>
+            </w:r>
+            <w:proofErr w:type="spellStart"/>
+            <w:r>
+              <w:t>atau</w:t>
+            </w:r>
+            <w:proofErr w:type="spellEnd"/>
+            <w:r>
+              <w:t xml:space="preserve"> </w:t>
+            </w:r>
+            <w:proofErr w:type="spellStart"/>
+            <w:r>
+              <w:t>habis</w:t>
+            </w:r>
+            <w:proofErr w:type="spellEnd"/>
+            <w:r>
+              <w:t>).</w:t>
             </w:r>
           </w:p>
         </w:tc>
@@ -909,8 +3571,21 @@
             <w:pPr>
               <w:keepNext/>
             </w:pPr>
+            <w:proofErr w:type="spellStart"/>
             <w:r>
-              <w:t>Menunggu pengiriman.</w:t>
+              <w:t>Menunggu</w:t>
+            </w:r>
+            <w:proofErr w:type="spellEnd"/>
+            <w:r>
+              <w:t xml:space="preserve"> </w:t>
+            </w:r>
+            <w:proofErr w:type="spellStart"/>
+            <w:r>
+              <w:t>pengiriman</w:t>
+            </w:r>
+            <w:proofErr w:type="spellEnd"/>
+            <w:r>
+              <w:t>.</w:t>
             </w:r>
           </w:p>
         </w:tc>
@@ -944,8 +3619,69 @@
             <w:pPr>
               <w:keepNext/>
             </w:pPr>
+            <w:proofErr w:type="spellStart"/>
             <w:r>
-              <w:t>Seluruh pesanan ditolak, disertai keterangan untuk setiap barang.</w:t>
+              <w:t>Seluruh</w:t>
+            </w:r>
+            <w:proofErr w:type="spellEnd"/>
+            <w:r>
+              <w:t xml:space="preserve"> </w:t>
+            </w:r>
+            <w:proofErr w:type="spellStart"/>
+            <w:r>
+              <w:t>pesanan</w:t>
+            </w:r>
+            <w:proofErr w:type="spellEnd"/>
+            <w:r>
+              <w:t xml:space="preserve"> </w:t>
+            </w:r>
+            <w:proofErr w:type="spellStart"/>
+            <w:r>
+              <w:t>ditolak</w:t>
+            </w:r>
+            <w:proofErr w:type="spellEnd"/>
+            <w:r>
+              <w:t xml:space="preserve">, </w:t>
+            </w:r>
+            <w:proofErr w:type="spellStart"/>
+            <w:r>
+              <w:t>disertai</w:t>
+            </w:r>
+            <w:proofErr w:type="spellEnd"/>
+            <w:r>
+              <w:t xml:space="preserve"> </w:t>
+            </w:r>
+            <w:proofErr w:type="spellStart"/>
+            <w:r>
+              <w:t>keterangan</w:t>
+            </w:r>
+            <w:proofErr w:type="spellEnd"/>
+            <w:r>
+              <w:t xml:space="preserve"> </w:t>
+            </w:r>
+            <w:proofErr w:type="spellStart"/>
+            <w:r>
+              <w:t>untuk</w:t>
+            </w:r>
+            <w:proofErr w:type="spellEnd"/>
+            <w:r>
+              <w:t xml:space="preserve"> </w:t>
+            </w:r>
+            <w:proofErr w:type="spellStart"/>
+            <w:r>
+              <w:t>setiap</w:t>
+            </w:r>
+            <w:proofErr w:type="spellEnd"/>
+            <w:r>
+              <w:t xml:space="preserve"> </w:t>
+            </w:r>
+            <w:proofErr w:type="spellStart"/>
+            <w:r>
+              <w:t>barang</w:t>
+            </w:r>
+            <w:proofErr w:type="spellEnd"/>
+            <w:r>
+              <w:t>.</w:t>
             </w:r>
           </w:p>
         </w:tc>
@@ -958,7 +3694,63 @@
               <w:keepNext/>
             </w:pPr>
             <w:r>
-              <w:t>Baca keterangan, lalu pesan ulang apabila masih dibutuhkan.</w:t>
+              <w:t xml:space="preserve">Baca </w:t>
+            </w:r>
+            <w:proofErr w:type="spellStart"/>
+            <w:r>
+              <w:t>keterangan</w:t>
+            </w:r>
+            <w:proofErr w:type="spellEnd"/>
+            <w:r>
+              <w:t xml:space="preserve">, </w:t>
+            </w:r>
+            <w:proofErr w:type="spellStart"/>
+            <w:r>
+              <w:t>lalu</w:t>
+            </w:r>
+            <w:proofErr w:type="spellEnd"/>
+            <w:r>
+              <w:t xml:space="preserve"> </w:t>
+            </w:r>
+            <w:proofErr w:type="spellStart"/>
+            <w:r>
+              <w:t>pesan</w:t>
+            </w:r>
+            <w:proofErr w:type="spellEnd"/>
+            <w:r>
+              <w:t xml:space="preserve"> </w:t>
+            </w:r>
+            <w:proofErr w:type="spellStart"/>
+            <w:r>
+              <w:t>ulang</w:t>
+            </w:r>
+            <w:proofErr w:type="spellEnd"/>
+            <w:r>
+              <w:t xml:space="preserve"> </w:t>
+            </w:r>
+            <w:proofErr w:type="spellStart"/>
+            <w:r>
+              <w:t>apabila</w:t>
+            </w:r>
+            <w:proofErr w:type="spellEnd"/>
+            <w:r>
+              <w:t xml:space="preserve"> </w:t>
+            </w:r>
+            <w:proofErr w:type="spellStart"/>
+            <w:r>
+              <w:t>masih</w:t>
+            </w:r>
+            <w:proofErr w:type="spellEnd"/>
+            <w:r>
+              <w:t xml:space="preserve"> </w:t>
+            </w:r>
+            <w:proofErr w:type="spellStart"/>
+            <w:r>
+              <w:t>dibutuhkan</w:t>
+            </w:r>
+            <w:proofErr w:type="spellEnd"/>
+            <w:r>
+              <w:t>.</w:t>
             </w:r>
           </w:p>
         </w:tc>
@@ -993,7 +3785,63 @@
               <w:keepNext/>
             </w:pPr>
             <w:r>
-              <w:t>Paket sedang dalam perjalanan dan surat jalan sudah terbit.</w:t>
+              <w:t xml:space="preserve">Paket </w:t>
+            </w:r>
+            <w:proofErr w:type="spellStart"/>
+            <w:r>
+              <w:t>sedang</w:t>
+            </w:r>
+            <w:proofErr w:type="spellEnd"/>
+            <w:r>
+              <w:t xml:space="preserve"> </w:t>
+            </w:r>
+            <w:proofErr w:type="spellStart"/>
+            <w:r>
+              <w:t>dalam</w:t>
+            </w:r>
+            <w:proofErr w:type="spellEnd"/>
+            <w:r>
+              <w:t xml:space="preserve"> </w:t>
+            </w:r>
+            <w:proofErr w:type="spellStart"/>
+            <w:r>
+              <w:t>perjalanan</w:t>
+            </w:r>
+            <w:proofErr w:type="spellEnd"/>
+            <w:r>
+              <w:t xml:space="preserve"> dan </w:t>
+            </w:r>
+            <w:proofErr w:type="spellStart"/>
+            <w:r>
+              <w:t>surat</w:t>
+            </w:r>
+            <w:proofErr w:type="spellEnd"/>
+            <w:r>
+              <w:t xml:space="preserve"> </w:t>
+            </w:r>
+            <w:proofErr w:type="spellStart"/>
+            <w:r>
+              <w:t>jalan</w:t>
+            </w:r>
+            <w:proofErr w:type="spellEnd"/>
+            <w:r>
+              <w:t xml:space="preserve"> </w:t>
+            </w:r>
+            <w:proofErr w:type="spellStart"/>
+            <w:r>
+              <w:t>sudah</w:t>
+            </w:r>
+            <w:proofErr w:type="spellEnd"/>
+            <w:r>
+              <w:t xml:space="preserve"> </w:t>
+            </w:r>
+            <w:proofErr w:type="spellStart"/>
+            <w:r>
+              <w:t>terbit</w:t>
+            </w:r>
+            <w:proofErr w:type="spellEnd"/>
+            <w:r>
+              <w:t>.</w:t>
             </w:r>
           </w:p>
         </w:tc>
@@ -1006,7 +3854,31 @@
               <w:keepNext/>
             </w:pPr>
             <w:r>
-              <w:t>Buka Tab Surat Jalan, lalu isi laporan.</w:t>
+              <w:t xml:space="preserve">Buka Tab Surat Jalan, </w:t>
+            </w:r>
+            <w:proofErr w:type="spellStart"/>
+            <w:r>
+              <w:t>lalu</w:t>
+            </w:r>
+            <w:proofErr w:type="spellEnd"/>
+            <w:r>
+              <w:t xml:space="preserve"> </w:t>
+            </w:r>
+            <w:proofErr w:type="spellStart"/>
+            <w:r>
+              <w:t>isi</w:t>
+            </w:r>
+            <w:proofErr w:type="spellEnd"/>
+            <w:r>
+              <w:t xml:space="preserve"> </w:t>
+            </w:r>
+            <w:proofErr w:type="spellStart"/>
+            <w:r>
+              <w:t>laporan</w:t>
+            </w:r>
+            <w:proofErr w:type="spellEnd"/>
+            <w:r>
+              <w:t>.</w:t>
             </w:r>
           </w:p>
         </w:tc>
@@ -1034,8 +3906,37 @@
             <w:tcW w:w="3744" w:type="dxa"/>
           </w:tcPr>
           <w:p>
+            <w:proofErr w:type="spellStart"/>
             <w:r>
-              <w:t>Laporan Anda sudah masuk dan terkunci.</w:t>
+              <w:t>Laporan</w:t>
+            </w:r>
+            <w:proofErr w:type="spellEnd"/>
+            <w:r>
+              <w:t xml:space="preserve"> Anda </w:t>
+            </w:r>
+            <w:proofErr w:type="spellStart"/>
+            <w:r>
+              <w:t>sudah</w:t>
+            </w:r>
+            <w:proofErr w:type="spellEnd"/>
+            <w:r>
+              <w:t xml:space="preserve"> </w:t>
+            </w:r>
+            <w:proofErr w:type="spellStart"/>
+            <w:r>
+              <w:t>masuk</w:t>
+            </w:r>
+            <w:proofErr w:type="spellEnd"/>
+            <w:r>
+              <w:t xml:space="preserve"> dan </w:t>
+            </w:r>
+            <w:proofErr w:type="spellStart"/>
+            <w:r>
+              <w:t>terkunci</w:t>
+            </w:r>
+            <w:proofErr w:type="spellEnd"/>
+            <w:r>
+              <w:t>.</w:t>
             </w:r>
           </w:p>
         </w:tc>
@@ -1044,8 +3945,69 @@
             <w:tcW w:w="3168" w:type="dxa"/>
           </w:tcPr>
           <w:p>
+            <w:proofErr w:type="spellStart"/>
             <w:r>
-              <w:t>Selesai. (DITERIMA SEBAGIAN berarti terdapat selisih yang dicatat sebagai catatan selisih.)</w:t>
+              <w:t>Selesai</w:t>
+            </w:r>
+            <w:proofErr w:type="spellEnd"/>
+            <w:r>
+              <w:t xml:space="preserve">. (DITERIMA SEBAGIAN </w:t>
+            </w:r>
+            <w:proofErr w:type="spellStart"/>
+            <w:r>
+              <w:t>berarti</w:t>
+            </w:r>
+            <w:proofErr w:type="spellEnd"/>
+            <w:r>
+              <w:t xml:space="preserve"> </w:t>
+            </w:r>
+            <w:proofErr w:type="spellStart"/>
+            <w:r>
+              <w:t>terdapat</w:t>
+            </w:r>
+            <w:proofErr w:type="spellEnd"/>
+            <w:r>
+              <w:t xml:space="preserve"> </w:t>
+            </w:r>
+            <w:proofErr w:type="spellStart"/>
+            <w:r>
+              <w:t>selisih</w:t>
+            </w:r>
+            <w:proofErr w:type="spellEnd"/>
+            <w:r>
+              <w:t xml:space="preserve"> yang </w:t>
+            </w:r>
+            <w:proofErr w:type="spellStart"/>
+            <w:r>
+              <w:t>dicatat</w:t>
+            </w:r>
+            <w:proofErr w:type="spellEnd"/>
+            <w:r>
+              <w:t xml:space="preserve"> </w:t>
+            </w:r>
+            <w:proofErr w:type="spellStart"/>
+            <w:r>
+              <w:t>sebagai</w:t>
+            </w:r>
+            <w:proofErr w:type="spellEnd"/>
+            <w:r>
+              <w:t xml:space="preserve"> </w:t>
+            </w:r>
+            <w:proofErr w:type="spellStart"/>
+            <w:r>
+              <w:t>catatan</w:t>
+            </w:r>
+            <w:proofErr w:type="spellEnd"/>
+            <w:r>
+              <w:t xml:space="preserve"> </w:t>
+            </w:r>
+            <w:proofErr w:type="spellStart"/>
+            <w:r>
+              <w:t>selisih</w:t>
+            </w:r>
+            <w:proofErr w:type="spellEnd"/>
+            <w:r>
+              <w:t>.)</w:t>
             </w:r>
           </w:p>
         </w:tc>
@@ -1057,7 +4019,15 @@
         <w:pStyle w:val="Heading1"/>
       </w:pPr>
       <w:r>
-        <w:t>4. Tab Surat Jalan — Melaporkan Barang yang Diterima</w:t>
+        <w:t xml:space="preserve">4. Tab Surat Jalan — </w:t>
+      </w:r>
+      <w:proofErr w:type="spellStart"/>
+      <w:r>
+        <w:t>Melaporkan</w:t>
+      </w:r>
+      <w:proofErr w:type="spellEnd"/>
+      <w:r>
+        <w:t xml:space="preserve"> Barang yang Diterima</w:t>
       </w:r>
     </w:p>
     <w:p>
@@ -1065,7 +4035,151 @@
         <w:pStyle w:val="ListBullet"/>
       </w:pPr>
       <w:r>
-        <w:t>Angka pada tab menunjukkan jumlah kiriman yang perlu dilaporkan. Kiriman yang perlu dilaporkan ditampilkan di bagian atas, sedangkan arsip yang sudah terkunci berada di bagian bawah.</w:t>
+        <w:t xml:space="preserve">Angka pada tab </w:t>
+      </w:r>
+      <w:proofErr w:type="spellStart"/>
+      <w:r>
+        <w:t>menunjukkan</w:t>
+      </w:r>
+      <w:proofErr w:type="spellEnd"/>
+      <w:r>
+        <w:t xml:space="preserve"> </w:t>
+      </w:r>
+      <w:proofErr w:type="spellStart"/>
+      <w:r>
+        <w:t>jumlah</w:t>
+      </w:r>
+      <w:proofErr w:type="spellEnd"/>
+      <w:r>
+        <w:t xml:space="preserve"> </w:t>
+      </w:r>
+      <w:proofErr w:type="spellStart"/>
+      <w:r>
+        <w:t>kiriman</w:t>
+      </w:r>
+      <w:proofErr w:type="spellEnd"/>
+      <w:r>
+        <w:t xml:space="preserve"> yang </w:t>
+      </w:r>
+      <w:proofErr w:type="spellStart"/>
+      <w:r>
+        <w:t>perlu</w:t>
+      </w:r>
+      <w:proofErr w:type="spellEnd"/>
+      <w:r>
+        <w:t xml:space="preserve"> </w:t>
+      </w:r>
+      <w:proofErr w:type="spellStart"/>
+      <w:r>
+        <w:t>dilaporkan</w:t>
+      </w:r>
+      <w:proofErr w:type="spellEnd"/>
+      <w:r>
+        <w:t xml:space="preserve">. </w:t>
+      </w:r>
+      <w:proofErr w:type="spellStart"/>
+      <w:r>
+        <w:t>Kiriman</w:t>
+      </w:r>
+      <w:proofErr w:type="spellEnd"/>
+      <w:r>
+        <w:t xml:space="preserve"> yang </w:t>
+      </w:r>
+      <w:proofErr w:type="spellStart"/>
+      <w:r>
+        <w:t>perlu</w:t>
+      </w:r>
+      <w:proofErr w:type="spellEnd"/>
+      <w:r>
+        <w:t xml:space="preserve"> </w:t>
+      </w:r>
+      <w:proofErr w:type="spellStart"/>
+      <w:r>
+        <w:t>dilaporkan</w:t>
+      </w:r>
+      <w:proofErr w:type="spellEnd"/>
+      <w:r>
+        <w:t xml:space="preserve"> </w:t>
+      </w:r>
+      <w:proofErr w:type="spellStart"/>
+      <w:r>
+        <w:t>ditampilkan</w:t>
+      </w:r>
+      <w:proofErr w:type="spellEnd"/>
+      <w:r>
+        <w:t xml:space="preserve"> di </w:t>
+      </w:r>
+      <w:proofErr w:type="spellStart"/>
+      <w:r>
+        <w:t>bagian</w:t>
+      </w:r>
+      <w:proofErr w:type="spellEnd"/>
+      <w:r>
+        <w:t xml:space="preserve"> </w:t>
+      </w:r>
+      <w:proofErr w:type="spellStart"/>
+      <w:r>
+        <w:t>atas</w:t>
+      </w:r>
+      <w:proofErr w:type="spellEnd"/>
+      <w:r>
+        <w:t xml:space="preserve">, </w:t>
+      </w:r>
+      <w:proofErr w:type="spellStart"/>
+      <w:r>
+        <w:t>sedangkan</w:t>
+      </w:r>
+      <w:proofErr w:type="spellEnd"/>
+      <w:r>
+        <w:t xml:space="preserve"> </w:t>
+      </w:r>
+      <w:proofErr w:type="spellStart"/>
+      <w:r>
+        <w:t>arsip</w:t>
+      </w:r>
+      <w:proofErr w:type="spellEnd"/>
+      <w:r>
+        <w:t xml:space="preserve"> yang </w:t>
+      </w:r>
+      <w:proofErr w:type="spellStart"/>
+      <w:r>
+        <w:t>sudah</w:t>
+      </w:r>
+      <w:proofErr w:type="spellEnd"/>
+      <w:r>
+        <w:t xml:space="preserve"> </w:t>
+      </w:r>
+      <w:proofErr w:type="spellStart"/>
+      <w:r>
+        <w:t>terkunci</w:t>
+      </w:r>
+      <w:proofErr w:type="spellEnd"/>
+      <w:r>
+        <w:t xml:space="preserve"> </w:t>
+      </w:r>
+      <w:proofErr w:type="spellStart"/>
+      <w:r>
+        <w:t>berada</w:t>
+      </w:r>
+      <w:proofErr w:type="spellEnd"/>
+      <w:r>
+        <w:t xml:space="preserve"> di </w:t>
+      </w:r>
+      <w:proofErr w:type="spellStart"/>
+      <w:r>
+        <w:t>bagian</w:t>
+      </w:r>
+      <w:proofErr w:type="spellEnd"/>
+      <w:r>
+        <w:t xml:space="preserve"> </w:t>
+      </w:r>
+      <w:proofErr w:type="spellStart"/>
+      <w:r>
+        <w:t>bawah</w:t>
+      </w:r>
+      <w:proofErr w:type="spellEnd"/>
+      <w:r>
+        <w:t>.</w:t>
       </w:r>
     </w:p>
     <w:p>
@@ -1073,7 +4187,31 @@
         <w:pStyle w:val="ListBullet"/>
       </w:pPr>
       <w:r>
-        <w:t xml:space="preserve">Pada setiap kartu, ketuk </w:t>
+        <w:t xml:space="preserve">Pada </w:t>
+      </w:r>
+      <w:proofErr w:type="spellStart"/>
+      <w:r>
+        <w:t>setiap</w:t>
+      </w:r>
+      <w:proofErr w:type="spellEnd"/>
+      <w:r>
+        <w:t xml:space="preserve"> </w:t>
+      </w:r>
+      <w:proofErr w:type="spellStart"/>
+      <w:r>
+        <w:t>kartu</w:t>
+      </w:r>
+      <w:proofErr w:type="spellEnd"/>
+      <w:r>
+        <w:t xml:space="preserve">, </w:t>
+      </w:r>
+      <w:proofErr w:type="spellStart"/>
+      <w:r>
+        <w:t>ketuk</w:t>
+      </w:r>
+      <w:proofErr w:type="spellEnd"/>
+      <w:r>
+        <w:t xml:space="preserve"> </w:t>
       </w:r>
       <w:r>
         <w:rPr>
@@ -1082,39 +4220,270 @@
         <w:t>Isi Surat Jalan</w:t>
       </w:r>
       <w:r>
-        <w:t xml:space="preserve"> (atau </w:t>
-      </w:r>
+        <w:t xml:space="preserve"> (</w:t>
+      </w:r>
+      <w:proofErr w:type="spellStart"/>
+      <w:r>
+        <w:t>atau</w:t>
+      </w:r>
+      <w:proofErr w:type="spellEnd"/>
+      <w:r>
+        <w:t xml:space="preserve"> </w:t>
+      </w:r>
+      <w:proofErr w:type="spellStart"/>
       <w:r>
         <w:rPr>
           <w:b/>
         </w:rPr>
-        <w:t>Lihat Arsip</w:t>
-      </w:r>
-      <w:r>
-        <w:t xml:space="preserve"> apabila laporan sudah dikirim; ketuk </w:t>
-      </w:r>
+        <w:t>Lihat</w:t>
+      </w:r>
+      <w:proofErr w:type="spellEnd"/>
       <w:r>
         <w:rPr>
           <w:b/>
         </w:rPr>
+        <w:t xml:space="preserve"> </w:t>
+      </w:r>
+      <w:proofErr w:type="spellStart"/>
+      <w:r>
+        <w:rPr>
+          <w:b/>
+        </w:rPr>
+        <w:t>Arsip</w:t>
+      </w:r>
+      <w:proofErr w:type="spellEnd"/>
+      <w:r>
+        <w:t xml:space="preserve"> </w:t>
+      </w:r>
+      <w:proofErr w:type="spellStart"/>
+      <w:r>
+        <w:t>apabila</w:t>
+      </w:r>
+      <w:proofErr w:type="spellEnd"/>
+      <w:r>
+        <w:t xml:space="preserve"> </w:t>
+      </w:r>
+      <w:proofErr w:type="spellStart"/>
+      <w:r>
+        <w:t>laporan</w:t>
+      </w:r>
+      <w:proofErr w:type="spellEnd"/>
+      <w:r>
+        <w:t xml:space="preserve"> </w:t>
+      </w:r>
+      <w:proofErr w:type="spellStart"/>
+      <w:r>
+        <w:t>sudah</w:t>
+      </w:r>
+      <w:proofErr w:type="spellEnd"/>
+      <w:r>
+        <w:t xml:space="preserve"> </w:t>
+      </w:r>
+      <w:proofErr w:type="spellStart"/>
+      <w:r>
+        <w:t>dikirim</w:t>
+      </w:r>
+      <w:proofErr w:type="spellEnd"/>
+      <w:r>
+        <w:t xml:space="preserve">; </w:t>
+      </w:r>
+      <w:proofErr w:type="spellStart"/>
+      <w:r>
+        <w:t>ketuk</w:t>
+      </w:r>
+      <w:proofErr w:type="spellEnd"/>
+      <w:r>
+        <w:t xml:space="preserve"> </w:t>
+      </w:r>
+      <w:proofErr w:type="spellStart"/>
+      <w:r>
+        <w:rPr>
+          <w:b/>
+        </w:rPr>
         <w:t>Tutup</w:t>
       </w:r>
-      <w:r>
-        <w:t xml:space="preserve"> untuk melipat kartu).</w:t>
+      <w:proofErr w:type="spellEnd"/>
+      <w:r>
+        <w:t xml:space="preserve"> </w:t>
+      </w:r>
+      <w:proofErr w:type="spellStart"/>
+      <w:r>
+        <w:t>untuk</w:t>
+      </w:r>
+      <w:proofErr w:type="spellEnd"/>
+      <w:r>
+        <w:t xml:space="preserve"> </w:t>
+      </w:r>
+      <w:proofErr w:type="spellStart"/>
+      <w:r>
+        <w:t>melipat</w:t>
+      </w:r>
+      <w:proofErr w:type="spellEnd"/>
+      <w:r>
+        <w:t xml:space="preserve"> </w:t>
+      </w:r>
+      <w:proofErr w:type="spellStart"/>
+      <w:r>
+        <w:t>kartu</w:t>
+      </w:r>
+      <w:proofErr w:type="spellEnd"/>
+      <w:r>
+        <w:t>).</w:t>
       </w:r>
     </w:p>
     <w:p>
       <w:pPr>
         <w:pStyle w:val="ListBullet"/>
       </w:pPr>
-      <w:r>
-        <w:t xml:space="preserve">Aturan pengisian (tertulis pada formulir): </w:t>
+      <w:proofErr w:type="spellStart"/>
+      <w:r>
+        <w:t>Aturan</w:t>
+      </w:r>
+      <w:proofErr w:type="spellEnd"/>
+      <w:r>
+        <w:t xml:space="preserve"> </w:t>
+      </w:r>
+      <w:proofErr w:type="spellStart"/>
+      <w:r>
+        <w:t>pengisian</w:t>
+      </w:r>
+      <w:proofErr w:type="spellEnd"/>
+      <w:r>
+        <w:t xml:space="preserve"> (</w:t>
+      </w:r>
+      <w:proofErr w:type="spellStart"/>
+      <w:r>
+        <w:t>tertulis</w:t>
+      </w:r>
+      <w:proofErr w:type="spellEnd"/>
+      <w:r>
+        <w:t xml:space="preserve"> pada </w:t>
+      </w:r>
+      <w:proofErr w:type="spellStart"/>
+      <w:r>
+        <w:t>formulir</w:t>
+      </w:r>
+      <w:proofErr w:type="spellEnd"/>
+      <w:r>
+        <w:t xml:space="preserve">): </w:t>
       </w:r>
       <w:r>
         <w:rPr>
           <w:b/>
         </w:rPr>
-        <w:t>"Ceklis jika sesuai. Jika tidak sesuai, isi jumlah + keterangan."</w:t>
+        <w:t>"</w:t>
+      </w:r>
+      <w:proofErr w:type="spellStart"/>
+      <w:r>
+        <w:rPr>
+          <w:b/>
+        </w:rPr>
+        <w:t>Ceklis</w:t>
+      </w:r>
+      <w:proofErr w:type="spellEnd"/>
+      <w:r>
+        <w:rPr>
+          <w:b/>
+        </w:rPr>
+        <w:t xml:space="preserve"> </w:t>
+      </w:r>
+      <w:proofErr w:type="spellStart"/>
+      <w:r>
+        <w:rPr>
+          <w:b/>
+        </w:rPr>
+        <w:t>jika</w:t>
+      </w:r>
+      <w:proofErr w:type="spellEnd"/>
+      <w:r>
+        <w:rPr>
+          <w:b/>
+        </w:rPr>
+        <w:t xml:space="preserve"> </w:t>
+      </w:r>
+      <w:proofErr w:type="spellStart"/>
+      <w:r>
+        <w:rPr>
+          <w:b/>
+        </w:rPr>
+        <w:t>sesuai</w:t>
+      </w:r>
+      <w:proofErr w:type="spellEnd"/>
+      <w:r>
+        <w:rPr>
+          <w:b/>
+        </w:rPr>
+        <w:t xml:space="preserve">. Jika </w:t>
+      </w:r>
+      <w:proofErr w:type="spellStart"/>
+      <w:r>
+        <w:rPr>
+          <w:b/>
+        </w:rPr>
+        <w:t>tidak</w:t>
+      </w:r>
+      <w:proofErr w:type="spellEnd"/>
+      <w:r>
+        <w:rPr>
+          <w:b/>
+        </w:rPr>
+        <w:t xml:space="preserve"> </w:t>
+      </w:r>
+      <w:proofErr w:type="spellStart"/>
+      <w:r>
+        <w:rPr>
+          <w:b/>
+        </w:rPr>
+        <w:t>sesuai</w:t>
+      </w:r>
+      <w:proofErr w:type="spellEnd"/>
+      <w:r>
+        <w:rPr>
+          <w:b/>
+        </w:rPr>
+        <w:t xml:space="preserve">, </w:t>
+      </w:r>
+      <w:proofErr w:type="spellStart"/>
+      <w:r>
+        <w:rPr>
+          <w:b/>
+        </w:rPr>
+        <w:t>isi</w:t>
+      </w:r>
+      <w:proofErr w:type="spellEnd"/>
+      <w:r>
+        <w:rPr>
+          <w:b/>
+        </w:rPr>
+        <w:t xml:space="preserve"> </w:t>
+      </w:r>
+      <w:proofErr w:type="spellStart"/>
+      <w:r>
+        <w:rPr>
+          <w:b/>
+        </w:rPr>
+        <w:t>jumlah</w:t>
+      </w:r>
+      <w:proofErr w:type="spellEnd"/>
+      <w:r>
+        <w:rPr>
+          <w:b/>
+        </w:rPr>
+        <w:t xml:space="preserve"> + </w:t>
+      </w:r>
+      <w:proofErr w:type="spellStart"/>
+      <w:r>
+        <w:rPr>
+          <w:b/>
+        </w:rPr>
+        <w:t>keterangan</w:t>
+      </w:r>
+      <w:proofErr w:type="spellEnd"/>
+      <w:r>
+        <w:rPr>
+          <w:b/>
+        </w:rPr>
+        <w:t>."</w:t>
       </w:r>
     </w:p>
     <w:p>
@@ -1125,10 +4494,56 @@
         <w:rPr>
           <w:b/>
         </w:rPr>
-        <w:t>Barang yang sesuai:</w:t>
-      </w:r>
-      <w:r>
-        <w:t xml:space="preserve"> cukup diberi tanda centang.</w:t>
+        <w:t xml:space="preserve">Barang yang </w:t>
+      </w:r>
+      <w:proofErr w:type="spellStart"/>
+      <w:r>
+        <w:rPr>
+          <w:b/>
+        </w:rPr>
+        <w:t>sesuai</w:t>
+      </w:r>
+      <w:proofErr w:type="spellEnd"/>
+      <w:r>
+        <w:rPr>
+          <w:b/>
+        </w:rPr>
+        <w:t>:</w:t>
+      </w:r>
+      <w:r>
+        <w:t xml:space="preserve"> </w:t>
+      </w:r>
+      <w:proofErr w:type="spellStart"/>
+      <w:r>
+        <w:t>cukup</w:t>
+      </w:r>
+      <w:proofErr w:type="spellEnd"/>
+      <w:r>
+        <w:t xml:space="preserve"> </w:t>
+      </w:r>
+      <w:proofErr w:type="spellStart"/>
+      <w:r>
+        <w:t>diberi</w:t>
+      </w:r>
+      <w:proofErr w:type="spellEnd"/>
+      <w:r>
+        <w:t xml:space="preserve"> </w:t>
+      </w:r>
+      <w:proofErr w:type="spellStart"/>
+      <w:r>
+        <w:t>tanda</w:t>
+      </w:r>
+      <w:proofErr w:type="spellEnd"/>
+      <w:r>
+        <w:t xml:space="preserve"> </w:t>
+      </w:r>
+      <w:proofErr w:type="spellStart"/>
+      <w:r>
+        <w:t>centang</w:t>
+      </w:r>
+      <w:proofErr w:type="spellEnd"/>
+      <w:r>
+        <w:t>.</w:t>
       </w:r>
     </w:p>
     <w:p>
@@ -1140,16 +4555,282 @@
           <w:b/>
         </w:rPr>
         <w:lastRenderedPageBreak/>
-        <w:t>Barang yang bermasalah</w:t>
-      </w:r>
-      <w:r>
-        <w:t xml:space="preserve"> (jumlah kurang atau lebih, varian keliru, atau barang tidak datang): jangan diberi tanda centang. Perbaiki jumlah yang diterima, lalu isi kolom </w:t>
-      </w:r>
+        <w:t xml:space="preserve">Barang yang </w:t>
+      </w:r>
+      <w:proofErr w:type="spellStart"/>
       <w:r>
         <w:rPr>
           <w:b/>
         </w:rPr>
-        <w:t>"Keterangan (wajib jika tidak sesuai, cth: 2 pecah)"</w:t>
+        <w:t>bermasalah</w:t>
+      </w:r>
+      <w:proofErr w:type="spellEnd"/>
+      <w:r>
+        <w:t xml:space="preserve"> (</w:t>
+      </w:r>
+      <w:proofErr w:type="spellStart"/>
+      <w:r>
+        <w:t>jumlah</w:t>
+      </w:r>
+      <w:proofErr w:type="spellEnd"/>
+      <w:r>
+        <w:t xml:space="preserve"> </w:t>
+      </w:r>
+      <w:proofErr w:type="spellStart"/>
+      <w:r>
+        <w:t>kurang</w:t>
+      </w:r>
+      <w:proofErr w:type="spellEnd"/>
+      <w:r>
+        <w:t xml:space="preserve"> </w:t>
+      </w:r>
+      <w:proofErr w:type="spellStart"/>
+      <w:r>
+        <w:t>atau</w:t>
+      </w:r>
+      <w:proofErr w:type="spellEnd"/>
+      <w:r>
+        <w:t xml:space="preserve"> </w:t>
+      </w:r>
+      <w:proofErr w:type="spellStart"/>
+      <w:r>
+        <w:t>lebih</w:t>
+      </w:r>
+      <w:proofErr w:type="spellEnd"/>
+      <w:r>
+        <w:t xml:space="preserve">, </w:t>
+      </w:r>
+      <w:proofErr w:type="spellStart"/>
+      <w:r>
+        <w:t>varian</w:t>
+      </w:r>
+      <w:proofErr w:type="spellEnd"/>
+      <w:r>
+        <w:t xml:space="preserve"> </w:t>
+      </w:r>
+      <w:proofErr w:type="spellStart"/>
+      <w:r>
+        <w:t>keliru</w:t>
+      </w:r>
+      <w:proofErr w:type="spellEnd"/>
+      <w:r>
+        <w:t xml:space="preserve">, </w:t>
+      </w:r>
+      <w:proofErr w:type="spellStart"/>
+      <w:r>
+        <w:t>atau</w:t>
+      </w:r>
+      <w:proofErr w:type="spellEnd"/>
+      <w:r>
+        <w:t xml:space="preserve"> </w:t>
+      </w:r>
+      <w:proofErr w:type="spellStart"/>
+      <w:r>
+        <w:t>barang</w:t>
+      </w:r>
+      <w:proofErr w:type="spellEnd"/>
+      <w:r>
+        <w:t xml:space="preserve"> </w:t>
+      </w:r>
+      <w:proofErr w:type="spellStart"/>
+      <w:r>
+        <w:t>tidak</w:t>
+      </w:r>
+      <w:proofErr w:type="spellEnd"/>
+      <w:r>
+        <w:t xml:space="preserve"> </w:t>
+      </w:r>
+      <w:proofErr w:type="spellStart"/>
+      <w:r>
+        <w:t>datang</w:t>
+      </w:r>
+      <w:proofErr w:type="spellEnd"/>
+      <w:r>
+        <w:t xml:space="preserve">): </w:t>
+      </w:r>
+      <w:proofErr w:type="spellStart"/>
+      <w:r>
+        <w:t>jangan</w:t>
+      </w:r>
+      <w:proofErr w:type="spellEnd"/>
+      <w:r>
+        <w:t xml:space="preserve"> </w:t>
+      </w:r>
+      <w:proofErr w:type="spellStart"/>
+      <w:r>
+        <w:t>diberi</w:t>
+      </w:r>
+      <w:proofErr w:type="spellEnd"/>
+      <w:r>
+        <w:t xml:space="preserve"> </w:t>
+      </w:r>
+      <w:proofErr w:type="spellStart"/>
+      <w:r>
+        <w:t>tanda</w:t>
+      </w:r>
+      <w:proofErr w:type="spellEnd"/>
+      <w:r>
+        <w:t xml:space="preserve"> </w:t>
+      </w:r>
+      <w:proofErr w:type="spellStart"/>
+      <w:r>
+        <w:t>centang</w:t>
+      </w:r>
+      <w:proofErr w:type="spellEnd"/>
+      <w:r>
+        <w:t xml:space="preserve">. </w:t>
+      </w:r>
+      <w:proofErr w:type="spellStart"/>
+      <w:r>
+        <w:t>Perbaiki</w:t>
+      </w:r>
+      <w:proofErr w:type="spellEnd"/>
+      <w:r>
+        <w:t xml:space="preserve"> </w:t>
+      </w:r>
+      <w:proofErr w:type="spellStart"/>
+      <w:r>
+        <w:t>jumlah</w:t>
+      </w:r>
+      <w:proofErr w:type="spellEnd"/>
+      <w:r>
+        <w:t xml:space="preserve"> yang </w:t>
+      </w:r>
+      <w:proofErr w:type="spellStart"/>
+      <w:r>
+        <w:t>diterima</w:t>
+      </w:r>
+      <w:proofErr w:type="spellEnd"/>
+      <w:r>
+        <w:t xml:space="preserve">, </w:t>
+      </w:r>
+      <w:proofErr w:type="spellStart"/>
+      <w:r>
+        <w:t>lalu</w:t>
+      </w:r>
+      <w:proofErr w:type="spellEnd"/>
+      <w:r>
+        <w:t xml:space="preserve"> </w:t>
+      </w:r>
+      <w:proofErr w:type="spellStart"/>
+      <w:r>
+        <w:t>isi</w:t>
+      </w:r>
+      <w:proofErr w:type="spellEnd"/>
+      <w:r>
+        <w:t xml:space="preserve"> </w:t>
+      </w:r>
+      <w:proofErr w:type="spellStart"/>
+      <w:r>
+        <w:t>kolom</w:t>
+      </w:r>
+      <w:proofErr w:type="spellEnd"/>
+      <w:r>
+        <w:t xml:space="preserve"> </w:t>
+      </w:r>
+      <w:r>
+        <w:rPr>
+          <w:b/>
+        </w:rPr>
+        <w:t>"</w:t>
+      </w:r>
+      <w:proofErr w:type="spellStart"/>
+      <w:r>
+        <w:rPr>
+          <w:b/>
+        </w:rPr>
+        <w:t>Keterangan</w:t>
+      </w:r>
+      <w:proofErr w:type="spellEnd"/>
+      <w:r>
+        <w:rPr>
+          <w:b/>
+        </w:rPr>
+        <w:t xml:space="preserve"> (</w:t>
+      </w:r>
+      <w:proofErr w:type="spellStart"/>
+      <w:r>
+        <w:rPr>
+          <w:b/>
+        </w:rPr>
+        <w:t>wajib</w:t>
+      </w:r>
+      <w:proofErr w:type="spellEnd"/>
+      <w:r>
+        <w:rPr>
+          <w:b/>
+        </w:rPr>
+        <w:t xml:space="preserve"> </w:t>
+      </w:r>
+      <w:proofErr w:type="spellStart"/>
+      <w:r>
+        <w:rPr>
+          <w:b/>
+        </w:rPr>
+        <w:t>jika</w:t>
+      </w:r>
+      <w:proofErr w:type="spellEnd"/>
+      <w:r>
+        <w:rPr>
+          <w:b/>
+        </w:rPr>
+        <w:t xml:space="preserve"> </w:t>
+      </w:r>
+      <w:proofErr w:type="spellStart"/>
+      <w:r>
+        <w:rPr>
+          <w:b/>
+        </w:rPr>
+        <w:t>tidak</w:t>
+      </w:r>
+      <w:proofErr w:type="spellEnd"/>
+      <w:r>
+        <w:rPr>
+          <w:b/>
+        </w:rPr>
+        <w:t xml:space="preserve"> </w:t>
+      </w:r>
+      <w:proofErr w:type="spellStart"/>
+      <w:r>
+        <w:rPr>
+          <w:b/>
+        </w:rPr>
+        <w:t>sesuai</w:t>
+      </w:r>
+      <w:proofErr w:type="spellEnd"/>
+      <w:r>
+        <w:rPr>
+          <w:b/>
+        </w:rPr>
+        <w:t xml:space="preserve">, </w:t>
+      </w:r>
+      <w:proofErr w:type="spellStart"/>
+      <w:r>
+        <w:rPr>
+          <w:b/>
+        </w:rPr>
+        <w:t>cth</w:t>
+      </w:r>
+      <w:proofErr w:type="spellEnd"/>
+      <w:r>
+        <w:rPr>
+          <w:b/>
+        </w:rPr>
+        <w:t xml:space="preserve">: 2 </w:t>
+      </w:r>
+      <w:proofErr w:type="spellStart"/>
+      <w:r>
+        <w:rPr>
+          <w:b/>
+        </w:rPr>
+        <w:t>pecah</w:t>
+      </w:r>
+      <w:proofErr w:type="spellEnd"/>
+      <w:r>
+        <w:rPr>
+          <w:b/>
+        </w:rPr>
+        <w:t>)"</w:t>
       </w:r>
       <w:r>
         <w:t>.</w:t>
@@ -1160,50 +4841,442 @@
         <w:pStyle w:val="ListBullet"/>
       </w:pPr>
       <w:r>
-        <w:t xml:space="preserve">Isi kolom </w:t>
+        <w:t xml:space="preserve">Isi </w:t>
+      </w:r>
+      <w:proofErr w:type="spellStart"/>
+      <w:r>
+        <w:t>kolom</w:t>
+      </w:r>
+      <w:proofErr w:type="spellEnd"/>
+      <w:r>
+        <w:t xml:space="preserve"> </w:t>
       </w:r>
       <w:r>
         <w:rPr>
           <w:b/>
         </w:rPr>
-        <w:t>"Nama Penerima (wajib)"</w:t>
-      </w:r>
-      <w:r>
-        <w:t xml:space="preserve">, lalu ketuk </w:t>
-      </w:r>
+        <w:t xml:space="preserve">"Nama </w:t>
+      </w:r>
+      <w:proofErr w:type="spellStart"/>
       <w:r>
         <w:rPr>
           <w:b/>
         </w:rPr>
-        <w:t>Kirim Laporan Terima</w:t>
-      </w:r>
-      <w:r>
-        <w:t xml:space="preserve"> (ini adalah satu-satunya tombol untuk mengirim laporan).</w:t>
+        <w:t>Penerima</w:t>
+      </w:r>
+      <w:proofErr w:type="spellEnd"/>
+      <w:r>
+        <w:rPr>
+          <w:b/>
+        </w:rPr>
+        <w:t xml:space="preserve"> (</w:t>
+      </w:r>
+      <w:proofErr w:type="spellStart"/>
+      <w:r>
+        <w:rPr>
+          <w:b/>
+        </w:rPr>
+        <w:t>wajib</w:t>
+      </w:r>
+      <w:proofErr w:type="spellEnd"/>
+      <w:r>
+        <w:rPr>
+          <w:b/>
+        </w:rPr>
+        <w:t>)"</w:t>
+      </w:r>
+      <w:r>
+        <w:t xml:space="preserve">, </w:t>
+      </w:r>
+      <w:proofErr w:type="spellStart"/>
+      <w:r>
+        <w:t>lalu</w:t>
+      </w:r>
+      <w:proofErr w:type="spellEnd"/>
+      <w:r>
+        <w:t xml:space="preserve"> </w:t>
+      </w:r>
+      <w:proofErr w:type="spellStart"/>
+      <w:r>
+        <w:t>ketuk</w:t>
+      </w:r>
+      <w:proofErr w:type="spellEnd"/>
+      <w:r>
+        <w:t xml:space="preserve"> </w:t>
+      </w:r>
+      <w:r>
+        <w:rPr>
+          <w:b/>
+        </w:rPr>
+        <w:t xml:space="preserve">Kirim Laporan </w:t>
+      </w:r>
+      <w:proofErr w:type="spellStart"/>
+      <w:r>
+        <w:rPr>
+          <w:b/>
+        </w:rPr>
+        <w:t>Terima</w:t>
+      </w:r>
+      <w:proofErr w:type="spellEnd"/>
+      <w:r>
+        <w:t xml:space="preserve"> (</w:t>
+      </w:r>
+      <w:proofErr w:type="spellStart"/>
+      <w:r>
+        <w:t>ini</w:t>
+      </w:r>
+      <w:proofErr w:type="spellEnd"/>
+      <w:r>
+        <w:t xml:space="preserve"> </w:t>
+      </w:r>
+      <w:proofErr w:type="spellStart"/>
+      <w:r>
+        <w:t>adalah</w:t>
+      </w:r>
+      <w:proofErr w:type="spellEnd"/>
+      <w:r>
+        <w:t xml:space="preserve"> </w:t>
+      </w:r>
+      <w:proofErr w:type="spellStart"/>
+      <w:r>
+        <w:t>satu-satunya</w:t>
+      </w:r>
+      <w:proofErr w:type="spellEnd"/>
+      <w:r>
+        <w:t xml:space="preserve"> </w:t>
+      </w:r>
+      <w:proofErr w:type="spellStart"/>
+      <w:r>
+        <w:t>tombol</w:t>
+      </w:r>
+      <w:proofErr w:type="spellEnd"/>
+      <w:r>
+        <w:t xml:space="preserve"> </w:t>
+      </w:r>
+      <w:proofErr w:type="spellStart"/>
+      <w:r>
+        <w:t>untuk</w:t>
+      </w:r>
+      <w:proofErr w:type="spellEnd"/>
+      <w:r>
+        <w:t xml:space="preserve"> </w:t>
+      </w:r>
+      <w:proofErr w:type="spellStart"/>
+      <w:r>
+        <w:t>mengirim</w:t>
+      </w:r>
+      <w:proofErr w:type="spellEnd"/>
+      <w:r>
+        <w:t xml:space="preserve"> </w:t>
+      </w:r>
+      <w:proofErr w:type="spellStart"/>
+      <w:r>
+        <w:t>laporan</w:t>
+      </w:r>
+      <w:proofErr w:type="spellEnd"/>
+      <w:r>
+        <w:t>).</w:t>
       </w:r>
     </w:p>
     <w:p>
       <w:pPr>
         <w:pStyle w:val="ListBullet"/>
       </w:pPr>
-      <w:r>
-        <w:t xml:space="preserve">Laporan tidak dapat dikirim apabila muncul pesan </w:t>
+      <w:proofErr w:type="spellStart"/>
+      <w:r>
+        <w:t>Laporan</w:t>
+      </w:r>
+      <w:proofErr w:type="spellEnd"/>
+      <w:r>
+        <w:t xml:space="preserve"> </w:t>
+      </w:r>
+      <w:proofErr w:type="spellStart"/>
+      <w:r>
+        <w:t>tidak</w:t>
+      </w:r>
+      <w:proofErr w:type="spellEnd"/>
+      <w:r>
+        <w:t xml:space="preserve"> </w:t>
+      </w:r>
+      <w:proofErr w:type="spellStart"/>
+      <w:r>
+        <w:t>dapat</w:t>
+      </w:r>
+      <w:proofErr w:type="spellEnd"/>
+      <w:r>
+        <w:t xml:space="preserve"> </w:t>
+      </w:r>
+      <w:proofErr w:type="spellStart"/>
+      <w:r>
+        <w:t>dikirim</w:t>
+      </w:r>
+      <w:proofErr w:type="spellEnd"/>
+      <w:r>
+        <w:t xml:space="preserve"> </w:t>
+      </w:r>
+      <w:proofErr w:type="spellStart"/>
+      <w:r>
+        <w:t>apabila</w:t>
+      </w:r>
+      <w:proofErr w:type="spellEnd"/>
+      <w:r>
+        <w:t xml:space="preserve"> </w:t>
+      </w:r>
+      <w:proofErr w:type="spellStart"/>
+      <w:r>
+        <w:t>muncul</w:t>
+      </w:r>
+      <w:proofErr w:type="spellEnd"/>
+      <w:r>
+        <w:t xml:space="preserve"> </w:t>
+      </w:r>
+      <w:proofErr w:type="spellStart"/>
+      <w:r>
+        <w:t>pesan</w:t>
+      </w:r>
+      <w:proofErr w:type="spellEnd"/>
+      <w:r>
+        <w:t xml:space="preserve"> </w:t>
       </w:r>
       <w:r>
         <w:rPr>
           <w:b/>
         </w:rPr>
-        <w:t>"Nama penerima wajib diisi."</w:t>
-      </w:r>
-      <w:r>
-        <w:t>, atau apabila terdapat barang yang tidak dicentang tanpa disertai jumlah dan keterangan (akan ditandai warna merah).</w:t>
+        <w:t xml:space="preserve">"Nama </w:t>
+      </w:r>
+      <w:proofErr w:type="spellStart"/>
+      <w:r>
+        <w:rPr>
+          <w:b/>
+        </w:rPr>
+        <w:t>penerima</w:t>
+      </w:r>
+      <w:proofErr w:type="spellEnd"/>
+      <w:r>
+        <w:rPr>
+          <w:b/>
+        </w:rPr>
+        <w:t xml:space="preserve"> </w:t>
+      </w:r>
+      <w:proofErr w:type="spellStart"/>
+      <w:r>
+        <w:rPr>
+          <w:b/>
+        </w:rPr>
+        <w:t>wajib</w:t>
+      </w:r>
+      <w:proofErr w:type="spellEnd"/>
+      <w:r>
+        <w:rPr>
+          <w:b/>
+        </w:rPr>
+        <w:t xml:space="preserve"> </w:t>
+      </w:r>
+      <w:proofErr w:type="spellStart"/>
+      <w:r>
+        <w:rPr>
+          <w:b/>
+        </w:rPr>
+        <w:t>diisi</w:t>
+      </w:r>
+      <w:proofErr w:type="spellEnd"/>
+      <w:r>
+        <w:rPr>
+          <w:b/>
+        </w:rPr>
+        <w:t>."</w:t>
+      </w:r>
+      <w:r>
+        <w:t xml:space="preserve">, </w:t>
+      </w:r>
+      <w:proofErr w:type="spellStart"/>
+      <w:r>
+        <w:t>atau</w:t>
+      </w:r>
+      <w:proofErr w:type="spellEnd"/>
+      <w:r>
+        <w:t xml:space="preserve"> </w:t>
+      </w:r>
+      <w:proofErr w:type="spellStart"/>
+      <w:r>
+        <w:t>apabila</w:t>
+      </w:r>
+      <w:proofErr w:type="spellEnd"/>
+      <w:r>
+        <w:t xml:space="preserve"> </w:t>
+      </w:r>
+      <w:proofErr w:type="spellStart"/>
+      <w:r>
+        <w:t>terdapat</w:t>
+      </w:r>
+      <w:proofErr w:type="spellEnd"/>
+      <w:r>
+        <w:t xml:space="preserve"> </w:t>
+      </w:r>
+      <w:proofErr w:type="spellStart"/>
+      <w:r>
+        <w:t>barang</w:t>
+      </w:r>
+      <w:proofErr w:type="spellEnd"/>
+      <w:r>
+        <w:t xml:space="preserve"> yang </w:t>
+      </w:r>
+      <w:proofErr w:type="spellStart"/>
+      <w:r>
+        <w:t>tidak</w:t>
+      </w:r>
+      <w:proofErr w:type="spellEnd"/>
+      <w:r>
+        <w:t xml:space="preserve"> </w:t>
+      </w:r>
+      <w:proofErr w:type="spellStart"/>
+      <w:r>
+        <w:t>dicentang</w:t>
+      </w:r>
+      <w:proofErr w:type="spellEnd"/>
+      <w:r>
+        <w:t xml:space="preserve"> </w:t>
+      </w:r>
+      <w:proofErr w:type="spellStart"/>
+      <w:r>
+        <w:t>tanpa</w:t>
+      </w:r>
+      <w:proofErr w:type="spellEnd"/>
+      <w:r>
+        <w:t xml:space="preserve"> </w:t>
+      </w:r>
+      <w:proofErr w:type="spellStart"/>
+      <w:r>
+        <w:t>disertai</w:t>
+      </w:r>
+      <w:proofErr w:type="spellEnd"/>
+      <w:r>
+        <w:t xml:space="preserve"> </w:t>
+      </w:r>
+      <w:proofErr w:type="spellStart"/>
+      <w:r>
+        <w:t>jumlah</w:t>
+      </w:r>
+      <w:proofErr w:type="spellEnd"/>
+      <w:r>
+        <w:t xml:space="preserve"> dan </w:t>
+      </w:r>
+      <w:proofErr w:type="spellStart"/>
+      <w:r>
+        <w:t>keterangan</w:t>
+      </w:r>
+      <w:proofErr w:type="spellEnd"/>
+      <w:r>
+        <w:t xml:space="preserve"> (</w:t>
+      </w:r>
+      <w:proofErr w:type="spellStart"/>
+      <w:r>
+        <w:t>akan</w:t>
+      </w:r>
+      <w:proofErr w:type="spellEnd"/>
+      <w:r>
+        <w:t xml:space="preserve"> </w:t>
+      </w:r>
+      <w:proofErr w:type="spellStart"/>
+      <w:r>
+        <w:t>ditandai</w:t>
+      </w:r>
+      <w:proofErr w:type="spellEnd"/>
+      <w:r>
+        <w:t xml:space="preserve"> </w:t>
+      </w:r>
+      <w:proofErr w:type="spellStart"/>
+      <w:r>
+        <w:t>warna</w:t>
+      </w:r>
+      <w:proofErr w:type="spellEnd"/>
+      <w:r>
+        <w:t xml:space="preserve"> </w:t>
+      </w:r>
+      <w:proofErr w:type="spellStart"/>
+      <w:r>
+        <w:t>merah</w:t>
+      </w:r>
+      <w:proofErr w:type="spellEnd"/>
+      <w:r>
+        <w:t>).</w:t>
       </w:r>
     </w:p>
     <w:p>
       <w:pPr>
         <w:pStyle w:val="ListBullet"/>
       </w:pPr>
-      <w:r>
-        <w:t xml:space="preserve">Hasilnya muncul secara otomatis: jika seluruh barang sesuai, status menjadi </w:t>
+      <w:proofErr w:type="spellStart"/>
+      <w:r>
+        <w:t>Hasilnya</w:t>
+      </w:r>
+      <w:proofErr w:type="spellEnd"/>
+      <w:r>
+        <w:t xml:space="preserve"> </w:t>
+      </w:r>
+      <w:proofErr w:type="spellStart"/>
+      <w:r>
+        <w:t>muncul</w:t>
+      </w:r>
+      <w:proofErr w:type="spellEnd"/>
+      <w:r>
+        <w:t xml:space="preserve"> </w:t>
+      </w:r>
+      <w:proofErr w:type="spellStart"/>
+      <w:r>
+        <w:t>secara</w:t>
+      </w:r>
+      <w:proofErr w:type="spellEnd"/>
+      <w:r>
+        <w:t xml:space="preserve"> </w:t>
+      </w:r>
+      <w:proofErr w:type="spellStart"/>
+      <w:r>
+        <w:t>otomatis</w:t>
+      </w:r>
+      <w:proofErr w:type="spellEnd"/>
+      <w:r>
+        <w:t xml:space="preserve">: </w:t>
+      </w:r>
+      <w:proofErr w:type="spellStart"/>
+      <w:r>
+        <w:t>jika</w:t>
+      </w:r>
+      <w:proofErr w:type="spellEnd"/>
+      <w:r>
+        <w:t xml:space="preserve"> </w:t>
+      </w:r>
+      <w:proofErr w:type="spellStart"/>
+      <w:r>
+        <w:t>seluruh</w:t>
+      </w:r>
+      <w:proofErr w:type="spellEnd"/>
+      <w:r>
+        <w:t xml:space="preserve"> </w:t>
+      </w:r>
+      <w:proofErr w:type="spellStart"/>
+      <w:r>
+        <w:t>barang</w:t>
+      </w:r>
+      <w:proofErr w:type="spellEnd"/>
+      <w:r>
+        <w:t xml:space="preserve"> </w:t>
+      </w:r>
+      <w:proofErr w:type="spellStart"/>
+      <w:r>
+        <w:t>sesuai</w:t>
+      </w:r>
+      <w:proofErr w:type="spellEnd"/>
+      <w:r>
+        <w:t xml:space="preserve">, status </w:t>
+      </w:r>
+      <w:proofErr w:type="spellStart"/>
+      <w:r>
+        <w:t>menjadi</w:t>
+      </w:r>
+      <w:proofErr w:type="spellEnd"/>
+      <w:r>
+        <w:t xml:space="preserve"> </w:t>
       </w:r>
       <w:r>
         <w:rPr>
@@ -1212,7 +5285,63 @@
         <w:t>DITERIMA</w:t>
       </w:r>
       <w:r>
-        <w:t xml:space="preserve">; jika ada satu barang saja yang berbeda, status menjadi </w:t>
+        <w:t xml:space="preserve">; </w:t>
+      </w:r>
+      <w:proofErr w:type="spellStart"/>
+      <w:r>
+        <w:t>jika</w:t>
+      </w:r>
+      <w:proofErr w:type="spellEnd"/>
+      <w:r>
+        <w:t xml:space="preserve"> </w:t>
+      </w:r>
+      <w:proofErr w:type="spellStart"/>
+      <w:r>
+        <w:t>ada</w:t>
+      </w:r>
+      <w:proofErr w:type="spellEnd"/>
+      <w:r>
+        <w:t xml:space="preserve"> </w:t>
+      </w:r>
+      <w:proofErr w:type="spellStart"/>
+      <w:r>
+        <w:t>satu</w:t>
+      </w:r>
+      <w:proofErr w:type="spellEnd"/>
+      <w:r>
+        <w:t xml:space="preserve"> </w:t>
+      </w:r>
+      <w:proofErr w:type="spellStart"/>
+      <w:r>
+        <w:t>barang</w:t>
+      </w:r>
+      <w:proofErr w:type="spellEnd"/>
+      <w:r>
+        <w:t xml:space="preserve"> </w:t>
+      </w:r>
+      <w:proofErr w:type="spellStart"/>
+      <w:r>
+        <w:t>saja</w:t>
+      </w:r>
+      <w:proofErr w:type="spellEnd"/>
+      <w:r>
+        <w:t xml:space="preserve"> yang </w:t>
+      </w:r>
+      <w:proofErr w:type="spellStart"/>
+      <w:r>
+        <w:t>berbeda</w:t>
+      </w:r>
+      <w:proofErr w:type="spellEnd"/>
+      <w:r>
+        <w:t xml:space="preserve">, status </w:t>
+      </w:r>
+      <w:proofErr w:type="spellStart"/>
+      <w:r>
+        <w:t>menjadi</w:t>
+      </w:r>
+      <w:proofErr w:type="spellEnd"/>
+      <w:r>
+        <w:t xml:space="preserve"> </w:t>
       </w:r>
       <w:r>
         <w:rPr>
@@ -1221,7 +5350,71 @@
         <w:t>DITERIMA SEBAGIAN</w:t>
       </w:r>
       <w:r>
-        <w:t>. Setelah laporan terkirim, laporan terkunci dan tidak dapat diubah.</w:t>
+        <w:t xml:space="preserve">. </w:t>
+      </w:r>
+      <w:proofErr w:type="spellStart"/>
+      <w:r>
+        <w:t>Setelah</w:t>
+      </w:r>
+      <w:proofErr w:type="spellEnd"/>
+      <w:r>
+        <w:t xml:space="preserve"> </w:t>
+      </w:r>
+      <w:proofErr w:type="spellStart"/>
+      <w:r>
+        <w:t>laporan</w:t>
+      </w:r>
+      <w:proofErr w:type="spellEnd"/>
+      <w:r>
+        <w:t xml:space="preserve"> </w:t>
+      </w:r>
+      <w:proofErr w:type="spellStart"/>
+      <w:r>
+        <w:t>terkirim</w:t>
+      </w:r>
+      <w:proofErr w:type="spellEnd"/>
+      <w:r>
+        <w:t xml:space="preserve">, </w:t>
+      </w:r>
+      <w:proofErr w:type="spellStart"/>
+      <w:r>
+        <w:t>laporan</w:t>
+      </w:r>
+      <w:proofErr w:type="spellEnd"/>
+      <w:r>
+        <w:t xml:space="preserve"> </w:t>
+      </w:r>
+      <w:proofErr w:type="spellStart"/>
+      <w:r>
+        <w:t>terkunci</w:t>
+      </w:r>
+      <w:proofErr w:type="spellEnd"/>
+      <w:r>
+        <w:t xml:space="preserve"> dan </w:t>
+      </w:r>
+      <w:proofErr w:type="spellStart"/>
+      <w:r>
+        <w:t>tidak</w:t>
+      </w:r>
+      <w:proofErr w:type="spellEnd"/>
+      <w:r>
+        <w:t xml:space="preserve"> </w:t>
+      </w:r>
+      <w:proofErr w:type="spellStart"/>
+      <w:r>
+        <w:t>dapat</w:t>
+      </w:r>
+      <w:proofErr w:type="spellEnd"/>
+      <w:r>
+        <w:t xml:space="preserve"> </w:t>
+      </w:r>
+      <w:proofErr w:type="spellStart"/>
+      <w:r>
+        <w:t>diubah</w:t>
+      </w:r>
+      <w:proofErr w:type="spellEnd"/>
+      <w:r>
+        <w:t>.</w:t>
       </w:r>
     </w:p>
     <w:p>
@@ -1229,15 +5422,68 @@
         <w:pStyle w:val="Heading1"/>
       </w:pPr>
       <w:r>
-        <w:t>5. Lupa Kata Sandi dan Masalah Umum</w:t>
+        <w:t xml:space="preserve">5. Lupa Kata Sandi dan </w:t>
+      </w:r>
+      <w:proofErr w:type="spellStart"/>
+      <w:r>
+        <w:t>Masalah</w:t>
+      </w:r>
+      <w:proofErr w:type="spellEnd"/>
+      <w:r>
+        <w:t xml:space="preserve"> Umum</w:t>
       </w:r>
     </w:p>
     <w:p>
       <w:pPr>
         <w:pStyle w:val="ListBullet"/>
       </w:pPr>
-      <w:r>
-        <w:t>Terdapat 2 cara untuk mengatasi masalah kata sandi:</w:t>
+      <w:proofErr w:type="spellStart"/>
+      <w:r>
+        <w:t>Terdapat</w:t>
+      </w:r>
+      <w:proofErr w:type="spellEnd"/>
+      <w:r>
+        <w:t xml:space="preserve"> 2 </w:t>
+      </w:r>
+      <w:proofErr w:type="spellStart"/>
+      <w:r>
+        <w:t>cara</w:t>
+      </w:r>
+      <w:proofErr w:type="spellEnd"/>
+      <w:r>
+        <w:t xml:space="preserve"> </w:t>
+      </w:r>
+      <w:proofErr w:type="spellStart"/>
+      <w:r>
+        <w:t>untuk</w:t>
+      </w:r>
+      <w:proofErr w:type="spellEnd"/>
+      <w:r>
+        <w:t xml:space="preserve"> </w:t>
+      </w:r>
+      <w:proofErr w:type="spellStart"/>
+      <w:r>
+        <w:t>mengatasi</w:t>
+      </w:r>
+      <w:proofErr w:type="spellEnd"/>
+      <w:r>
+        <w:t xml:space="preserve"> </w:t>
+      </w:r>
+      <w:proofErr w:type="spellStart"/>
+      <w:r>
+        <w:t>masalah</w:t>
+      </w:r>
+      <w:proofErr w:type="spellEnd"/>
+      <w:r>
+        <w:t xml:space="preserve"> kata </w:t>
+      </w:r>
+      <w:proofErr w:type="spellStart"/>
+      <w:r>
+        <w:t>sandi</w:t>
+      </w:r>
+      <w:proofErr w:type="spellEnd"/>
+      <w:r>
+        <w:t>:</w:t>
       </w:r>
     </w:p>
     <w:p>
@@ -1251,28 +5497,208 @@
         <w:rPr>
           <w:b/>
         </w:rPr>
-        <w:t>Jika Anda masih dapat masuk:</w:t>
-      </w:r>
-      <w:r>
-        <w:t xml:space="preserve"> ganti sendiri kata sandi Anda. Ketuk tombol </w:t>
-      </w:r>
+        <w:t xml:space="preserve">Jika Anda </w:t>
+      </w:r>
+      <w:proofErr w:type="spellStart"/>
       <w:r>
         <w:rPr>
           <w:b/>
         </w:rPr>
+        <w:t>masih</w:t>
+      </w:r>
+      <w:proofErr w:type="spellEnd"/>
+      <w:r>
+        <w:rPr>
+          <w:b/>
+        </w:rPr>
+        <w:t xml:space="preserve"> </w:t>
+      </w:r>
+      <w:proofErr w:type="spellStart"/>
+      <w:r>
+        <w:rPr>
+          <w:b/>
+        </w:rPr>
+        <w:t>dapat</w:t>
+      </w:r>
+      <w:proofErr w:type="spellEnd"/>
+      <w:r>
+        <w:rPr>
+          <w:b/>
+        </w:rPr>
+        <w:t xml:space="preserve"> </w:t>
+      </w:r>
+      <w:proofErr w:type="spellStart"/>
+      <w:r>
+        <w:rPr>
+          <w:b/>
+        </w:rPr>
+        <w:t>masuk</w:t>
+      </w:r>
+      <w:proofErr w:type="spellEnd"/>
+      <w:r>
+        <w:rPr>
+          <w:b/>
+        </w:rPr>
+        <w:t>:</w:t>
+      </w:r>
+      <w:r>
+        <w:t xml:space="preserve"> </w:t>
+      </w:r>
+      <w:proofErr w:type="spellStart"/>
+      <w:r>
+        <w:t>ganti</w:t>
+      </w:r>
+      <w:proofErr w:type="spellEnd"/>
+      <w:r>
+        <w:t xml:space="preserve"> </w:t>
+      </w:r>
+      <w:proofErr w:type="spellStart"/>
+      <w:r>
+        <w:t>sendiri</w:t>
+      </w:r>
+      <w:proofErr w:type="spellEnd"/>
+      <w:r>
+        <w:t xml:space="preserve"> kata </w:t>
+      </w:r>
+      <w:proofErr w:type="spellStart"/>
+      <w:r>
+        <w:t>sandi</w:t>
+      </w:r>
+      <w:proofErr w:type="spellEnd"/>
+      <w:r>
+        <w:t xml:space="preserve"> Anda. </w:t>
+      </w:r>
+      <w:proofErr w:type="spellStart"/>
+      <w:r>
+        <w:t>Ketuk</w:t>
+      </w:r>
+      <w:proofErr w:type="spellEnd"/>
+      <w:r>
+        <w:t xml:space="preserve"> </w:t>
+      </w:r>
+      <w:proofErr w:type="spellStart"/>
+      <w:r>
+        <w:t>tombol</w:t>
+      </w:r>
+      <w:proofErr w:type="spellEnd"/>
+      <w:r>
+        <w:t xml:space="preserve"> </w:t>
+      </w:r>
+      <w:r>
+        <w:rPr>
+          <w:b/>
+        </w:rPr>
         <w:t>Sandi</w:t>
       </w:r>
       <w:r>
-        <w:t xml:space="preserve"> di bagian atas, ketik kata sandi baru sebanyak 2 kali, lalu ketuk </w:t>
-      </w:r>
+        <w:t xml:space="preserve"> di </w:t>
+      </w:r>
+      <w:proofErr w:type="spellStart"/>
+      <w:r>
+        <w:t>bagian</w:t>
+      </w:r>
+      <w:proofErr w:type="spellEnd"/>
+      <w:r>
+        <w:t xml:space="preserve"> </w:t>
+      </w:r>
+      <w:proofErr w:type="spellStart"/>
+      <w:r>
+        <w:t>atas</w:t>
+      </w:r>
+      <w:proofErr w:type="spellEnd"/>
+      <w:r>
+        <w:t xml:space="preserve">, </w:t>
+      </w:r>
+      <w:proofErr w:type="spellStart"/>
+      <w:r>
+        <w:t>ketik</w:t>
+      </w:r>
+      <w:proofErr w:type="spellEnd"/>
+      <w:r>
+        <w:t xml:space="preserve"> kata </w:t>
+      </w:r>
+      <w:proofErr w:type="spellStart"/>
+      <w:r>
+        <w:t>sandi</w:t>
+      </w:r>
+      <w:proofErr w:type="spellEnd"/>
+      <w:r>
+        <w:t xml:space="preserve"> </w:t>
+      </w:r>
+      <w:proofErr w:type="spellStart"/>
+      <w:r>
+        <w:t>baru</w:t>
+      </w:r>
+      <w:proofErr w:type="spellEnd"/>
+      <w:r>
+        <w:t xml:space="preserve"> </w:t>
+      </w:r>
+      <w:proofErr w:type="spellStart"/>
+      <w:r>
+        <w:t>sebanyak</w:t>
+      </w:r>
+      <w:proofErr w:type="spellEnd"/>
+      <w:r>
+        <w:t xml:space="preserve"> 2 kali, </w:t>
+      </w:r>
+      <w:proofErr w:type="spellStart"/>
+      <w:r>
+        <w:t>lalu</w:t>
+      </w:r>
+      <w:proofErr w:type="spellEnd"/>
+      <w:r>
+        <w:t xml:space="preserve"> </w:t>
+      </w:r>
+      <w:proofErr w:type="spellStart"/>
+      <w:r>
+        <w:t>ketuk</w:t>
+      </w:r>
+      <w:proofErr w:type="spellEnd"/>
+      <w:r>
+        <w:t xml:space="preserve"> </w:t>
+      </w:r>
+      <w:proofErr w:type="spellStart"/>
       <w:r>
         <w:rPr>
           <w:b/>
         </w:rPr>
         <w:t>Simpan</w:t>
       </w:r>
-      <w:r>
-        <w:t>. Kata sandi baru langsung berlaku.</w:t>
+      <w:proofErr w:type="spellEnd"/>
+      <w:r>
+        <w:t xml:space="preserve">. Kata </w:t>
+      </w:r>
+      <w:proofErr w:type="spellStart"/>
+      <w:r>
+        <w:t>sandi</w:t>
+      </w:r>
+      <w:proofErr w:type="spellEnd"/>
+      <w:r>
+        <w:t xml:space="preserve"> </w:t>
+      </w:r>
+      <w:proofErr w:type="spellStart"/>
+      <w:r>
+        <w:t>baru</w:t>
+      </w:r>
+      <w:proofErr w:type="spellEnd"/>
+      <w:r>
+        <w:t xml:space="preserve"> </w:t>
+      </w:r>
+      <w:proofErr w:type="spellStart"/>
+      <w:r>
+        <w:t>langsung</w:t>
+      </w:r>
+      <w:proofErr w:type="spellEnd"/>
+      <w:r>
+        <w:t xml:space="preserve"> </w:t>
+      </w:r>
+      <w:proofErr w:type="spellStart"/>
+      <w:r>
+        <w:t>berlaku</w:t>
+      </w:r>
+      <w:proofErr w:type="spellEnd"/>
+      <w:r>
+        <w:t>.</w:t>
       </w:r>
     </w:p>
     <w:p>
@@ -1286,34 +5712,733 @@
         <w:rPr>
           <w:b/>
         </w:rPr>
-        <w:t>Jika Anda sama sekali tidak dapat masuk (lupa total):</w:t>
-      </w:r>
-      <w:r>
-        <w:t xml:space="preserve"> hubungi gudang melalui WhatsApp atau telepon. Gudang akan mengatur ulang kata sandi Anda, lalu memberitahukan kata sandi yang baru kepada Anda. Hal ini juga tertulis pada formulir masuk: "Lupa password? Hubungi gudang via WA/telepon — reset via Kelola Akun."</w:t>
+        <w:t xml:space="preserve">Jika Anda </w:t>
+      </w:r>
+      <w:proofErr w:type="spellStart"/>
+      <w:r>
+        <w:rPr>
+          <w:b/>
+        </w:rPr>
+        <w:t>sama</w:t>
+      </w:r>
+      <w:proofErr w:type="spellEnd"/>
+      <w:r>
+        <w:rPr>
+          <w:b/>
+        </w:rPr>
+        <w:t xml:space="preserve"> </w:t>
+      </w:r>
+      <w:proofErr w:type="spellStart"/>
+      <w:r>
+        <w:rPr>
+          <w:b/>
+        </w:rPr>
+        <w:t>sekali</w:t>
+      </w:r>
+      <w:proofErr w:type="spellEnd"/>
+      <w:r>
+        <w:rPr>
+          <w:b/>
+        </w:rPr>
+        <w:t xml:space="preserve"> </w:t>
+      </w:r>
+      <w:proofErr w:type="spellStart"/>
+      <w:r>
+        <w:rPr>
+          <w:b/>
+        </w:rPr>
+        <w:t>tidak</w:t>
+      </w:r>
+      <w:proofErr w:type="spellEnd"/>
+      <w:r>
+        <w:rPr>
+          <w:b/>
+        </w:rPr>
+        <w:t xml:space="preserve"> </w:t>
+      </w:r>
+      <w:proofErr w:type="spellStart"/>
+      <w:r>
+        <w:rPr>
+          <w:b/>
+        </w:rPr>
+        <w:t>dapat</w:t>
+      </w:r>
+      <w:proofErr w:type="spellEnd"/>
+      <w:r>
+        <w:rPr>
+          <w:b/>
+        </w:rPr>
+        <w:t xml:space="preserve"> </w:t>
+      </w:r>
+      <w:proofErr w:type="spellStart"/>
+      <w:r>
+        <w:rPr>
+          <w:b/>
+        </w:rPr>
+        <w:t>masuk</w:t>
+      </w:r>
+      <w:proofErr w:type="spellEnd"/>
+      <w:r>
+        <w:rPr>
+          <w:b/>
+        </w:rPr>
+        <w:t xml:space="preserve"> (</w:t>
+      </w:r>
+      <w:proofErr w:type="spellStart"/>
+      <w:r>
+        <w:rPr>
+          <w:b/>
+        </w:rPr>
+        <w:t>lupa</w:t>
+      </w:r>
+      <w:proofErr w:type="spellEnd"/>
+      <w:r>
+        <w:rPr>
+          <w:b/>
+        </w:rPr>
+        <w:t xml:space="preserve"> total):</w:t>
+      </w:r>
+      <w:r>
+        <w:t xml:space="preserve"> </w:t>
+      </w:r>
+      <w:proofErr w:type="spellStart"/>
+      <w:r>
+        <w:t>hubungi</w:t>
+      </w:r>
+      <w:proofErr w:type="spellEnd"/>
+      <w:r>
+        <w:t xml:space="preserve"> </w:t>
+      </w:r>
+      <w:proofErr w:type="spellStart"/>
+      <w:r>
+        <w:t>gudang</w:t>
+      </w:r>
+      <w:proofErr w:type="spellEnd"/>
+      <w:r>
+        <w:t xml:space="preserve"> </w:t>
+      </w:r>
+      <w:proofErr w:type="spellStart"/>
+      <w:r>
+        <w:t>melalui</w:t>
+      </w:r>
+      <w:proofErr w:type="spellEnd"/>
+      <w:r>
+        <w:t xml:space="preserve"> WhatsApp </w:t>
+      </w:r>
+      <w:proofErr w:type="spellStart"/>
+      <w:r>
+        <w:t>atau</w:t>
+      </w:r>
+      <w:proofErr w:type="spellEnd"/>
+      <w:r>
+        <w:t xml:space="preserve"> </w:t>
+      </w:r>
+      <w:proofErr w:type="spellStart"/>
+      <w:r>
+        <w:t>telepon</w:t>
+      </w:r>
+      <w:proofErr w:type="spellEnd"/>
+      <w:r>
+        <w:t xml:space="preserve">. Gudang </w:t>
+      </w:r>
+      <w:proofErr w:type="spellStart"/>
+      <w:r>
+        <w:t>akan</w:t>
+      </w:r>
+      <w:proofErr w:type="spellEnd"/>
+      <w:r>
+        <w:t xml:space="preserve"> </w:t>
+      </w:r>
+      <w:proofErr w:type="spellStart"/>
+      <w:r>
+        <w:t>mengatur</w:t>
+      </w:r>
+      <w:proofErr w:type="spellEnd"/>
+      <w:r>
+        <w:t xml:space="preserve"> </w:t>
+      </w:r>
+      <w:proofErr w:type="spellStart"/>
+      <w:r>
+        <w:t>ulang</w:t>
+      </w:r>
+      <w:proofErr w:type="spellEnd"/>
+      <w:r>
+        <w:t xml:space="preserve"> kata </w:t>
+      </w:r>
+      <w:proofErr w:type="spellStart"/>
+      <w:r>
+        <w:t>sandi</w:t>
+      </w:r>
+      <w:proofErr w:type="spellEnd"/>
+      <w:r>
+        <w:t xml:space="preserve"> Anda, </w:t>
+      </w:r>
+      <w:proofErr w:type="spellStart"/>
+      <w:r>
+        <w:t>lalu</w:t>
+      </w:r>
+      <w:proofErr w:type="spellEnd"/>
+      <w:r>
+        <w:t xml:space="preserve"> </w:t>
+      </w:r>
+      <w:proofErr w:type="spellStart"/>
+      <w:r>
+        <w:t>memberitahukan</w:t>
+      </w:r>
+      <w:proofErr w:type="spellEnd"/>
+      <w:r>
+        <w:t xml:space="preserve"> kata </w:t>
+      </w:r>
+      <w:proofErr w:type="spellStart"/>
+      <w:r>
+        <w:t>sandi</w:t>
+      </w:r>
+      <w:proofErr w:type="spellEnd"/>
+      <w:r>
+        <w:t xml:space="preserve"> yang </w:t>
+      </w:r>
+      <w:proofErr w:type="spellStart"/>
+      <w:r>
+        <w:t>baru</w:t>
+      </w:r>
+      <w:proofErr w:type="spellEnd"/>
+      <w:r>
+        <w:t xml:space="preserve"> </w:t>
+      </w:r>
+      <w:proofErr w:type="spellStart"/>
+      <w:r>
+        <w:t>kepada</w:t>
+      </w:r>
+      <w:proofErr w:type="spellEnd"/>
+      <w:r>
+        <w:t xml:space="preserve"> Anda. Hal </w:t>
+      </w:r>
+      <w:proofErr w:type="spellStart"/>
+      <w:r>
+        <w:t>ini</w:t>
+      </w:r>
+      <w:proofErr w:type="spellEnd"/>
+      <w:r>
+        <w:t xml:space="preserve"> juga </w:t>
+      </w:r>
+      <w:proofErr w:type="spellStart"/>
+      <w:r>
+        <w:t>tertulis</w:t>
+      </w:r>
+      <w:proofErr w:type="spellEnd"/>
+      <w:r>
+        <w:t xml:space="preserve"> pada </w:t>
+      </w:r>
+      <w:proofErr w:type="spellStart"/>
+      <w:r>
+        <w:t>formulir</w:t>
+      </w:r>
+      <w:proofErr w:type="spellEnd"/>
+      <w:r>
+        <w:t xml:space="preserve"> </w:t>
+      </w:r>
+      <w:proofErr w:type="spellStart"/>
+      <w:r>
+        <w:t>masuk</w:t>
+      </w:r>
+      <w:proofErr w:type="spellEnd"/>
+      <w:r>
+        <w:t xml:space="preserve">: "Lupa password? </w:t>
+      </w:r>
+      <w:proofErr w:type="spellStart"/>
+      <w:r>
+        <w:t>Hubungi</w:t>
+      </w:r>
+      <w:proofErr w:type="spellEnd"/>
+      <w:r>
+        <w:t xml:space="preserve"> </w:t>
+      </w:r>
+      <w:proofErr w:type="spellStart"/>
+      <w:r>
+        <w:t>gudang</w:t>
+      </w:r>
+      <w:proofErr w:type="spellEnd"/>
+      <w:r>
+        <w:t xml:space="preserve"> via WA/</w:t>
+      </w:r>
+      <w:proofErr w:type="spellStart"/>
+      <w:r>
+        <w:t>telepon</w:t>
+      </w:r>
+      <w:proofErr w:type="spellEnd"/>
+      <w:r>
+        <w:t xml:space="preserve"> — reset via Kelola Akun."</w:t>
       </w:r>
     </w:p>
     <w:p>
       <w:pPr>
         <w:pStyle w:val="ListBullet"/>
       </w:pPr>
-      <w:r>
-        <w:t>Pesan kesalahan berwarna merah yang muncul akan sama, baik ketika username salah maupun ketika kata sandi salah. Hal ini disengaja demi keamanan, agar akun tidak dapat ditebak. Apabila salah memasukkan data sebanyak 10 kali dalam satu menit, Anda tidak dapat mencoba lagi untuk sementara waktu.</w:t>
+      <w:proofErr w:type="spellStart"/>
+      <w:r>
+        <w:t>Pesan</w:t>
+      </w:r>
+      <w:proofErr w:type="spellEnd"/>
+      <w:r>
+        <w:t xml:space="preserve"> </w:t>
+      </w:r>
+      <w:proofErr w:type="spellStart"/>
+      <w:r>
+        <w:t>kesalahan</w:t>
+      </w:r>
+      <w:proofErr w:type="spellEnd"/>
+      <w:r>
+        <w:t xml:space="preserve"> </w:t>
+      </w:r>
+      <w:proofErr w:type="spellStart"/>
+      <w:r>
+        <w:t>berwarna</w:t>
+      </w:r>
+      <w:proofErr w:type="spellEnd"/>
+      <w:r>
+        <w:t xml:space="preserve"> </w:t>
+      </w:r>
+      <w:proofErr w:type="spellStart"/>
+      <w:r>
+        <w:t>merah</w:t>
+      </w:r>
+      <w:proofErr w:type="spellEnd"/>
+      <w:r>
+        <w:t xml:space="preserve"> yang </w:t>
+      </w:r>
+      <w:proofErr w:type="spellStart"/>
+      <w:r>
+        <w:t>muncul</w:t>
+      </w:r>
+      <w:proofErr w:type="spellEnd"/>
+      <w:r>
+        <w:t xml:space="preserve"> </w:t>
+      </w:r>
+      <w:proofErr w:type="spellStart"/>
+      <w:r>
+        <w:t>akan</w:t>
+      </w:r>
+      <w:proofErr w:type="spellEnd"/>
+      <w:r>
+        <w:t xml:space="preserve"> </w:t>
+      </w:r>
+      <w:proofErr w:type="spellStart"/>
+      <w:r>
+        <w:t>sama</w:t>
+      </w:r>
+      <w:proofErr w:type="spellEnd"/>
+      <w:r>
+        <w:t xml:space="preserve">, </w:t>
+      </w:r>
+      <w:proofErr w:type="spellStart"/>
+      <w:r>
+        <w:t>baik</w:t>
+      </w:r>
+      <w:proofErr w:type="spellEnd"/>
+      <w:r>
+        <w:t xml:space="preserve"> </w:t>
+      </w:r>
+      <w:proofErr w:type="spellStart"/>
+      <w:r>
+        <w:t>ketika</w:t>
+      </w:r>
+      <w:proofErr w:type="spellEnd"/>
+      <w:r>
+        <w:t xml:space="preserve"> username salah </w:t>
+      </w:r>
+      <w:proofErr w:type="spellStart"/>
+      <w:r>
+        <w:t>maupun</w:t>
+      </w:r>
+      <w:proofErr w:type="spellEnd"/>
+      <w:r>
+        <w:t xml:space="preserve"> </w:t>
+      </w:r>
+      <w:proofErr w:type="spellStart"/>
+      <w:r>
+        <w:t>ketika</w:t>
+      </w:r>
+      <w:proofErr w:type="spellEnd"/>
+      <w:r>
+        <w:t xml:space="preserve"> kata </w:t>
+      </w:r>
+      <w:proofErr w:type="spellStart"/>
+      <w:r>
+        <w:t>sandi</w:t>
+      </w:r>
+      <w:proofErr w:type="spellEnd"/>
+      <w:r>
+        <w:t xml:space="preserve"> salah. Hal </w:t>
+      </w:r>
+      <w:proofErr w:type="spellStart"/>
+      <w:r>
+        <w:t>ini</w:t>
+      </w:r>
+      <w:proofErr w:type="spellEnd"/>
+      <w:r>
+        <w:t xml:space="preserve"> </w:t>
+      </w:r>
+      <w:proofErr w:type="spellStart"/>
+      <w:r>
+        <w:t>disengaja</w:t>
+      </w:r>
+      <w:proofErr w:type="spellEnd"/>
+      <w:r>
+        <w:t xml:space="preserve"> demi </w:t>
+      </w:r>
+      <w:proofErr w:type="spellStart"/>
+      <w:r>
+        <w:t>keamanan</w:t>
+      </w:r>
+      <w:proofErr w:type="spellEnd"/>
+      <w:r>
+        <w:t xml:space="preserve">, agar </w:t>
+      </w:r>
+      <w:proofErr w:type="spellStart"/>
+      <w:r>
+        <w:t>akun</w:t>
+      </w:r>
+      <w:proofErr w:type="spellEnd"/>
+      <w:r>
+        <w:t xml:space="preserve"> </w:t>
+      </w:r>
+      <w:proofErr w:type="spellStart"/>
+      <w:r>
+        <w:t>tidak</w:t>
+      </w:r>
+      <w:proofErr w:type="spellEnd"/>
+      <w:r>
+        <w:t xml:space="preserve"> </w:t>
+      </w:r>
+      <w:proofErr w:type="spellStart"/>
+      <w:r>
+        <w:t>dapat</w:t>
+      </w:r>
+      <w:proofErr w:type="spellEnd"/>
+      <w:r>
+        <w:t xml:space="preserve"> </w:t>
+      </w:r>
+      <w:proofErr w:type="spellStart"/>
+      <w:r>
+        <w:t>ditebak</w:t>
+      </w:r>
+      <w:proofErr w:type="spellEnd"/>
+      <w:r>
+        <w:t xml:space="preserve">. </w:t>
+      </w:r>
+      <w:proofErr w:type="spellStart"/>
+      <w:r>
+        <w:t>Apabila</w:t>
+      </w:r>
+      <w:proofErr w:type="spellEnd"/>
+      <w:r>
+        <w:t xml:space="preserve"> salah </w:t>
+      </w:r>
+      <w:proofErr w:type="spellStart"/>
+      <w:r>
+        <w:t>memasukkan</w:t>
+      </w:r>
+      <w:proofErr w:type="spellEnd"/>
+      <w:r>
+        <w:t xml:space="preserve"> data </w:t>
+      </w:r>
+      <w:proofErr w:type="spellStart"/>
+      <w:r>
+        <w:t>sebanyak</w:t>
+      </w:r>
+      <w:proofErr w:type="spellEnd"/>
+      <w:r>
+        <w:t xml:space="preserve"> 10 kali </w:t>
+      </w:r>
+      <w:proofErr w:type="spellStart"/>
+      <w:r>
+        <w:t>dalam</w:t>
+      </w:r>
+      <w:proofErr w:type="spellEnd"/>
+      <w:r>
+        <w:t xml:space="preserve"> </w:t>
+      </w:r>
+      <w:proofErr w:type="spellStart"/>
+      <w:r>
+        <w:t>satu</w:t>
+      </w:r>
+      <w:proofErr w:type="spellEnd"/>
+      <w:r>
+        <w:t xml:space="preserve"> </w:t>
+      </w:r>
+      <w:proofErr w:type="spellStart"/>
+      <w:r>
+        <w:t>menit</w:t>
+      </w:r>
+      <w:proofErr w:type="spellEnd"/>
+      <w:r>
+        <w:t xml:space="preserve">, Anda </w:t>
+      </w:r>
+      <w:proofErr w:type="spellStart"/>
+      <w:r>
+        <w:t>tidak</w:t>
+      </w:r>
+      <w:proofErr w:type="spellEnd"/>
+      <w:r>
+        <w:t xml:space="preserve"> </w:t>
+      </w:r>
+      <w:proofErr w:type="spellStart"/>
+      <w:r>
+        <w:t>dapat</w:t>
+      </w:r>
+      <w:proofErr w:type="spellEnd"/>
+      <w:r>
+        <w:t xml:space="preserve"> </w:t>
+      </w:r>
+      <w:proofErr w:type="spellStart"/>
+      <w:r>
+        <w:t>mencoba</w:t>
+      </w:r>
+      <w:proofErr w:type="spellEnd"/>
+      <w:r>
+        <w:t xml:space="preserve"> </w:t>
+      </w:r>
+      <w:proofErr w:type="spellStart"/>
+      <w:r>
+        <w:t>lagi</w:t>
+      </w:r>
+      <w:proofErr w:type="spellEnd"/>
+      <w:r>
+        <w:t xml:space="preserve"> </w:t>
+      </w:r>
+      <w:proofErr w:type="spellStart"/>
+      <w:r>
+        <w:t>untuk</w:t>
+      </w:r>
+      <w:proofErr w:type="spellEnd"/>
+      <w:r>
+        <w:t xml:space="preserve"> </w:t>
+      </w:r>
+      <w:proofErr w:type="spellStart"/>
+      <w:r>
+        <w:t>sementara</w:t>
+      </w:r>
+      <w:proofErr w:type="spellEnd"/>
+      <w:r>
+        <w:t xml:space="preserve"> </w:t>
+      </w:r>
+      <w:proofErr w:type="spellStart"/>
+      <w:r>
+        <w:t>waktu</w:t>
+      </w:r>
+      <w:proofErr w:type="spellEnd"/>
+      <w:r>
+        <w:t>.</w:t>
       </w:r>
     </w:p>
     <w:p>
       <w:pPr>
         <w:pStyle w:val="ListBullet"/>
       </w:pPr>
-      <w:r>
-        <w:t>Apabila tautan dibuka tanpa masuk terlebih dahulu, hanya formulir masuk yang akan tampil, dan daftar barang tidak terlihat.</w:t>
+      <w:proofErr w:type="spellStart"/>
+      <w:r>
+        <w:t>Apabila</w:t>
+      </w:r>
+      <w:proofErr w:type="spellEnd"/>
+      <w:r>
+        <w:t xml:space="preserve"> </w:t>
+      </w:r>
+      <w:proofErr w:type="spellStart"/>
+      <w:r>
+        <w:t>tautan</w:t>
+      </w:r>
+      <w:proofErr w:type="spellEnd"/>
+      <w:r>
+        <w:t xml:space="preserve"> </w:t>
+      </w:r>
+      <w:proofErr w:type="spellStart"/>
+      <w:r>
+        <w:t>dibuka</w:t>
+      </w:r>
+      <w:proofErr w:type="spellEnd"/>
+      <w:r>
+        <w:t xml:space="preserve"> </w:t>
+      </w:r>
+      <w:proofErr w:type="spellStart"/>
+      <w:r>
+        <w:t>tanpa</w:t>
+      </w:r>
+      <w:proofErr w:type="spellEnd"/>
+      <w:r>
+        <w:t xml:space="preserve"> </w:t>
+      </w:r>
+      <w:proofErr w:type="spellStart"/>
+      <w:r>
+        <w:t>masuk</w:t>
+      </w:r>
+      <w:proofErr w:type="spellEnd"/>
+      <w:r>
+        <w:t xml:space="preserve"> </w:t>
+      </w:r>
+      <w:proofErr w:type="spellStart"/>
+      <w:r>
+        <w:t>terlebih</w:t>
+      </w:r>
+      <w:proofErr w:type="spellEnd"/>
+      <w:r>
+        <w:t xml:space="preserve"> </w:t>
+      </w:r>
+      <w:proofErr w:type="spellStart"/>
+      <w:r>
+        <w:t>dahulu</w:t>
+      </w:r>
+      <w:proofErr w:type="spellEnd"/>
+      <w:r>
+        <w:t xml:space="preserve">, </w:t>
+      </w:r>
+      <w:proofErr w:type="spellStart"/>
+      <w:r>
+        <w:t>hanya</w:t>
+      </w:r>
+      <w:proofErr w:type="spellEnd"/>
+      <w:r>
+        <w:t xml:space="preserve"> </w:t>
+      </w:r>
+      <w:proofErr w:type="spellStart"/>
+      <w:r>
+        <w:t>formulir</w:t>
+      </w:r>
+      <w:proofErr w:type="spellEnd"/>
+      <w:r>
+        <w:t xml:space="preserve"> </w:t>
+      </w:r>
+      <w:proofErr w:type="spellStart"/>
+      <w:r>
+        <w:t>masuk</w:t>
+      </w:r>
+      <w:proofErr w:type="spellEnd"/>
+      <w:r>
+        <w:t xml:space="preserve"> yang </w:t>
+      </w:r>
+      <w:proofErr w:type="spellStart"/>
+      <w:r>
+        <w:t>akan</w:t>
+      </w:r>
+      <w:proofErr w:type="spellEnd"/>
+      <w:r>
+        <w:t xml:space="preserve"> </w:t>
+      </w:r>
+      <w:proofErr w:type="spellStart"/>
+      <w:r>
+        <w:t>tampil</w:t>
+      </w:r>
+      <w:proofErr w:type="spellEnd"/>
+      <w:r>
+        <w:t xml:space="preserve">, dan daftar </w:t>
+      </w:r>
+      <w:proofErr w:type="spellStart"/>
+      <w:r>
+        <w:t>barang</w:t>
+      </w:r>
+      <w:proofErr w:type="spellEnd"/>
+      <w:r>
+        <w:t xml:space="preserve"> </w:t>
+      </w:r>
+      <w:proofErr w:type="spellStart"/>
+      <w:r>
+        <w:t>tidak</w:t>
+      </w:r>
+      <w:proofErr w:type="spellEnd"/>
+      <w:r>
+        <w:t xml:space="preserve"> </w:t>
+      </w:r>
+      <w:proofErr w:type="spellStart"/>
+      <w:r>
+        <w:t>terlihat</w:t>
+      </w:r>
+      <w:proofErr w:type="spellEnd"/>
+      <w:r>
+        <w:t>.</w:t>
       </w:r>
     </w:p>
     <w:p>
       <w:pPr>
         <w:pStyle w:val="ListBullet"/>
       </w:pPr>
-      <w:r>
-        <w:t>Setiap tab atau browser baru mengharuskan Anda masuk kembali. Hal ini normal dan bukan merupakan kesalahan.</w:t>
+      <w:proofErr w:type="spellStart"/>
+      <w:r>
+        <w:t>Setiap</w:t>
+      </w:r>
+      <w:proofErr w:type="spellEnd"/>
+      <w:r>
+        <w:t xml:space="preserve"> tab </w:t>
+      </w:r>
+      <w:proofErr w:type="spellStart"/>
+      <w:r>
+        <w:t>atau</w:t>
+      </w:r>
+      <w:proofErr w:type="spellEnd"/>
+      <w:r>
+        <w:t xml:space="preserve"> browser </w:t>
+      </w:r>
+      <w:proofErr w:type="spellStart"/>
+      <w:r>
+        <w:t>baru</w:t>
+      </w:r>
+      <w:proofErr w:type="spellEnd"/>
+      <w:r>
+        <w:t xml:space="preserve"> </w:t>
+      </w:r>
+      <w:proofErr w:type="spellStart"/>
+      <w:r>
+        <w:t>mengharuskan</w:t>
+      </w:r>
+      <w:proofErr w:type="spellEnd"/>
+      <w:r>
+        <w:t xml:space="preserve"> Anda </w:t>
+      </w:r>
+      <w:proofErr w:type="spellStart"/>
+      <w:r>
+        <w:t>masuk</w:t>
+      </w:r>
+      <w:proofErr w:type="spellEnd"/>
+      <w:r>
+        <w:t xml:space="preserve"> </w:t>
+      </w:r>
+      <w:proofErr w:type="spellStart"/>
+      <w:r>
+        <w:t>kembali</w:t>
+      </w:r>
+      <w:proofErr w:type="spellEnd"/>
+      <w:r>
+        <w:t xml:space="preserve">. Hal </w:t>
+      </w:r>
+      <w:proofErr w:type="spellStart"/>
+      <w:r>
+        <w:t>ini</w:t>
+      </w:r>
+      <w:proofErr w:type="spellEnd"/>
+      <w:r>
+        <w:t xml:space="preserve"> normal dan </w:t>
+      </w:r>
+      <w:proofErr w:type="spellStart"/>
+      <w:r>
+        <w:t>bukan</w:t>
+      </w:r>
+      <w:proofErr w:type="spellEnd"/>
+      <w:r>
+        <w:t xml:space="preserve"> </w:t>
+      </w:r>
+      <w:proofErr w:type="spellStart"/>
+      <w:r>
+        <w:t>merupakan</w:t>
+      </w:r>
+      <w:proofErr w:type="spellEnd"/>
+      <w:r>
+        <w:t xml:space="preserve"> </w:t>
+      </w:r>
+      <w:proofErr w:type="spellStart"/>
+      <w:r>
+        <w:t>kesalahan</w:t>
+      </w:r>
+      <w:proofErr w:type="spellEnd"/>
+      <w:r>
+        <w:t>.</w:t>
       </w:r>
     </w:p>
     <w:sectPr>
